--- a/DESARROLLO_WEB_SERVER/RESUMENES/TEMA 02 RESUMEN.docx
+++ b/DESARROLLO_WEB_SERVER/RESUMENES/TEMA 02 RESUMEN.docx
@@ -4,7 +4,7 @@
   <w:body>
     <w:p>
       <w:pPr>
-        <w:pStyle w:val="Ttulo"/>
+        <w:pStyle w:val="Title"/>
         <w:spacing w:before="240" w:after="240"/>
         <w:jc w:val="both"/>
         <w:rPr>
@@ -20,7 +20,7 @@
     </w:p>
     <w:p>
       <w:pPr>
-        <w:pStyle w:val="Ttulo1"/>
+        <w:pStyle w:val="Heading1"/>
         <w:spacing w:after="240"/>
         <w:jc w:val="both"/>
         <w:rPr>
@@ -36,6 +36,52 @@
     </w:p>
     <w:p>
       <w:pPr>
+        <w:rPr>
+          <w:lang w:val="es-ES_tradnl"/>
+        </w:rPr>
+      </w:pPr>
+      <w:r>
+        <w:rPr>
+          <w:b/>
+          <w:bCs/>
+          <w:lang w:val="es-ES_tradnl"/>
+        </w:rPr>
+        <w:t xml:space="preserve">Repositorio </w:t>
+      </w:r>
+      <w:proofErr w:type="spellStart"/>
+      <w:r>
+        <w:rPr>
+          <w:b/>
+          <w:bCs/>
+          <w:lang w:val="es-ES_tradnl"/>
+        </w:rPr>
+        <w:t>github</w:t>
+      </w:r>
+      <w:proofErr w:type="spellEnd"/>
+      <w:r>
+        <w:rPr>
+          <w:lang w:val="es-ES_tradnl"/>
+        </w:rPr>
+        <w:t xml:space="preserve">: </w:t>
+      </w:r>
+      <w:hyperlink r:id="rId7" w:history="1">
+        <w:r>
+          <w:rPr>
+            <w:rStyle w:val="Hyperlink"/>
+            <w:lang w:val="es-ES_tradnl"/>
+          </w:rPr>
+          <w:t>https://github.com/DAWD-DWES</w:t>
+        </w:r>
+      </w:hyperlink>
+      <w:r>
+        <w:rPr>
+          <w:lang w:val="es-ES_tradnl"/>
+        </w:rPr>
+        <w:t xml:space="preserve"> </w:t>
+      </w:r>
+    </w:p>
+    <w:p>
+      <w:pPr>
         <w:spacing w:before="240" w:after="240"/>
         <w:jc w:val="both"/>
         <w:rPr>
@@ -57,6 +103,7 @@
           <w:lang w:val="es-ES_tradnl"/>
         </w:rPr>
       </w:pPr>
+      <w:proofErr w:type="gramStart"/>
       <w:r>
         <w:rPr>
           <w:lang w:val="es-ES_tradnl"/>
@@ -64,6 +111,7 @@
         <w:t>Los delimitadores "&lt;?</w:t>
       </w:r>
       <w:proofErr w:type="spellStart"/>
+      <w:proofErr w:type="gramEnd"/>
       <w:r>
         <w:rPr>
           <w:lang w:val="es-ES_tradnl"/>
@@ -89,7 +137,35 @@
         <w:rPr>
           <w:lang w:val="es-ES_tradnl"/>
         </w:rPr>
-        <w:t>&gt;" o "&lt;?= y ?&gt;".</w:t>
+        <w:t>&gt;" o "</w:t>
+      </w:r>
+      <w:proofErr w:type="gramStart"/>
+      <w:r>
+        <w:rPr>
+          <w:lang w:val="es-ES_tradnl"/>
+        </w:rPr>
+        <w:t>&lt;?=</w:t>
+      </w:r>
+      <w:proofErr w:type="gramEnd"/>
+      <w:r>
+        <w:rPr>
+          <w:lang w:val="es-ES_tradnl"/>
+        </w:rPr>
+        <w:t xml:space="preserve"> </w:t>
+      </w:r>
+      <w:proofErr w:type="gramStart"/>
+      <w:r>
+        <w:rPr>
+          <w:lang w:val="es-ES_tradnl"/>
+        </w:rPr>
+        <w:t>y ?</w:t>
+      </w:r>
+      <w:proofErr w:type="gramEnd"/>
+      <w:r>
+        <w:rPr>
+          <w:lang w:val="es-ES_tradnl"/>
+        </w:rPr>
+        <w:t>&gt;".</w:t>
       </w:r>
     </w:p>
     <w:p>
@@ -124,7 +200,7 @@
     </w:p>
     <w:tbl>
       <w:tblPr>
-        <w:tblStyle w:val="Tablaconcuadrcula"/>
+        <w:tblStyle w:val="TableGrid"/>
         <w:tblW w:w="0" w:type="auto"/>
         <w:tblLook w:val="04A0" w:firstRow="1" w:lastRow="0" w:firstColumn="1" w:lastColumn="0" w:noHBand="0" w:noVBand="1"/>
       </w:tblPr>
@@ -413,7 +489,7 @@
     </w:p>
     <w:p>
       <w:pPr>
-        <w:pStyle w:val="Prrafodelista"/>
+        <w:pStyle w:val="ListParagraph"/>
         <w:numPr>
           <w:ilvl w:val="0"/>
           <w:numId w:val="29"/>
@@ -447,7 +523,7 @@
     </w:p>
     <w:p>
       <w:pPr>
-        <w:pStyle w:val="Prrafodelista"/>
+        <w:pStyle w:val="ListParagraph"/>
         <w:numPr>
           <w:ilvl w:val="0"/>
           <w:numId w:val="29"/>
@@ -481,7 +557,7 @@
     </w:p>
     <w:p>
       <w:pPr>
-        <w:pStyle w:val="Ttulo2"/>
+        <w:pStyle w:val="Heading2"/>
         <w:spacing w:before="240" w:after="240"/>
         <w:jc w:val="both"/>
         <w:rPr>
@@ -570,6 +646,7 @@
         </w:rPr>
         <w:t xml:space="preserve"> </w:t>
       </w:r>
+      <w:proofErr w:type="gramStart"/>
       <w:r>
         <w:rPr>
           <w:lang w:val="es-ES_tradnl"/>
@@ -582,7 +659,16 @@
           <w:bCs/>
           <w:lang w:val="es-ES_tradnl"/>
         </w:rPr>
-        <w:t>?&gt;</w:t>
+        <w:t>?</w:t>
+      </w:r>
+      <w:proofErr w:type="gramEnd"/>
+      <w:r>
+        <w:rPr>
+          <w:b/>
+          <w:bCs/>
+          <w:lang w:val="es-ES_tradnl"/>
+        </w:rPr>
+        <w:t>&gt;</w:t>
       </w:r>
       <w:r>
         <w:rPr>
@@ -593,7 +679,7 @@
     </w:p>
     <w:tbl>
       <w:tblPr>
-        <w:tblStyle w:val="Tablaconcuadrcula"/>
+        <w:tblStyle w:val="TableGrid"/>
         <w:tblW w:w="0" w:type="auto"/>
         <w:tblLook w:val="04A0" w:firstRow="1" w:lastRow="0" w:firstColumn="1" w:lastColumn="0" w:noHBand="0" w:noVBand="1"/>
       </w:tblPr>
@@ -642,16 +728,36 @@
                 <w:szCs w:val="18"/>
                 <w:lang w:val="es-ES_tradnl"/>
               </w:rPr>
-              <w:t xml:space="preserve">"La edad es $edad" </w:t>
-            </w:r>
-            <w:r>
-              <w:rPr>
-                <w:color w:val="A3A3A0"/>
-                <w:sz w:val="18"/>
-                <w:szCs w:val="18"/>
-                <w:lang w:val="es-ES_tradnl"/>
-              </w:rPr>
-              <w:t>?&gt;</w:t>
+              <w:t>"La edad es $edad</w:t>
+            </w:r>
+            <w:proofErr w:type="gramStart"/>
+            <w:r>
+              <w:rPr>
+                <w:color w:val="678E1B"/>
+                <w:sz w:val="18"/>
+                <w:szCs w:val="18"/>
+                <w:lang w:val="es-ES_tradnl"/>
+              </w:rPr>
+              <w:t xml:space="preserve">" </w:t>
+            </w:r>
+            <w:r>
+              <w:rPr>
+                <w:color w:val="A3A3A0"/>
+                <w:sz w:val="18"/>
+                <w:szCs w:val="18"/>
+                <w:lang w:val="es-ES_tradnl"/>
+              </w:rPr>
+              <w:t>?</w:t>
+            </w:r>
+            <w:proofErr w:type="gramEnd"/>
+            <w:r>
+              <w:rPr>
+                <w:color w:val="A3A3A0"/>
+                <w:sz w:val="18"/>
+                <w:szCs w:val="18"/>
+                <w:lang w:val="es-ES_tradnl"/>
+              </w:rPr>
+              <w:t>&gt;</w:t>
             </w:r>
           </w:p>
           <w:p>
@@ -811,7 +917,7 @@
     </w:p>
     <w:tbl>
       <w:tblPr>
-        <w:tblStyle w:val="Tablaconcuadrcula"/>
+        <w:tblStyle w:val="TableGrid"/>
         <w:tblW w:w="0" w:type="auto"/>
         <w:tblLook w:val="04A0" w:firstRow="1" w:lastRow="0" w:firstColumn="1" w:lastColumn="0" w:noHBand="0" w:noVBand="1"/>
       </w:tblPr>
@@ -983,6 +1089,7 @@
           <w:bCs/>
           <w:lang w:val="es-ES_tradnl"/>
         </w:rPr>
+        <w:lastRenderedPageBreak/>
         <w:t>prinft</w:t>
       </w:r>
       <w:proofErr w:type="spellEnd"/>
@@ -1004,14 +1111,21 @@
         <w:rPr>
           <w:lang w:val="es-ES_tradnl"/>
         </w:rPr>
-        <w:t xml:space="preserve"> con formato) es otra opción para generar una salida desde PHP. Puede recibir varios parámetros, el primero de los cuales es siempre una cadena de texto que indica el formato que se ha de aplicar. Esa </w:t>
-      </w:r>
-      <w:r>
-        <w:rPr>
-          <w:lang w:val="es-ES_tradnl"/>
-        </w:rPr>
-        <w:lastRenderedPageBreak/>
-        <w:t xml:space="preserve">cadena debe contener un </w:t>
+        <w:t xml:space="preserve"> con formato) es </w:t>
+      </w:r>
+      <w:r>
+        <w:rPr>
+          <w:b/>
+          <w:bCs/>
+          <w:lang w:val="es-ES_tradnl"/>
+        </w:rPr>
+        <w:t>otra</w:t>
+      </w:r>
+      <w:r>
+        <w:rPr>
+          <w:lang w:val="es-ES_tradnl"/>
+        </w:rPr>
+        <w:t xml:space="preserve"> opción para generar una salida desde PHP. Puede recibir varios parámetros, el primero de los cuales es siempre una cadena de texto que indica el formato que se ha de aplicar. Esa cadena debe contener un </w:t>
       </w:r>
       <w:r>
         <w:rPr>
@@ -1058,7 +1172,7 @@
     </w:p>
     <w:tbl>
       <w:tblPr>
-        <w:tblStyle w:val="Tablaconcuadrcula"/>
+        <w:tblStyle w:val="TableGrid"/>
         <w:tblW w:w="0" w:type="auto"/>
         <w:tblLook w:val="04A0" w:firstRow="1" w:lastRow="0" w:firstColumn="1" w:lastColumn="0" w:noHBand="0" w:noVBand="1"/>
       </w:tblPr>
@@ -1127,27 +1241,7 @@
                 <w:szCs w:val="18"/>
                 <w:lang w:val="es-ES_tradnl"/>
               </w:rPr>
-              <w:t>"</w:t>
-            </w:r>
-            <w:proofErr w:type="spellStart"/>
-            <w:r>
-              <w:rPr>
-                <w:color w:val="678E1B"/>
-                <w:sz w:val="18"/>
-                <w:szCs w:val="18"/>
-                <w:lang w:val="es-ES_tradnl"/>
-              </w:rPr>
-              <w:t>DAW</w:t>
-            </w:r>
-            <w:proofErr w:type="spellEnd"/>
-            <w:r>
-              <w:rPr>
-                <w:color w:val="678E1B"/>
-                <w:sz w:val="18"/>
-                <w:szCs w:val="18"/>
-                <w:lang w:val="es-ES_tradnl"/>
-              </w:rPr>
-              <w:t>"</w:t>
+              <w:t>"DAW"</w:t>
             </w:r>
             <w:r>
               <w:rPr>
@@ -1185,27 +1279,7 @@
                 <w:szCs w:val="18"/>
                 <w:lang w:val="es-ES_tradnl"/>
               </w:rPr>
-              <w:t>"</w:t>
-            </w:r>
-            <w:proofErr w:type="spellStart"/>
-            <w:r>
-              <w:rPr>
-                <w:color w:val="678E1B"/>
-                <w:sz w:val="18"/>
-                <w:szCs w:val="18"/>
-                <w:lang w:val="es-ES_tradnl"/>
-              </w:rPr>
-              <w:t>DWES</w:t>
-            </w:r>
-            <w:proofErr w:type="spellEnd"/>
-            <w:r>
-              <w:rPr>
-                <w:color w:val="678E1B"/>
-                <w:sz w:val="18"/>
-                <w:szCs w:val="18"/>
-                <w:lang w:val="es-ES_tradnl"/>
-              </w:rPr>
-              <w:t>"</w:t>
+              <w:t>"DWES"</w:t>
             </w:r>
             <w:r>
               <w:rPr>
@@ -1492,7 +1566,7 @@
     </w:p>
     <w:p>
       <w:pPr>
-        <w:pStyle w:val="Prrafodelista"/>
+        <w:pStyle w:val="ListParagraph"/>
         <w:numPr>
           <w:ilvl w:val="0"/>
           <w:numId w:val="29"/>
@@ -1544,7 +1618,7 @@
     </w:p>
     <w:p>
       <w:pPr>
-        <w:pStyle w:val="Prrafodelista"/>
+        <w:pStyle w:val="ListParagraph"/>
         <w:numPr>
           <w:ilvl w:val="0"/>
           <w:numId w:val="29"/>
@@ -1584,7 +1658,7 @@
     </w:p>
     <w:p>
       <w:pPr>
-        <w:pStyle w:val="Prrafodelista"/>
+        <w:pStyle w:val="ListParagraph"/>
         <w:numPr>
           <w:ilvl w:val="0"/>
           <w:numId w:val="29"/>
@@ -1624,7 +1698,7 @@
     </w:p>
     <w:p>
       <w:pPr>
-        <w:pStyle w:val="Prrafodelista"/>
+        <w:pStyle w:val="ListParagraph"/>
         <w:numPr>
           <w:ilvl w:val="0"/>
           <w:numId w:val="29"/>
@@ -1664,7 +1738,7 @@
     </w:p>
     <w:p>
       <w:pPr>
-        <w:pStyle w:val="Prrafodelista"/>
+        <w:pStyle w:val="ListParagraph"/>
         <w:numPr>
           <w:ilvl w:val="0"/>
           <w:numId w:val="29"/>
@@ -1704,7 +1778,7 @@
     </w:p>
     <w:p>
       <w:pPr>
-        <w:pStyle w:val="Prrafodelista"/>
+        <w:pStyle w:val="ListParagraph"/>
         <w:numPr>
           <w:ilvl w:val="0"/>
           <w:numId w:val="29"/>
@@ -1771,7 +1845,7 @@
                     <pic:cNvPicPr/>
                   </pic:nvPicPr>
                   <pic:blipFill>
-                    <a:blip r:embed="rId7" cstate="print">
+                    <a:blip r:embed="rId8" cstate="print">
                       <a:extLst>
                         <a:ext uri="{28A0092B-C50C-407E-A947-70E740481C1C}">
                           <a14:useLocalDpi xmlns:a14="http://schemas.microsoft.com/office/drawing/2010/main" val="0"/>
@@ -1811,6 +1885,7 @@
           <w:noProof/>
           <w:lang w:val="es-ES_tradnl"/>
         </w:rPr>
+        <w:lastRenderedPageBreak/>
         <w:drawing>
           <wp:inline distT="0" distB="0" distL="0" distR="0" wp14:anchorId="7CB1728B" wp14:editId="55364CAD">
             <wp:extent cx="6645910" cy="2497455"/>
@@ -1827,7 +1902,7 @@
                     <pic:cNvPicPr/>
                   </pic:nvPicPr>
                   <pic:blipFill>
-                    <a:blip r:embed="rId8" cstate="print">
+                    <a:blip r:embed="rId9" cstate="print">
                       <a:extLst>
                         <a:ext uri="{28A0092B-C50C-407E-A947-70E740481C1C}">
                           <a14:useLocalDpi xmlns:a14="http://schemas.microsoft.com/office/drawing/2010/main" val="0"/>
@@ -1867,7 +1942,6 @@
           <w:noProof/>
           <w:lang w:val="es-ES_tradnl"/>
         </w:rPr>
-        <w:lastRenderedPageBreak/>
         <w:drawing>
           <wp:inline distT="0" distB="0" distL="0" distR="0" wp14:anchorId="6C4BEBF5" wp14:editId="160B93EB">
             <wp:extent cx="6645910" cy="2383790"/>
@@ -1884,7 +1958,7 @@
                     <pic:cNvPicPr/>
                   </pic:nvPicPr>
                   <pic:blipFill>
-                    <a:blip r:embed="rId9" cstate="print">
+                    <a:blip r:embed="rId10" cstate="print">
                       <a:extLst>
                         <a:ext uri="{28A0092B-C50C-407E-A947-70E740481C1C}">
                           <a14:useLocalDpi xmlns:a14="http://schemas.microsoft.com/office/drawing/2010/main" val="0"/>
@@ -1982,7 +2056,7 @@
     </w:p>
     <w:tbl>
       <w:tblPr>
-        <w:tblStyle w:val="Tablaconcuadrcula"/>
+        <w:tblStyle w:val="TableGrid"/>
         <w:tblW w:w="0" w:type="auto"/>
         <w:tblLook w:val="04A0" w:firstRow="1" w:lastRow="0" w:firstColumn="1" w:lastColumn="0" w:noHBand="0" w:noVBand="1"/>
       </w:tblPr>
@@ -2094,7 +2168,7 @@
     </w:tbl>
     <w:p>
       <w:pPr>
-        <w:pStyle w:val="Ttulo2"/>
+        <w:pStyle w:val="Heading2"/>
         <w:rPr>
           <w:lang w:val="es-ES_tradnl"/>
         </w:rPr>
@@ -2102,7 +2176,7 @@
     </w:p>
     <w:p>
       <w:pPr>
-        <w:pStyle w:val="Ttulo2"/>
+        <w:pStyle w:val="Heading2"/>
         <w:rPr>
           <w:lang w:val="es-ES_tradnl"/>
         </w:rPr>
@@ -2156,7 +2230,7 @@
     </w:p>
     <w:p>
       <w:pPr>
-        <w:pStyle w:val="Prrafodelista"/>
+        <w:pStyle w:val="ListParagraph"/>
         <w:numPr>
           <w:ilvl w:val="0"/>
           <w:numId w:val="29"/>
@@ -2266,7 +2340,7 @@
     </w:p>
     <w:p>
       <w:pPr>
-        <w:pStyle w:val="Prrafodelista"/>
+        <w:pStyle w:val="ListParagraph"/>
         <w:numPr>
           <w:ilvl w:val="0"/>
           <w:numId w:val="29"/>
@@ -2386,9 +2460,36 @@
           <w:szCs w:val="18"/>
           <w:lang w:val="es-ES_tradnl"/>
         </w:rPr>
-        <w:t xml:space="preserve"> $... = ?): </w:t>
+        <w:t xml:space="preserve"> $... </w:t>
+      </w:r>
+      <w:proofErr w:type="gramStart"/>
+      <w:r>
+        <w:rPr>
+          <w:rFonts w:ascii="DejaVu Sans Mono" w:hAnsi="DejaVu Sans Mono" w:cs="DejaVu Sans Mono"/>
+          <w:b/>
+          <w:bCs/>
+          <w:color w:val="000000"/>
+          <w:sz w:val="18"/>
+          <w:szCs w:val="18"/>
+          <w:lang w:val="es-ES_tradnl"/>
+        </w:rPr>
+        <w:t>= ?</w:t>
+      </w:r>
+      <w:proofErr w:type="gramEnd"/>
+      <w:r>
+        <w:rPr>
+          <w:rFonts w:ascii="DejaVu Sans Mono" w:hAnsi="DejaVu Sans Mono" w:cs="DejaVu Sans Mono"/>
+          <w:b/>
+          <w:bCs/>
+          <w:color w:val="000000"/>
+          <w:sz w:val="18"/>
+          <w:szCs w:val="18"/>
+          <w:lang w:val="es-ES_tradnl"/>
+        </w:rPr>
+        <w:t xml:space="preserve">): </w:t>
       </w:r>
       <w:proofErr w:type="spellStart"/>
+      <w:proofErr w:type="gramStart"/>
       <w:r>
         <w:rPr>
           <w:rFonts w:ascii="DejaVu Sans Mono" w:hAnsi="DejaVu Sans Mono" w:cs="DejaVu Sans Mono"/>
@@ -2422,22 +2523,9 @@
           <w:szCs w:val="23"/>
           <w:lang w:val="es-ES_tradnl"/>
         </w:rPr>
-        <w:t xml:space="preserve">: Determina si una variable está definida y no es </w:t>
-      </w:r>
-      <w:proofErr w:type="spellStart"/>
-      <w:r>
-        <w:rPr>
-          <w:rFonts w:ascii="DejaVu Sans Mono" w:hAnsi="DejaVu Sans Mono" w:cs="DejaVu Sans Mono"/>
-          <w:b/>
-          <w:bCs/>
-          <w:color w:val="000000"/>
-          <w:sz w:val="18"/>
-          <w:szCs w:val="18"/>
-          <w:lang w:val="es-ES_tradnl"/>
-        </w:rPr>
-        <w:t>NULL</w:t>
-      </w:r>
-      <w:proofErr w:type="spellEnd"/>
+        <w:t>:</w:t>
+      </w:r>
+      <w:proofErr w:type="gramEnd"/>
       <w:r>
         <w:rPr>
           <w:rFonts w:ascii="Arial" w:hAnsi="Arial" w:cs="Arial"/>
@@ -2446,12 +2534,34 @@
           <w:szCs w:val="23"/>
           <w:lang w:val="es-ES_tradnl"/>
         </w:rPr>
+        <w:t xml:space="preserve"> Determina si una variable está definida y no es </w:t>
+      </w:r>
+      <w:r>
+        <w:rPr>
+          <w:rFonts w:ascii="DejaVu Sans Mono" w:hAnsi="DejaVu Sans Mono" w:cs="DejaVu Sans Mono"/>
+          <w:b/>
+          <w:bCs/>
+          <w:color w:val="000000"/>
+          <w:sz w:val="18"/>
+          <w:szCs w:val="18"/>
+          <w:lang w:val="es-ES_tradnl"/>
+        </w:rPr>
+        <w:t>NULL</w:t>
+      </w:r>
+      <w:r>
+        <w:rPr>
+          <w:rFonts w:ascii="Arial" w:hAnsi="Arial" w:cs="Arial"/>
+          <w:color w:val="000000"/>
+          <w:sz w:val="23"/>
+          <w:szCs w:val="23"/>
+          <w:lang w:val="es-ES_tradnl"/>
+        </w:rPr>
         <w:t xml:space="preserve">. </w:t>
       </w:r>
     </w:p>
     <w:p>
       <w:pPr>
-        <w:pStyle w:val="Prrafodelista"/>
+        <w:pStyle w:val="ListParagraph"/>
         <w:numPr>
           <w:ilvl w:val="0"/>
           <w:numId w:val="29"/>
@@ -2548,6 +2658,7 @@
         <w:t xml:space="preserve">): </w:t>
       </w:r>
       <w:proofErr w:type="spellStart"/>
+      <w:proofErr w:type="gramStart"/>
       <w:r>
         <w:rPr>
           <w:rFonts w:ascii="DejaVu Sans Mono" w:hAnsi="DejaVu Sans Mono" w:cs="DejaVu Sans Mono"/>
@@ -2581,20 +2692,9 @@
           <w:szCs w:val="23"/>
           <w:lang w:val="es-ES_tradnl"/>
         </w:rPr>
-        <w:t xml:space="preserve">: determina si una variable está vacía. Una variable se considera vacía si no existe o su valor tiene una conversión implícita al valor booleano </w:t>
-      </w:r>
-      <w:r>
-        <w:rPr>
-          <w:rFonts w:ascii="Arial" w:hAnsi="Arial" w:cs="Arial"/>
-          <w:b/>
-          <w:bCs/>
-          <w:color w:val="000000"/>
-          <w:sz w:val="23"/>
-          <w:szCs w:val="23"/>
-          <w:lang w:val="es-ES_tradnl"/>
-        </w:rPr>
-        <w:t>false</w:t>
-      </w:r>
+        <w:t>:</w:t>
+      </w:r>
+      <w:proofErr w:type="gramEnd"/>
       <w:r>
         <w:rPr>
           <w:rFonts w:ascii="Arial" w:hAnsi="Arial" w:cs="Arial"/>
@@ -2603,12 +2703,34 @@
           <w:szCs w:val="23"/>
           <w:lang w:val="es-ES_tradnl"/>
         </w:rPr>
+        <w:t xml:space="preserve"> determina si una variable está vacía. Una variable se considera vacía si no existe o su valor tiene una conversión implícita al valor booleano </w:t>
+      </w:r>
+      <w:r>
+        <w:rPr>
+          <w:rFonts w:ascii="Arial" w:hAnsi="Arial" w:cs="Arial"/>
+          <w:b/>
+          <w:bCs/>
+          <w:color w:val="000000"/>
+          <w:sz w:val="23"/>
+          <w:szCs w:val="23"/>
+          <w:lang w:val="es-ES_tradnl"/>
+        </w:rPr>
+        <w:t>false</w:t>
+      </w:r>
+      <w:r>
+        <w:rPr>
+          <w:rFonts w:ascii="Arial" w:hAnsi="Arial" w:cs="Arial"/>
+          <w:color w:val="000000"/>
+          <w:sz w:val="23"/>
+          <w:szCs w:val="23"/>
+          <w:lang w:val="es-ES_tradnl"/>
+        </w:rPr>
         <w:t>.</w:t>
       </w:r>
     </w:p>
     <w:p>
       <w:pPr>
-        <w:pStyle w:val="Prrafodelista"/>
+        <w:pStyle w:val="ListParagraph"/>
         <w:numPr>
           <w:ilvl w:val="1"/>
           <w:numId w:val="29"/>
@@ -2624,7 +2746,7 @@
           <w:lang w:val="es-ES_tradnl"/>
         </w:rPr>
         <w:sectPr>
-          <w:footerReference w:type="default" r:id="rId10"/>
+          <w:footerReference w:type="default" r:id="rId11"/>
           <w:pgSz w:w="11906" w:h="16838"/>
           <w:pgMar w:top="720" w:right="720" w:bottom="720" w:left="720" w:header="708" w:footer="708" w:gutter="0"/>
           <w:cols w:space="708"/>
@@ -2633,7 +2755,7 @@
     </w:p>
     <w:p>
       <w:pPr>
-        <w:pStyle w:val="Prrafodelista"/>
+        <w:pStyle w:val="ListParagraph"/>
         <w:numPr>
           <w:ilvl w:val="1"/>
           <w:numId w:val="29"/>
@@ -2662,7 +2784,7 @@
     </w:p>
     <w:p>
       <w:pPr>
-        <w:pStyle w:val="Prrafodelista"/>
+        <w:pStyle w:val="ListParagraph"/>
         <w:numPr>
           <w:ilvl w:val="1"/>
           <w:numId w:val="29"/>
@@ -2713,7 +2835,7 @@
     </w:p>
     <w:p>
       <w:pPr>
-        <w:pStyle w:val="Prrafodelista"/>
+        <w:pStyle w:val="ListParagraph"/>
         <w:numPr>
           <w:ilvl w:val="1"/>
           <w:numId w:val="29"/>
@@ -2764,7 +2886,7 @@
     </w:p>
     <w:p>
       <w:pPr>
-        <w:pStyle w:val="Prrafodelista"/>
+        <w:pStyle w:val="ListParagraph"/>
         <w:numPr>
           <w:ilvl w:val="1"/>
           <w:numId w:val="29"/>
@@ -2815,7 +2937,7 @@
     </w:p>
     <w:p>
       <w:pPr>
-        <w:pStyle w:val="Prrafodelista"/>
+        <w:pStyle w:val="ListParagraph"/>
         <w:numPr>
           <w:ilvl w:val="1"/>
           <w:numId w:val="29"/>
@@ -2831,7 +2953,6 @@
           <w:lang w:val="es-ES_tradnl"/>
         </w:rPr>
       </w:pPr>
-      <w:proofErr w:type="spellStart"/>
       <w:r>
         <w:rPr>
           <w:rFonts w:ascii="Arial" w:hAnsi="Arial" w:cs="Arial"/>
@@ -2842,11 +2963,10 @@
         </w:rPr>
         <w:t>NULL</w:t>
       </w:r>
-      <w:proofErr w:type="spellEnd"/>
     </w:p>
     <w:p>
       <w:pPr>
-        <w:pStyle w:val="Prrafodelista"/>
+        <w:pStyle w:val="ListParagraph"/>
         <w:numPr>
           <w:ilvl w:val="1"/>
           <w:numId w:val="29"/>
@@ -2875,7 +2995,7 @@
     </w:p>
     <w:p>
       <w:pPr>
-        <w:pStyle w:val="Prrafodelista"/>
+        <w:pStyle w:val="ListParagraph"/>
         <w:numPr>
           <w:ilvl w:val="1"/>
           <w:numId w:val="29"/>
@@ -2916,7 +3036,7 @@
     </w:p>
     <w:p>
       <w:pPr>
-        <w:pStyle w:val="Prrafodelista"/>
+        <w:pStyle w:val="ListParagraph"/>
         <w:numPr>
           <w:ilvl w:val="1"/>
           <w:numId w:val="29"/>
@@ -2996,6 +3116,7 @@
           <w:noProof/>
           <w:lang w:val="es-ES_tradnl"/>
         </w:rPr>
+        <w:lastRenderedPageBreak/>
         <w:drawing>
           <wp:inline distT="0" distB="0" distL="0" distR="0" wp14:anchorId="3626C5D7" wp14:editId="758EF534">
             <wp:extent cx="6645910" cy="2888615"/>
@@ -3009,61 +3130,6 @@
                 <pic:pic xmlns:pic="http://schemas.openxmlformats.org/drawingml/2006/picture">
                   <pic:nvPicPr>
                     <pic:cNvPr id="1454790811" name="Imagen 4" descr="Tabla&#10;&#10;Descripción generada automáticamente"/>
-                    <pic:cNvPicPr/>
-                  </pic:nvPicPr>
-                  <pic:blipFill>
-                    <a:blip r:embed="rId11" cstate="print">
-                      <a:extLst>
-                        <a:ext uri="{28A0092B-C50C-407E-A947-70E740481C1C}">
-                          <a14:useLocalDpi xmlns:a14="http://schemas.microsoft.com/office/drawing/2010/main" val="0"/>
-                        </a:ext>
-                      </a:extLst>
-                    </a:blip>
-                    <a:stretch>
-                      <a:fillRect/>
-                    </a:stretch>
-                  </pic:blipFill>
-                  <pic:spPr>
-                    <a:xfrm>
-                      <a:off x="0" y="0"/>
-                      <a:ext cx="6645910" cy="2888615"/>
-                    </a:xfrm>
-                    <a:prstGeom prst="rect">
-                      <a:avLst/>
-                    </a:prstGeom>
-                  </pic:spPr>
-                </pic:pic>
-              </a:graphicData>
-            </a:graphic>
-          </wp:inline>
-        </w:drawing>
-      </w:r>
-    </w:p>
-    <w:p>
-      <w:pPr>
-        <w:rPr>
-          <w:lang w:val="es-ES_tradnl"/>
-        </w:rPr>
-      </w:pPr>
-      <w:r>
-        <w:rPr>
-          <w:noProof/>
-          <w:lang w:val="es-ES_tradnl"/>
-        </w:rPr>
-        <w:lastRenderedPageBreak/>
-        <w:drawing>
-          <wp:inline distT="0" distB="0" distL="0" distR="0" wp14:anchorId="16565077" wp14:editId="2A4A0AD9">
-            <wp:extent cx="6645910" cy="2888615"/>
-            <wp:effectExtent l="0" t="0" r="0" b="0"/>
-            <wp:docPr id="2112201299" name="Imagen 5" descr="Tabla&#10;&#10;Descripción generada automáticamente"/>
-            <wp:cNvGraphicFramePr>
-              <a:graphicFrameLocks xmlns:a="http://schemas.openxmlformats.org/drawingml/2006/main" noChangeAspect="1"/>
-            </wp:cNvGraphicFramePr>
-            <a:graphic xmlns:a="http://schemas.openxmlformats.org/drawingml/2006/main">
-              <a:graphicData uri="http://schemas.openxmlformats.org/drawingml/2006/picture">
-                <pic:pic xmlns:pic="http://schemas.openxmlformats.org/drawingml/2006/picture">
-                  <pic:nvPicPr>
-                    <pic:cNvPr id="2112201299" name="Imagen 5" descr="Tabla&#10;&#10;Descripción generada automáticamente"/>
                     <pic:cNvPicPr/>
                   </pic:nvPicPr>
                   <pic:blipFill>
@@ -3093,6 +3159,60 @@
           </wp:inline>
         </w:drawing>
       </w:r>
+    </w:p>
+    <w:p>
+      <w:pPr>
+        <w:rPr>
+          <w:lang w:val="es-ES_tradnl"/>
+        </w:rPr>
+      </w:pPr>
+      <w:r>
+        <w:rPr>
+          <w:noProof/>
+          <w:lang w:val="es-ES_tradnl"/>
+        </w:rPr>
+        <w:drawing>
+          <wp:inline distT="0" distB="0" distL="0" distR="0" wp14:anchorId="16565077" wp14:editId="2A4A0AD9">
+            <wp:extent cx="6645910" cy="2888615"/>
+            <wp:effectExtent l="0" t="0" r="0" b="0"/>
+            <wp:docPr id="2112201299" name="Imagen 5" descr="Tabla&#10;&#10;Descripción generada automáticamente"/>
+            <wp:cNvGraphicFramePr>
+              <a:graphicFrameLocks xmlns:a="http://schemas.openxmlformats.org/drawingml/2006/main" noChangeAspect="1"/>
+            </wp:cNvGraphicFramePr>
+            <a:graphic xmlns:a="http://schemas.openxmlformats.org/drawingml/2006/main">
+              <a:graphicData uri="http://schemas.openxmlformats.org/drawingml/2006/picture">
+                <pic:pic xmlns:pic="http://schemas.openxmlformats.org/drawingml/2006/picture">
+                  <pic:nvPicPr>
+                    <pic:cNvPr id="2112201299" name="Imagen 5" descr="Tabla&#10;&#10;Descripción generada automáticamente"/>
+                    <pic:cNvPicPr/>
+                  </pic:nvPicPr>
+                  <pic:blipFill>
+                    <a:blip r:embed="rId13" cstate="print">
+                      <a:extLst>
+                        <a:ext uri="{28A0092B-C50C-407E-A947-70E740481C1C}">
+                          <a14:useLocalDpi xmlns:a14="http://schemas.microsoft.com/office/drawing/2010/main" val="0"/>
+                        </a:ext>
+                      </a:extLst>
+                    </a:blip>
+                    <a:stretch>
+                      <a:fillRect/>
+                    </a:stretch>
+                  </pic:blipFill>
+                  <pic:spPr>
+                    <a:xfrm>
+                      <a:off x="0" y="0"/>
+                      <a:ext cx="6645910" cy="2888615"/>
+                    </a:xfrm>
+                    <a:prstGeom prst="rect">
+                      <a:avLst/>
+                    </a:prstGeom>
+                  </pic:spPr>
+                </pic:pic>
+              </a:graphicData>
+            </a:graphic>
+          </wp:inline>
+        </w:drawing>
+      </w:r>
       <w:r>
         <w:rPr>
           <w:noProof/>
@@ -3114,7 +3234,7 @@
                     <pic:cNvPicPr/>
                   </pic:nvPicPr>
                   <pic:blipFill>
-                    <a:blip r:embed="rId13" cstate="print">
+                    <a:blip r:embed="rId14" cstate="print">
                       <a:extLst>
                         <a:ext uri="{28A0092B-C50C-407E-A947-70E740481C1C}">
                           <a14:useLocalDpi xmlns:a14="http://schemas.microsoft.com/office/drawing/2010/main" val="0"/>
@@ -3150,7 +3270,7 @@
     </w:p>
     <w:p>
       <w:pPr>
-        <w:pStyle w:val="Ttulo2"/>
+        <w:pStyle w:val="Heading2"/>
         <w:rPr>
           <w:lang w:val="es-ES_tradnl"/>
         </w:rPr>
@@ -3295,6 +3415,7 @@
         <w:rPr>
           <w:lang w:val="es-ES_tradnl"/>
         </w:rPr>
+        <w:lastRenderedPageBreak/>
         <w:t xml:space="preserve">Para establecer nuestro propio formato deberemos de emplear el método estático de la clase </w:t>
       </w:r>
       <w:proofErr w:type="spellStart"/>
@@ -3314,7 +3435,7 @@
     </w:p>
     <w:tbl>
       <w:tblPr>
-        <w:tblStyle w:val="Tablaconcuadrcula"/>
+        <w:tblStyle w:val="TableGrid"/>
         <w:tblW w:w="0" w:type="auto"/>
         <w:tblLook w:val="04A0" w:firstRow="1" w:lastRow="0" w:firstColumn="1" w:lastColumn="0" w:noHBand="0" w:noVBand="1"/>
       </w:tblPr>
@@ -3388,17 +3509,35 @@
               <w:t>::</w:t>
             </w:r>
             <w:proofErr w:type="spellStart"/>
+            <w:r>
+              <w:rPr>
+                <w:color w:val="918B49"/>
+                <w:sz w:val="18"/>
+                <w:szCs w:val="18"/>
+                <w:lang w:val="en-US"/>
+              </w:rPr>
+              <w:t>createFromFormat</w:t>
+            </w:r>
+            <w:proofErr w:type="spellEnd"/>
+            <w:r>
+              <w:rPr>
+                <w:color w:val="A3A3A0"/>
+                <w:sz w:val="18"/>
+                <w:szCs w:val="18"/>
+                <w:lang w:val="en-US"/>
+              </w:rPr>
+              <w:t>(</w:t>
+            </w:r>
             <w:proofErr w:type="gramEnd"/>
             <w:r>
               <w:rPr>
-                <w:color w:val="918B49"/>
+                <w:color w:val="678E1B"/>
                 <w:sz w:val="18"/>
                 <w:szCs w:val="18"/>
                 <w:lang w:val="en-US"/>
               </w:rPr>
-              <w:t>createFromFormat</w:t>
-            </w:r>
-            <w:proofErr w:type="spellEnd"/>
+              <w:t>'Y-m-d'</w:t>
+            </w:r>
             <w:r>
               <w:rPr>
                 <w:color w:val="A3A3A0"/>
@@ -3406,7 +3545,7 @@
                 <w:szCs w:val="18"/>
                 <w:lang w:val="en-US"/>
               </w:rPr>
-              <w:t>(</w:t>
+              <w:t xml:space="preserve">, </w:t>
             </w:r>
             <w:r>
               <w:rPr>
@@ -3415,8 +3554,9 @@
                 <w:szCs w:val="18"/>
                 <w:lang w:val="en-US"/>
               </w:rPr>
-              <w:t>'Y-m-d'</w:t>
-            </w:r>
+              <w:t>"2020-12-31"</w:t>
+            </w:r>
+            <w:proofErr w:type="gramStart"/>
             <w:r>
               <w:rPr>
                 <w:color w:val="A3A3A0"/>
@@ -3424,25 +3564,17 @@
                 <w:szCs w:val="18"/>
                 <w:lang w:val="en-US"/>
               </w:rPr>
-              <w:t xml:space="preserve">, </w:t>
-            </w:r>
-            <w:r>
-              <w:rPr>
-                <w:color w:val="678E1B"/>
+              <w:t>);</w:t>
+            </w:r>
+            <w:proofErr w:type="gramEnd"/>
+            <w:r>
+              <w:rPr>
+                <w:color w:val="A3A3A0"/>
                 <w:sz w:val="18"/>
                 <w:szCs w:val="18"/>
                 <w:lang w:val="en-US"/>
               </w:rPr>
-              <w:t>"2020-12-31"</w:t>
-            </w:r>
-            <w:r>
-              <w:rPr>
-                <w:color w:val="A3A3A0"/>
-                <w:sz w:val="18"/>
-                <w:szCs w:val="18"/>
-                <w:lang w:val="en-US"/>
-              </w:rPr>
-              <w:t xml:space="preserve">); </w:t>
+              <w:t xml:space="preserve"> </w:t>
             </w:r>
           </w:p>
           <w:p>
@@ -3527,10 +3659,10 @@
         </w:rPr>
         <w:t xml:space="preserve">: </w:t>
       </w:r>
-      <w:hyperlink r:id="rId14" w:history="1">
+      <w:hyperlink r:id="rId15" w:history="1">
         <w:r>
           <w:rPr>
-            <w:rStyle w:val="Hipervnculo"/>
+            <w:rStyle w:val="Hyperlink"/>
             <w:lang w:val="es-ES_tradnl"/>
           </w:rPr>
           <w:t>https://www.php.net/manual/en/datetime.formats.php</w:t>
@@ -3567,10 +3699,10 @@
         </w:rPr>
         <w:t xml:space="preserve">: </w:t>
       </w:r>
-      <w:hyperlink r:id="rId15" w:history="1">
+      <w:hyperlink r:id="rId16" w:history="1">
         <w:r>
           <w:rPr>
-            <w:rStyle w:val="Hipervnculo"/>
+            <w:rStyle w:val="Hyperlink"/>
             <w:lang w:val="es-ES_tradnl"/>
           </w:rPr>
           <w:t>https://www.php.net/manual/en/timezones.php</w:t>
@@ -3605,21 +3737,7 @@
         <w:rPr>
           <w:lang w:val="es-ES_tradnl"/>
         </w:rPr>
-        <w:t>('</w:t>
-      </w:r>
-      <w:proofErr w:type="spellStart"/>
-      <w:r>
-        <w:rPr>
-          <w:lang w:val="es-ES_tradnl"/>
-        </w:rPr>
-        <w:t>Europe</w:t>
-      </w:r>
-      <w:proofErr w:type="spellEnd"/>
-      <w:r>
-        <w:rPr>
-          <w:lang w:val="es-ES_tradnl"/>
-        </w:rPr>
-        <w:t>/Madrid');</w:t>
+        <w:t>('Europe/Madrid');</w:t>
       </w:r>
     </w:p>
     <w:p>
@@ -3668,10 +3786,10 @@
         </w:rPr>
         <w:t xml:space="preserve"> se puede establecer. </w:t>
       </w:r>
-      <w:hyperlink r:id="rId16" w:history="1">
+      <w:hyperlink r:id="rId17" w:history="1">
         <w:r>
           <w:rPr>
-            <w:rStyle w:val="Hipervnculo"/>
+            <w:rStyle w:val="Hyperlink"/>
             <w:lang w:val="es-ES_tradnl"/>
           </w:rPr>
           <w:t>https://www.php.net/manual/es/class.datetimezone.php</w:t>
@@ -3690,7 +3808,6 @@
         <w:rPr>
           <w:lang w:val="es-ES_tradnl"/>
         </w:rPr>
-        <w:lastRenderedPageBreak/>
         <w:t xml:space="preserve">Una vez creado el objeto </w:t>
       </w:r>
       <w:proofErr w:type="spellStart"/>
@@ -3710,7 +3827,7 @@
     </w:p>
     <w:tbl>
       <w:tblPr>
-        <w:tblStyle w:val="Tablaconcuadrcula"/>
+        <w:tblStyle w:val="TableGrid"/>
         <w:tblW w:w="0" w:type="auto"/>
         <w:tblLook w:val="04A0" w:firstRow="1" w:lastRow="0" w:firstColumn="1" w:lastColumn="0" w:noHBand="0" w:noVBand="1"/>
       </w:tblPr>
@@ -3753,22 +3870,20 @@
                 <w:bCs/>
                 <w:lang w:val="en-US"/>
               </w:rPr>
-              <w:t>::</w:t>
+              <w:t>::format</w:t>
+            </w:r>
+            <w:r>
+              <w:rPr>
+                <w:lang w:val="en-US"/>
+              </w:rPr>
+              <w:t>(</w:t>
             </w:r>
             <w:proofErr w:type="gramEnd"/>
             <w:r>
               <w:rPr>
-                <w:b/>
-                <w:bCs/>
                 <w:lang w:val="en-US"/>
               </w:rPr>
-              <w:t>format</w:t>
-            </w:r>
-            <w:r>
-              <w:rPr>
-                <w:lang w:val="en-US"/>
-              </w:rPr>
-              <w:t>(string $format): string</w:t>
+              <w:t>string $format): string</w:t>
             </w:r>
           </w:p>
         </w:tc>
@@ -3905,7 +4020,21 @@
         <w:rPr>
           <w:lang w:val="es-ES_tradnl"/>
         </w:rPr>
-        <w:t xml:space="preserve"> ceros iniciales ).</w:t>
+        <w:t xml:space="preserve"> ceros </w:t>
+      </w:r>
+      <w:proofErr w:type="gramStart"/>
+      <w:r>
+        <w:rPr>
+          <w:lang w:val="es-ES_tradnl"/>
+        </w:rPr>
+        <w:t>iniciales )</w:t>
+      </w:r>
+      <w:proofErr w:type="gramEnd"/>
+      <w:r>
+        <w:rPr>
+          <w:lang w:val="es-ES_tradnl"/>
+        </w:rPr>
+        <w:t>.</w:t>
       </w:r>
     </w:p>
     <w:p>
@@ -3952,7 +4081,21 @@
         <w:rPr>
           <w:lang w:val="es-ES_tradnl"/>
         </w:rPr>
-        <w:t xml:space="preserve"> = 1 de enero ).</w:t>
+        <w:t xml:space="preserve"> = 1 de </w:t>
+      </w:r>
+      <w:proofErr w:type="gramStart"/>
+      <w:r>
+        <w:rPr>
+          <w:lang w:val="es-ES_tradnl"/>
+        </w:rPr>
+        <w:t>enero )</w:t>
+      </w:r>
+      <w:proofErr w:type="gramEnd"/>
+      <w:r>
+        <w:rPr>
+          <w:lang w:val="es-ES_tradnl"/>
+        </w:rPr>
+        <w:t>.</w:t>
       </w:r>
     </w:p>
     <w:p>
@@ -3999,7 +4142,21 @@
         <w:rPr>
           <w:lang w:val="es-ES_tradnl"/>
         </w:rPr>
-        <w:t xml:space="preserve"> = lunes, ..., 7 = domingo ).</w:t>
+        <w:t xml:space="preserve"> = lunes, ..., 7 = </w:t>
+      </w:r>
+      <w:proofErr w:type="gramStart"/>
+      <w:r>
+        <w:rPr>
+          <w:lang w:val="es-ES_tradnl"/>
+        </w:rPr>
+        <w:t>domingo )</w:t>
+      </w:r>
+      <w:proofErr w:type="gramEnd"/>
+      <w:r>
+        <w:rPr>
+          <w:lang w:val="es-ES_tradnl"/>
+        </w:rPr>
+        <w:t>.</w:t>
       </w:r>
     </w:p>
     <w:p>
@@ -4051,7 +4208,21 @@
         <w:rPr>
           <w:lang w:val="es-ES_tradnl"/>
         </w:rPr>
-        <w:t xml:space="preserve"> = domingo, ..., 6 = sábado ).</w:t>
+        <w:t xml:space="preserve"> = domingo, ..., 6 = </w:t>
+      </w:r>
+      <w:proofErr w:type="gramStart"/>
+      <w:r>
+        <w:rPr>
+          <w:lang w:val="es-ES_tradnl"/>
+        </w:rPr>
+        <w:t>sábado )</w:t>
+      </w:r>
+      <w:proofErr w:type="gramEnd"/>
+      <w:r>
+        <w:rPr>
+          <w:lang w:val="es-ES_tradnl"/>
+        </w:rPr>
+        <w:t>.</w:t>
       </w:r>
     </w:p>
     <w:p>
@@ -4089,21 +4260,7 @@
         <w:rPr>
           <w:lang w:val="es-ES_tradnl"/>
         </w:rPr>
-        <w:t>texto del día de la semana, en inglés (</w:t>
-      </w:r>
-      <w:proofErr w:type="spellStart"/>
-      <w:r>
-        <w:rPr>
-          <w:lang w:val="es-ES_tradnl"/>
-        </w:rPr>
-        <w:t>Monday</w:t>
-      </w:r>
-      <w:proofErr w:type="spellEnd"/>
-      <w:r>
-        <w:rPr>
-          <w:lang w:val="es-ES_tradnl"/>
-        </w:rPr>
-        <w:t>, ...,</w:t>
+        <w:t>texto del día de la semana, en inglés (Monday, ...,</w:t>
       </w:r>
       <w:r>
         <w:rPr>
@@ -4111,19 +4268,11 @@
         </w:rPr>
         <w:t xml:space="preserve"> </w:t>
       </w:r>
-      <w:proofErr w:type="spellStart"/>
-      <w:r>
-        <w:rPr>
-          <w:lang w:val="es-ES_tradnl"/>
-        </w:rPr>
-        <w:t>Sunday</w:t>
-      </w:r>
-      <w:proofErr w:type="spellEnd"/>
-      <w:r>
-        <w:rPr>
-          <w:lang w:val="es-ES_tradnl"/>
-        </w:rPr>
-        <w:t>).</w:t>
+      <w:r>
+        <w:rPr>
+          <w:lang w:val="es-ES_tradnl"/>
+        </w:rPr>
+        <w:t>Sunday).</w:t>
       </w:r>
     </w:p>
     <w:p>
@@ -4168,36 +4317,36 @@
         <w:rPr>
           <w:lang w:val="es-ES_tradnl"/>
         </w:rPr>
-        <w:t xml:space="preserve">( </w:t>
+        <w:t>( Mon</w:t>
+      </w:r>
+      <w:proofErr w:type="gramEnd"/>
+      <w:r>
+        <w:rPr>
+          <w:lang w:val="es-ES_tradnl"/>
+        </w:rPr>
+        <w:t xml:space="preserve">, ..., </w:t>
       </w:r>
       <w:proofErr w:type="spellStart"/>
-      <w:r>
-        <w:rPr>
-          <w:lang w:val="es-ES_tradnl"/>
-        </w:rPr>
-        <w:t>Mon</w:t>
+      <w:proofErr w:type="gramStart"/>
+      <w:r>
+        <w:rPr>
+          <w:lang w:val="es-ES_tradnl"/>
+        </w:rPr>
+        <w:t>Sun</w:t>
       </w:r>
       <w:proofErr w:type="spellEnd"/>
+      <w:r>
+        <w:rPr>
+          <w:lang w:val="es-ES_tradnl"/>
+        </w:rPr>
+        <w:t xml:space="preserve"> )</w:t>
+      </w:r>
       <w:proofErr w:type="gramEnd"/>
       <w:r>
         <w:rPr>
           <w:lang w:val="es-ES_tradnl"/>
         </w:rPr>
-        <w:t xml:space="preserve">, ..., </w:t>
-      </w:r>
-      <w:proofErr w:type="spellStart"/>
-      <w:r>
-        <w:rPr>
-          <w:lang w:val="es-ES_tradnl"/>
-        </w:rPr>
-        <w:t>Sun</w:t>
-      </w:r>
-      <w:proofErr w:type="spellEnd"/>
-      <w:r>
-        <w:rPr>
-          <w:lang w:val="es-ES_tradnl"/>
-        </w:rPr>
-        <w:t xml:space="preserve"> ).</w:t>
+        <w:t>.</w:t>
       </w:r>
     </w:p>
     <w:p>
@@ -4325,7 +4474,21 @@
         <w:rPr>
           <w:lang w:val="es-ES_tradnl"/>
         </w:rPr>
-        <w:t xml:space="preserve"> ceros iniciales ).</w:t>
+        <w:t xml:space="preserve"> ceros </w:t>
+      </w:r>
+      <w:proofErr w:type="gramStart"/>
+      <w:r>
+        <w:rPr>
+          <w:lang w:val="es-ES_tradnl"/>
+        </w:rPr>
+        <w:t>iniciales )</w:t>
+      </w:r>
+      <w:proofErr w:type="gramEnd"/>
+      <w:r>
+        <w:rPr>
+          <w:lang w:val="es-ES_tradnl"/>
+        </w:rPr>
+        <w:t>.</w:t>
       </w:r>
     </w:p>
     <w:p>
@@ -4401,21 +4564,7 @@
         <w:rPr>
           <w:lang w:val="es-ES_tradnl"/>
         </w:rPr>
-        <w:t>texto del día del mes, en inglés (</w:t>
-      </w:r>
-      <w:proofErr w:type="spellStart"/>
-      <w:r>
-        <w:rPr>
-          <w:lang w:val="es-ES_tradnl"/>
-        </w:rPr>
-        <w:t>January</w:t>
-      </w:r>
-      <w:proofErr w:type="spellEnd"/>
-      <w:r>
-        <w:rPr>
-          <w:lang w:val="es-ES_tradnl"/>
-        </w:rPr>
-        <w:t>, ...,</w:t>
+        <w:t>texto del día del mes, en inglés (January, ...,</w:t>
       </w:r>
       <w:r>
         <w:rPr>
@@ -4423,19 +4572,11 @@
         </w:rPr>
         <w:t xml:space="preserve"> </w:t>
       </w:r>
-      <w:proofErr w:type="spellStart"/>
-      <w:r>
-        <w:rPr>
-          <w:lang w:val="es-ES_tradnl"/>
-        </w:rPr>
-        <w:t>December</w:t>
-      </w:r>
-      <w:proofErr w:type="spellEnd"/>
-      <w:r>
-        <w:rPr>
-          <w:lang w:val="es-ES_tradnl"/>
-        </w:rPr>
-        <w:t>).</w:t>
+      <w:r>
+        <w:rPr>
+          <w:lang w:val="es-ES_tradnl"/>
+        </w:rPr>
+        <w:t>December).</w:t>
       </w:r>
     </w:p>
     <w:p>
@@ -4490,6 +4631,7 @@
         <w:t xml:space="preserve">, ..., </w:t>
       </w:r>
       <w:proofErr w:type="spellStart"/>
+      <w:proofErr w:type="gramStart"/>
       <w:r>
         <w:rPr>
           <w:lang w:val="es-ES_tradnl"/>
@@ -4501,7 +4643,14 @@
         <w:rPr>
           <w:lang w:val="es-ES_tradnl"/>
         </w:rPr>
-        <w:t xml:space="preserve"> ).</w:t>
+        <w:t xml:space="preserve"> )</w:t>
+      </w:r>
+      <w:proofErr w:type="gramEnd"/>
+      <w:r>
+        <w:rPr>
+          <w:lang w:val="es-ES_tradnl"/>
+        </w:rPr>
+        <w:t>.</w:t>
       </w:r>
     </w:p>
     <w:p>
@@ -4743,7 +4892,21 @@
         <w:rPr>
           <w:lang w:val="es-ES_tradnl"/>
         </w:rPr>
-        <w:t xml:space="preserve"> ceros iniciales ).</w:t>
+        <w:t xml:space="preserve"> ceros </w:t>
+      </w:r>
+      <w:proofErr w:type="gramStart"/>
+      <w:r>
+        <w:rPr>
+          <w:lang w:val="es-ES_tradnl"/>
+        </w:rPr>
+        <w:t>iniciales )</w:t>
+      </w:r>
+      <w:proofErr w:type="gramEnd"/>
+      <w:r>
+        <w:rPr>
+          <w:lang w:val="es-ES_tradnl"/>
+        </w:rPr>
+        <w:t>.</w:t>
       </w:r>
     </w:p>
     <w:p>
@@ -4795,7 +4958,21 @@
         <w:rPr>
           <w:lang w:val="es-ES_tradnl"/>
         </w:rPr>
-        <w:t xml:space="preserve"> ceros iniciales ).</w:t>
+        <w:t xml:space="preserve"> ceros </w:t>
+      </w:r>
+      <w:proofErr w:type="gramStart"/>
+      <w:r>
+        <w:rPr>
+          <w:lang w:val="es-ES_tradnl"/>
+        </w:rPr>
+        <w:t>iniciales )</w:t>
+      </w:r>
+      <w:proofErr w:type="gramEnd"/>
+      <w:r>
+        <w:rPr>
+          <w:lang w:val="es-ES_tradnl"/>
+        </w:rPr>
+        <w:t>.</w:t>
       </w:r>
     </w:p>
     <w:p>
@@ -4984,6 +5161,7 @@
         <w:rPr>
           <w:lang w:val="es-ES_tradnl"/>
         </w:rPr>
+        <w:lastRenderedPageBreak/>
         <w:t>r</w:t>
       </w:r>
       <w:r>
@@ -5075,6 +5253,7 @@
         </w:rPr>
         <w:t xml:space="preserve"> =</w:t>
       </w:r>
+      <w:proofErr w:type="gramStart"/>
       <w:r>
         <w:rPr>
           <w:lang w:val="es-ES_tradnl"/>
@@ -5085,7 +5264,14 @@
         <w:rPr>
           <w:lang w:val="es-ES_tradnl"/>
         </w:rPr>
-        <w:t xml:space="preserve"> ).</w:t>
+        <w:t xml:space="preserve"> )</w:t>
+      </w:r>
+      <w:proofErr w:type="gramEnd"/>
+      <w:r>
+        <w:rPr>
+          <w:lang w:val="es-ES_tradnl"/>
+        </w:rPr>
+        <w:t>.</w:t>
       </w:r>
     </w:p>
     <w:p>
@@ -5142,7 +5328,7 @@
     </w:p>
     <w:tbl>
       <w:tblPr>
-        <w:tblStyle w:val="Tablaconcuadrcula"/>
+        <w:tblStyle w:val="TableGrid"/>
         <w:tblW w:w="0" w:type="auto"/>
         <w:tblLook w:val="04A0" w:firstRow="1" w:lastRow="0" w:firstColumn="1" w:lastColumn="0" w:noHBand="0" w:noVBand="1"/>
       </w:tblPr>
@@ -5184,24 +5370,16 @@
                 <w:bCs/>
                 <w:lang w:val="en-US"/>
               </w:rPr>
-              <w:t>::</w:t>
-            </w:r>
+              <w:t>::diff</w:t>
+            </w:r>
+            <w:r>
+              <w:rPr>
+                <w:lang w:val="en-US"/>
+              </w:rPr>
+              <w:t>(</w:t>
+            </w:r>
+            <w:proofErr w:type="spellStart"/>
             <w:proofErr w:type="gramEnd"/>
-            <w:r>
-              <w:rPr>
-                <w:b/>
-                <w:bCs/>
-                <w:lang w:val="en-US"/>
-              </w:rPr>
-              <w:t>diff</w:t>
-            </w:r>
-            <w:r>
-              <w:rPr>
-                <w:lang w:val="en-US"/>
-              </w:rPr>
-              <w:t>(</w:t>
-            </w:r>
-            <w:proofErr w:type="spellStart"/>
             <w:r>
               <w:rPr>
                 <w:lang w:val="en-US"/>
@@ -5275,7 +5453,7 @@
     </w:p>
     <w:tbl>
       <w:tblPr>
-        <w:tblStyle w:val="Tablaconcuadrcula"/>
+        <w:tblStyle w:val="TableGrid"/>
         <w:tblW w:w="0" w:type="auto"/>
         <w:tblLook w:val="04A0" w:firstRow="1" w:lastRow="0" w:firstColumn="1" w:lastColumn="0" w:noHBand="0" w:noVBand="1"/>
       </w:tblPr>
@@ -5647,10 +5825,10 @@
         </w:rPr>
         <w:t xml:space="preserve">: </w:t>
       </w:r>
-      <w:hyperlink r:id="rId17" w:history="1">
+      <w:hyperlink r:id="rId18" w:history="1">
         <w:r>
           <w:rPr>
-            <w:rStyle w:val="Hipervnculo"/>
+            <w:rStyle w:val="Hyperlink"/>
             <w:lang w:val="es-ES_tradnl"/>
           </w:rPr>
           <w:t>https://www.php.net/manual/es/class.dateinterval.php</w:t>
@@ -5703,7 +5881,7 @@
     </w:p>
     <w:tbl>
       <w:tblPr>
-        <w:tblStyle w:val="Tablaconcuadrcula"/>
+        <w:tblStyle w:val="TableGrid"/>
         <w:tblW w:w="0" w:type="auto"/>
         <w:tblLook w:val="04A0" w:firstRow="1" w:lastRow="0" w:firstColumn="1" w:lastColumn="0" w:noHBand="0" w:noVBand="1"/>
       </w:tblPr>
@@ -5756,7 +5934,6 @@
               <w:t>::</w:t>
             </w:r>
             <w:proofErr w:type="spellStart"/>
-            <w:proofErr w:type="gramEnd"/>
             <w:r>
               <w:rPr>
                 <w:b/>
@@ -5773,6 +5950,7 @@
               <w:t>(</w:t>
             </w:r>
             <w:proofErr w:type="spellStart"/>
+            <w:proofErr w:type="gramEnd"/>
             <w:r>
               <w:rPr>
                 <w:lang w:val="es-ES_tradnl"/>
@@ -5867,24 +6045,16 @@
                 <w:bCs/>
                 <w:lang w:val="es-ES_tradnl"/>
               </w:rPr>
-              <w:t>::</w:t>
-            </w:r>
+              <w:t>::sub</w:t>
+            </w:r>
+            <w:r>
+              <w:rPr>
+                <w:lang w:val="es-ES_tradnl"/>
+              </w:rPr>
+              <w:t>(</w:t>
+            </w:r>
+            <w:proofErr w:type="spellStart"/>
             <w:proofErr w:type="gramEnd"/>
-            <w:r>
-              <w:rPr>
-                <w:b/>
-                <w:bCs/>
-                <w:lang w:val="es-ES_tradnl"/>
-              </w:rPr>
-              <w:t>sub</w:t>
-            </w:r>
-            <w:r>
-              <w:rPr>
-                <w:lang w:val="es-ES_tradnl"/>
-              </w:rPr>
-              <w:t>(</w:t>
-            </w:r>
-            <w:proofErr w:type="spellStart"/>
             <w:r>
               <w:rPr>
                 <w:lang w:val="es-ES_tradnl"/>
@@ -5954,7 +6124,7 @@
     </w:p>
     <w:tbl>
       <w:tblPr>
-        <w:tblStyle w:val="Tablaconcuadrcula"/>
+        <w:tblStyle w:val="TableGrid"/>
         <w:tblW w:w="0" w:type="auto"/>
         <w:tblLook w:val="04A0" w:firstRow="1" w:lastRow="0" w:firstColumn="1" w:lastColumn="0" w:noHBand="0" w:noVBand="1"/>
       </w:tblPr>
@@ -6658,7 +6828,7 @@
     </w:p>
     <w:tbl>
       <w:tblPr>
-        <w:tblStyle w:val="Tablaconcuadrcula"/>
+        <w:tblStyle w:val="TableGrid"/>
         <w:tblW w:w="0" w:type="auto"/>
         <w:tblLook w:val="04A0" w:firstRow="1" w:lastRow="0" w:firstColumn="1" w:lastColumn="0" w:noHBand="0" w:noVBand="1"/>
       </w:tblPr>
@@ -6697,14 +6867,14 @@
               <w:rPr>
                 <w:lang w:val="en-US"/>
               </w:rPr>
-              <w:t>::</w:t>
+              <w:t>::modify(</w:t>
             </w:r>
             <w:proofErr w:type="gramEnd"/>
             <w:r>
               <w:rPr>
                 <w:lang w:val="en-US"/>
               </w:rPr>
-              <w:t xml:space="preserve">modify(string $modify): </w:t>
+              <w:t xml:space="preserve">string $modify): </w:t>
             </w:r>
             <w:proofErr w:type="spellStart"/>
             <w:r>
@@ -6735,7 +6905,7 @@
     </w:p>
     <w:tbl>
       <w:tblPr>
-        <w:tblStyle w:val="Tablaconcuadrcula"/>
+        <w:tblStyle w:val="TableGrid"/>
         <w:tblW w:w="0" w:type="auto"/>
         <w:tblLook w:val="04A0" w:firstRow="1" w:lastRow="0" w:firstColumn="1" w:lastColumn="0" w:noHBand="0" w:noVBand="1"/>
       </w:tblPr>
@@ -7145,7 +7315,7 @@
     </w:p>
     <w:tbl>
       <w:tblPr>
-        <w:tblStyle w:val="Tablaconcuadrcula"/>
+        <w:tblStyle w:val="TableGrid"/>
         <w:tblW w:w="0" w:type="auto"/>
         <w:tblLook w:val="04A0" w:firstRow="1" w:lastRow="0" w:firstColumn="1" w:lastColumn="0" w:noHBand="0" w:noVBand="1"/>
       </w:tblPr>
@@ -7235,6 +7405,7 @@
               </w:rPr>
               <w:t>'2022-08-01'</w:t>
             </w:r>
+            <w:proofErr w:type="gramStart"/>
             <w:r>
               <w:rPr>
                 <w:color w:val="A3A3A0"/>
@@ -7244,6 +7415,7 @@
               </w:rPr>
               <w:t>);</w:t>
             </w:r>
+            <w:proofErr w:type="gramEnd"/>
           </w:p>
           <w:p>
             <w:pPr>
@@ -7261,6 +7433,7 @@
                 <w:szCs w:val="18"/>
                 <w:lang w:val="en-US"/>
               </w:rPr>
+              <w:lastRenderedPageBreak/>
               <w:t xml:space="preserve">$fin = </w:t>
             </w:r>
             <w:r>
@@ -7303,6 +7476,7 @@
               </w:rPr>
               <w:t>'2022-08-31'</w:t>
             </w:r>
+            <w:proofErr w:type="gramStart"/>
             <w:r>
               <w:rPr>
                 <w:color w:val="A3A3A0"/>
@@ -7312,6 +7486,7 @@
               </w:rPr>
               <w:t>);</w:t>
             </w:r>
+            <w:proofErr w:type="gramEnd"/>
           </w:p>
           <w:p>
             <w:pPr>
@@ -7693,10 +7868,10 @@
         </w:rPr>
         <w:t xml:space="preserve">: </w:t>
       </w:r>
-      <w:hyperlink r:id="rId18" w:history="1">
+      <w:hyperlink r:id="rId19" w:history="1">
         <w:r>
           <w:rPr>
-            <w:rStyle w:val="Hipervnculo"/>
+            <w:rStyle w:val="Hyperlink"/>
             <w:lang w:val="es-ES_tradnl"/>
           </w:rPr>
           <w:t>https://www.php.net/manual/es/class.dateperiod.php</w:t>
@@ -7761,10 +7936,10 @@
         </w:rPr>
         <w:t xml:space="preserve"> </w:t>
       </w:r>
-      <w:hyperlink r:id="rId19" w:history="1">
+      <w:hyperlink r:id="rId20" w:history="1">
         <w:r>
           <w:rPr>
-            <w:rStyle w:val="Hipervnculo"/>
+            <w:rStyle w:val="Hyperlink"/>
             <w:lang w:val="es-ES_tradnl"/>
           </w:rPr>
           <w:t>https://www.php.net/manual/es/function.strftime.php</w:t>
@@ -7780,7 +7955,7 @@
     </w:p>
     <w:tbl>
       <w:tblPr>
-        <w:tblStyle w:val="Tablaconcuadrcula"/>
+        <w:tblStyle w:val="TableGrid"/>
         <w:tblW w:w="0" w:type="auto"/>
         <w:tblLook w:val="04A0" w:firstRow="1" w:lastRow="0" w:firstColumn="1" w:lastColumn="0" w:noHBand="0" w:noVBand="1"/>
       </w:tblPr>
@@ -7822,7 +7997,6 @@
               </w:rPr>
               <w:t>(</w:t>
             </w:r>
-            <w:proofErr w:type="spellStart"/>
             <w:proofErr w:type="gramEnd"/>
             <w:r>
               <w:rPr>
@@ -7833,7 +8007,6 @@
               </w:rPr>
               <w:t>LC_ALL</w:t>
             </w:r>
-            <w:proofErr w:type="spellEnd"/>
             <w:r>
               <w:rPr>
                 <w:color w:val="A3A3A0"/>
@@ -7852,6 +8025,7 @@
               </w:rPr>
               <w:t>'es-ES.UTF-8'</w:t>
             </w:r>
+            <w:proofErr w:type="gramStart"/>
             <w:r>
               <w:rPr>
                 <w:color w:val="A3A3A0"/>
@@ -7859,7 +8033,17 @@
                 <w:szCs w:val="18"/>
                 <w:lang w:val="en-US"/>
               </w:rPr>
-              <w:t xml:space="preserve">); </w:t>
+              <w:t>);</w:t>
+            </w:r>
+            <w:proofErr w:type="gramEnd"/>
+            <w:r>
+              <w:rPr>
+                <w:color w:val="A3A3A0"/>
+                <w:sz w:val="18"/>
+                <w:szCs w:val="18"/>
+                <w:lang w:val="en-US"/>
+              </w:rPr>
+              <w:t xml:space="preserve"> </w:t>
             </w:r>
           </w:p>
           <w:p>
@@ -8067,16 +8251,56 @@
                 <w:szCs w:val="18"/>
                 <w:lang w:val="es-ES_tradnl"/>
               </w:rPr>
-              <w:t xml:space="preserve"> son las %H:%M:%S"</w:t>
-            </w:r>
-            <w:r>
-              <w:rPr>
-                <w:color w:val="A3A3A0"/>
-                <w:sz w:val="18"/>
-                <w:szCs w:val="18"/>
-                <w:lang w:val="es-ES_tradnl"/>
-              </w:rPr>
-              <w:t>, $ahora );</w:t>
+              <w:t xml:space="preserve"> son las %</w:t>
+            </w:r>
+            <w:proofErr w:type="gramStart"/>
+            <w:r>
+              <w:rPr>
+                <w:color w:val="678E1B"/>
+                <w:sz w:val="18"/>
+                <w:szCs w:val="18"/>
+                <w:lang w:val="es-ES_tradnl"/>
+              </w:rPr>
+              <w:t>H:%M:%</w:t>
+            </w:r>
+            <w:proofErr w:type="gramEnd"/>
+            <w:r>
+              <w:rPr>
+                <w:color w:val="678E1B"/>
+                <w:sz w:val="18"/>
+                <w:szCs w:val="18"/>
+                <w:lang w:val="es-ES_tradnl"/>
+              </w:rPr>
+              <w:t>S"</w:t>
+            </w:r>
+            <w:r>
+              <w:rPr>
+                <w:color w:val="A3A3A0"/>
+                <w:sz w:val="18"/>
+                <w:szCs w:val="18"/>
+                <w:lang w:val="es-ES_tradnl"/>
+              </w:rPr>
+              <w:t>, $</w:t>
+            </w:r>
+            <w:proofErr w:type="gramStart"/>
+            <w:r>
+              <w:rPr>
+                <w:color w:val="A3A3A0"/>
+                <w:sz w:val="18"/>
+                <w:szCs w:val="18"/>
+                <w:lang w:val="es-ES_tradnl"/>
+              </w:rPr>
+              <w:t>ahora )</w:t>
+            </w:r>
+            <w:proofErr w:type="gramEnd"/>
+            <w:r>
+              <w:rPr>
+                <w:color w:val="A3A3A0"/>
+                <w:sz w:val="18"/>
+                <w:szCs w:val="18"/>
+                <w:lang w:val="es-ES_tradnl"/>
+              </w:rPr>
+              <w:t>;</w:t>
             </w:r>
           </w:p>
           <w:p>
@@ -8152,7 +8376,7 @@
     </w:p>
     <w:tbl>
       <w:tblPr>
-        <w:tblStyle w:val="Tablaconcuadrcula"/>
+        <w:tblStyle w:val="TableGrid"/>
         <w:tblW w:w="0" w:type="auto"/>
         <w:tblLook w:val="04A0" w:firstRow="1" w:lastRow="0" w:firstColumn="1" w:lastColumn="0" w:noHBand="0" w:noVBand="1"/>
       </w:tblPr>
@@ -8213,6 +8437,7 @@
               </w:rPr>
               <w:t>'Mon, 12 Dec 2011 21:17:52 +0000'</w:t>
             </w:r>
+            <w:proofErr w:type="gramStart"/>
             <w:r>
               <w:rPr>
                 <w:color w:val="A3A3A0"/>
@@ -8222,6 +8447,7 @@
               </w:rPr>
               <w:t>);</w:t>
             </w:r>
+            <w:proofErr w:type="gramEnd"/>
           </w:p>
           <w:p>
             <w:pPr>
@@ -8276,16 +8502,36 @@
                 <w:szCs w:val="18"/>
                 <w:lang w:val="en-US"/>
               </w:rPr>
-              <w:t xml:space="preserve">'@' </w:t>
-            </w:r>
-            <w:r>
-              <w:rPr>
-                <w:color w:val="A3A3A0"/>
+              <w:t>'@</w:t>
+            </w:r>
+            <w:proofErr w:type="gramStart"/>
+            <w:r>
+              <w:rPr>
+                <w:color w:val="678E1B"/>
                 <w:sz w:val="18"/>
                 <w:szCs w:val="18"/>
                 <w:lang w:val="en-US"/>
               </w:rPr>
-              <w:t xml:space="preserve">. </w:t>
+              <w:t xml:space="preserve">' </w:t>
+            </w:r>
+            <w:r>
+              <w:rPr>
+                <w:color w:val="A3A3A0"/>
+                <w:sz w:val="18"/>
+                <w:szCs w:val="18"/>
+                <w:lang w:val="en-US"/>
+              </w:rPr>
+              <w:t>.</w:t>
+            </w:r>
+            <w:proofErr w:type="gramEnd"/>
+            <w:r>
+              <w:rPr>
+                <w:color w:val="A3A3A0"/>
+                <w:sz w:val="18"/>
+                <w:szCs w:val="18"/>
+                <w:lang w:val="en-US"/>
+              </w:rPr>
+              <w:t xml:space="preserve"> </w:t>
             </w:r>
             <w:r>
               <w:rPr>
@@ -8377,7 +8623,7 @@
     </w:p>
     <w:p>
       <w:pPr>
-        <w:pStyle w:val="Prrafodelista"/>
+        <w:pStyle w:val="ListParagraph"/>
         <w:numPr>
           <w:ilvl w:val="0"/>
           <w:numId w:val="29"/>
@@ -8479,7 +8725,7 @@
     </w:p>
     <w:p>
       <w:pPr>
-        <w:pStyle w:val="Prrafodelista"/>
+        <w:pStyle w:val="ListParagraph"/>
         <w:numPr>
           <w:ilvl w:val="0"/>
           <w:numId w:val="29"/>
@@ -8615,7 +8861,7 @@
     </w:p>
     <w:p>
       <w:pPr>
-        <w:pStyle w:val="Prrafodelista"/>
+        <w:pStyle w:val="ListParagraph"/>
         <w:numPr>
           <w:ilvl w:val="0"/>
           <w:numId w:val="29"/>
@@ -8741,7 +8987,7 @@
     </w:p>
     <w:p>
       <w:pPr>
-        <w:pStyle w:val="Prrafodelista"/>
+        <w:pStyle w:val="ListParagraph"/>
         <w:numPr>
           <w:ilvl w:val="0"/>
           <w:numId w:val="29"/>
@@ -8788,6 +9034,7 @@
         <w:t>datetime</w:t>
       </w:r>
       <w:proofErr w:type="spellEnd"/>
+      <w:proofErr w:type="gramStart"/>
       <w:r>
         <w:rPr>
           <w:lang w:val="es-ES_tradnl"/>
@@ -8802,6 +9049,7 @@
         <w:t>int</w:t>
       </w:r>
       <w:proofErr w:type="spellEnd"/>
+      <w:proofErr w:type="gramEnd"/>
       <w:r>
         <w:rPr>
           <w:lang w:val="es-ES_tradnl"/>
@@ -8869,7 +9117,7 @@
     </w:p>
     <w:p>
       <w:pPr>
-        <w:pStyle w:val="Prrafodelista"/>
+        <w:pStyle w:val="ListParagraph"/>
         <w:numPr>
           <w:ilvl w:val="0"/>
           <w:numId w:val="29"/>
@@ -8933,7 +9181,7 @@
     </w:p>
     <w:p>
       <w:pPr>
-        <w:pStyle w:val="Prrafodelista"/>
+        <w:pStyle w:val="ListParagraph"/>
         <w:numPr>
           <w:ilvl w:val="0"/>
           <w:numId w:val="29"/>
@@ -8954,7 +9202,21 @@
         <w:rPr>
           <w:lang w:val="en-US"/>
         </w:rPr>
-        <w:t xml:space="preserve">string $format, ?int $timestamp = null): string Da </w:t>
+        <w:t>string $format</w:t>
+      </w:r>
+      <w:proofErr w:type="gramStart"/>
+      <w:r>
+        <w:rPr>
+          <w:lang w:val="en-US"/>
+        </w:rPr>
+        <w:t>, ?int</w:t>
+      </w:r>
+      <w:proofErr w:type="gramEnd"/>
+      <w:r>
+        <w:rPr>
+          <w:lang w:val="en-US"/>
+        </w:rPr>
+        <w:t xml:space="preserve"> $timestamp = null): string Da </w:t>
       </w:r>
       <w:proofErr w:type="spellStart"/>
       <w:r>
@@ -9020,10 +9282,10 @@
         </w:rPr>
         <w:t xml:space="preserve">Existe un API procedural compuesto por repertorio extenso de funciones de fecha que puede consultarse en el siguiente enlace: </w:t>
       </w:r>
-      <w:hyperlink r:id="rId20" w:history="1">
+      <w:hyperlink r:id="rId21" w:history="1">
         <w:r>
           <w:rPr>
-            <w:rStyle w:val="Hipervnculo"/>
+            <w:rStyle w:val="Hyperlink"/>
             <w:lang w:val="es-ES_tradnl"/>
           </w:rPr>
           <w:t>https://www.php.net/manual/es/ref.datetime.php</w:t>
@@ -9039,7 +9301,7 @@
     </w:p>
     <w:p>
       <w:pPr>
-        <w:pStyle w:val="Ttulo2"/>
+        <w:pStyle w:val="Heading2"/>
         <w:rPr>
           <w:lang w:val="es-ES_tradnl"/>
         </w:rPr>
@@ -9101,7 +9363,7 @@
     </w:p>
     <w:p>
       <w:pPr>
-        <w:pStyle w:val="Prrafodelista"/>
+        <w:pStyle w:val="ListParagraph"/>
         <w:numPr>
           <w:ilvl w:val="0"/>
           <w:numId w:val="30"/>
@@ -9175,6 +9437,7 @@
                 <w:bCs/>
                 <w:lang w:val="es-ES_tradnl"/>
               </w:rPr>
+              <w:lastRenderedPageBreak/>
               <w:t>Valor</w:t>
             </w:r>
           </w:p>
@@ -9231,25 +9494,7 @@
                 <w:bCs/>
                 <w:lang w:val="es-ES_tradnl"/>
               </w:rPr>
-              <w:t>$_SERVER['</w:t>
-            </w:r>
-            <w:proofErr w:type="spellStart"/>
-            <w:r>
-              <w:rPr>
-                <w:b/>
-                <w:bCs/>
-                <w:lang w:val="es-ES_tradnl"/>
-              </w:rPr>
-              <w:t>PHP_SELF</w:t>
-            </w:r>
-            <w:proofErr w:type="spellEnd"/>
-            <w:r>
-              <w:rPr>
-                <w:b/>
-                <w:bCs/>
-                <w:lang w:val="es-ES_tradnl"/>
-              </w:rPr>
-              <w:t>']</w:t>
+              <w:t>$_SERVER['PHP_SELF']</w:t>
             </w:r>
           </w:p>
         </w:tc>
@@ -9303,25 +9548,7 @@
                 <w:bCs/>
                 <w:lang w:val="es-ES_tradnl"/>
               </w:rPr>
-              <w:t>$_SERVER['</w:t>
-            </w:r>
-            <w:proofErr w:type="spellStart"/>
-            <w:r>
-              <w:rPr>
-                <w:b/>
-                <w:bCs/>
-                <w:lang w:val="es-ES_tradnl"/>
-              </w:rPr>
-              <w:t>SERVER_ADDR</w:t>
-            </w:r>
-            <w:proofErr w:type="spellEnd"/>
-            <w:r>
-              <w:rPr>
-                <w:b/>
-                <w:bCs/>
-                <w:lang w:val="es-ES_tradnl"/>
-              </w:rPr>
-              <w:t>']</w:t>
+              <w:t>$_SERVER['SERVER_ADDR']</w:t>
             </w:r>
           </w:p>
         </w:tc>
@@ -9375,25 +9602,7 @@
                 <w:bCs/>
                 <w:lang w:val="es-ES_tradnl"/>
               </w:rPr>
-              <w:t>$_SERVER['</w:t>
-            </w:r>
-            <w:proofErr w:type="spellStart"/>
-            <w:r>
-              <w:rPr>
-                <w:b/>
-                <w:bCs/>
-                <w:lang w:val="es-ES_tradnl"/>
-              </w:rPr>
-              <w:t>SERVER_NAME</w:t>
-            </w:r>
-            <w:proofErr w:type="spellEnd"/>
-            <w:r>
-              <w:rPr>
-                <w:b/>
-                <w:bCs/>
-                <w:lang w:val="es-ES_tradnl"/>
-              </w:rPr>
-              <w:t>']</w:t>
+              <w:t>$_SERVER['SERVER_NAME']</w:t>
             </w:r>
           </w:p>
         </w:tc>
@@ -9447,25 +9656,7 @@
                 <w:bCs/>
                 <w:lang w:val="es-ES_tradnl"/>
               </w:rPr>
-              <w:t>$_SERVER['</w:t>
-            </w:r>
-            <w:proofErr w:type="spellStart"/>
-            <w:r>
-              <w:rPr>
-                <w:b/>
-                <w:bCs/>
-                <w:lang w:val="es-ES_tradnl"/>
-              </w:rPr>
-              <w:t>DOCUMENT_ROOT</w:t>
-            </w:r>
-            <w:proofErr w:type="spellEnd"/>
-            <w:r>
-              <w:rPr>
-                <w:b/>
-                <w:bCs/>
-                <w:lang w:val="es-ES_tradnl"/>
-              </w:rPr>
-              <w:t>']</w:t>
+              <w:t>$_SERVER['DOCUMENT_ROOT']</w:t>
             </w:r>
           </w:p>
         </w:tc>
@@ -9539,25 +9730,7 @@
                 <w:bCs/>
                 <w:lang w:val="es-ES_tradnl"/>
               </w:rPr>
-              <w:t>$_SERVER['</w:t>
-            </w:r>
-            <w:proofErr w:type="spellStart"/>
-            <w:r>
-              <w:rPr>
-                <w:b/>
-                <w:bCs/>
-                <w:lang w:val="es-ES_tradnl"/>
-              </w:rPr>
-              <w:t>REMOTE_ADDR</w:t>
-            </w:r>
-            <w:proofErr w:type="spellEnd"/>
-            <w:r>
-              <w:rPr>
-                <w:b/>
-                <w:bCs/>
-                <w:lang w:val="es-ES_tradnl"/>
-              </w:rPr>
-              <w:t>']</w:t>
+              <w:t>$_SERVER['REMOTE_ADDR']</w:t>
             </w:r>
           </w:p>
         </w:tc>
@@ -9623,25 +9796,7 @@
                 <w:bCs/>
                 <w:lang w:val="es-ES_tradnl"/>
               </w:rPr>
-              <w:t>$_SERVER['</w:t>
-            </w:r>
-            <w:proofErr w:type="spellStart"/>
-            <w:r>
-              <w:rPr>
-                <w:b/>
-                <w:bCs/>
-                <w:lang w:val="es-ES_tradnl"/>
-              </w:rPr>
-              <w:t>REQUEST_METHOD</w:t>
-            </w:r>
-            <w:proofErr w:type="spellEnd"/>
-            <w:r>
-              <w:rPr>
-                <w:b/>
-                <w:bCs/>
-                <w:lang w:val="es-ES_tradnl"/>
-              </w:rPr>
-              <w:t>']</w:t>
+              <w:t>$_SERVER['REQUEST_METHOD']</w:t>
             </w:r>
           </w:p>
         </w:tc>
@@ -9672,31 +9827,41 @@
                 <w:bCs/>
                 <w:lang w:val="es-ES_tradnl"/>
               </w:rPr>
-              <w:t>'</w:t>
-            </w:r>
-            <w:proofErr w:type="spellStart"/>
+              <w:t>'GET'</w:t>
+            </w:r>
+            <w:r>
+              <w:rPr>
+                <w:lang w:val="es-ES_tradnl"/>
+              </w:rPr>
+              <w:t>,</w:t>
+            </w:r>
             <w:r>
               <w:rPr>
                 <w:b/>
                 <w:bCs/>
                 <w:lang w:val="es-ES_tradnl"/>
               </w:rPr>
-              <w:t>GET</w:t>
-            </w:r>
-            <w:proofErr w:type="spellEnd"/>
+              <w:t>'HEAD'</w:t>
+            </w:r>
+            <w:r>
+              <w:rPr>
+                <w:lang w:val="es-ES_tradnl"/>
+              </w:rPr>
+              <w:t xml:space="preserve">, </w:t>
+            </w:r>
             <w:r>
               <w:rPr>
                 <w:b/>
                 <w:bCs/>
                 <w:lang w:val="es-ES_tradnl"/>
               </w:rPr>
-              <w:t>'</w:t>
-            </w:r>
-            <w:r>
-              <w:rPr>
-                <w:lang w:val="es-ES_tradnl"/>
-              </w:rPr>
-              <w:t>,</w:t>
+              <w:t xml:space="preserve">'POST' </w:t>
+            </w:r>
+            <w:r>
+              <w:rPr>
+                <w:lang w:val="es-ES_tradnl"/>
+              </w:rPr>
+              <w:t xml:space="preserve">o </w:t>
             </w:r>
             <w:r>
               <w:rPr>
@@ -9704,53 +9869,7 @@
                 <w:bCs/>
                 <w:lang w:val="es-ES_tradnl"/>
               </w:rPr>
-              <w:t>'HEAD'</w:t>
-            </w:r>
-            <w:r>
-              <w:rPr>
-                <w:lang w:val="es-ES_tradnl"/>
-              </w:rPr>
-              <w:t xml:space="preserve">, </w:t>
-            </w:r>
-            <w:r>
-              <w:rPr>
-                <w:b/>
-                <w:bCs/>
-                <w:lang w:val="es-ES_tradnl"/>
-              </w:rPr>
-              <w:t xml:space="preserve">'POST' </w:t>
-            </w:r>
-            <w:r>
-              <w:rPr>
-                <w:lang w:val="es-ES_tradnl"/>
-              </w:rPr>
-              <w:t xml:space="preserve">o </w:t>
-            </w:r>
-            <w:r>
-              <w:rPr>
-                <w:b/>
-                <w:bCs/>
-                <w:lang w:val="es-ES_tradnl"/>
-              </w:rPr>
-              <w:t>'</w:t>
-            </w:r>
-            <w:proofErr w:type="spellStart"/>
-            <w:r>
-              <w:rPr>
-                <w:b/>
-                <w:bCs/>
-                <w:lang w:val="es-ES_tradnl"/>
-              </w:rPr>
-              <w:t>PUT</w:t>
-            </w:r>
-            <w:proofErr w:type="spellEnd"/>
-            <w:r>
-              <w:rPr>
-                <w:b/>
-                <w:bCs/>
-                <w:lang w:val="es-ES_tradnl"/>
-              </w:rPr>
-              <w:t>'</w:t>
+              <w:t>'PUT'</w:t>
             </w:r>
             <w:r>
               <w:rPr>
@@ -9764,7 +9883,7 @@
     </w:tbl>
     <w:p>
       <w:pPr>
-        <w:pStyle w:val="Prrafodelista"/>
+        <w:pStyle w:val="ListParagraph"/>
         <w:numPr>
           <w:ilvl w:val="0"/>
           <w:numId w:val="30"/>
@@ -9779,83 +9898,63 @@
           <w:bCs/>
           <w:lang w:val="es-ES_tradnl"/>
         </w:rPr>
-        <w:t>$_</w:t>
+        <w:t>$_GET</w:t>
+      </w:r>
+      <w:r>
+        <w:rPr>
+          <w:lang w:val="es-ES_tradnl"/>
+        </w:rPr>
+        <w:t xml:space="preserve">, </w:t>
+      </w:r>
+      <w:r>
+        <w:rPr>
+          <w:b/>
+          <w:bCs/>
+          <w:lang w:val="es-ES_tradnl"/>
+        </w:rPr>
+        <w:t xml:space="preserve">$_POST </w:t>
+      </w:r>
+      <w:r>
+        <w:rPr>
+          <w:lang w:val="es-ES_tradnl"/>
+        </w:rPr>
+        <w:t xml:space="preserve">y </w:t>
+      </w:r>
+      <w:r>
+        <w:rPr>
+          <w:b/>
+          <w:bCs/>
+          <w:lang w:val="es-ES_tradnl"/>
+        </w:rPr>
+        <w:t xml:space="preserve">$_COOKIE </w:t>
+      </w:r>
+      <w:r>
+        <w:rPr>
+          <w:lang w:val="es-ES_tradnl"/>
+        </w:rPr>
+        <w:t xml:space="preserve">contienen las variables que se han pasado al </w:t>
       </w:r>
       <w:proofErr w:type="spellStart"/>
       <w:r>
         <w:rPr>
-          <w:b/>
-          <w:bCs/>
-          <w:lang w:val="es-ES_tradnl"/>
-        </w:rPr>
-        <w:t>GET</w:t>
+          <w:lang w:val="es-ES_tradnl"/>
+        </w:rPr>
+        <w:t>guión</w:t>
       </w:r>
       <w:proofErr w:type="spellEnd"/>
       <w:r>
         <w:rPr>
           <w:lang w:val="es-ES_tradnl"/>
         </w:rPr>
-        <w:t xml:space="preserve">, </w:t>
-      </w:r>
-      <w:r>
-        <w:rPr>
-          <w:b/>
-          <w:bCs/>
-          <w:lang w:val="es-ES_tradnl"/>
-        </w:rPr>
-        <w:t xml:space="preserve">$_POST </w:t>
-      </w:r>
-      <w:r>
-        <w:rPr>
-          <w:lang w:val="es-ES_tradnl"/>
-        </w:rPr>
-        <w:t xml:space="preserve">y </w:t>
-      </w:r>
-      <w:r>
-        <w:rPr>
-          <w:b/>
-          <w:bCs/>
-          <w:lang w:val="es-ES_tradnl"/>
-        </w:rPr>
-        <w:t xml:space="preserve">$_COOKIE </w:t>
-      </w:r>
-      <w:r>
-        <w:rPr>
-          <w:lang w:val="es-ES_tradnl"/>
-        </w:rPr>
-        <w:t xml:space="preserve">contienen las variables que se han pasado al </w:t>
-      </w:r>
-      <w:proofErr w:type="spellStart"/>
-      <w:r>
-        <w:rPr>
-          <w:lang w:val="es-ES_tradnl"/>
-        </w:rPr>
-        <w:t>guión</w:t>
-      </w:r>
-      <w:proofErr w:type="spellEnd"/>
-      <w:r>
-        <w:rPr>
-          <w:lang w:val="es-ES_tradnl"/>
-        </w:rPr>
         <w:t xml:space="preserve"> actual utilizando respectivamente los métodos </w:t>
       </w:r>
-      <w:proofErr w:type="spellStart"/>
-      <w:r>
-        <w:rPr>
-          <w:b/>
-          <w:bCs/>
-          <w:lang w:val="es-ES_tradnl"/>
-        </w:rPr>
-        <w:t>GET</w:t>
-      </w:r>
-      <w:proofErr w:type="spellEnd"/>
-      <w:r>
-        <w:rPr>
-          <w:b/>
-          <w:bCs/>
-          <w:lang w:val="es-ES_tradnl"/>
-        </w:rPr>
-        <w:t xml:space="preserve"> </w:t>
+      <w:r>
+        <w:rPr>
+          <w:b/>
+          <w:bCs/>
+          <w:lang w:val="es-ES_tradnl"/>
+        </w:rPr>
+        <w:t xml:space="preserve">GET </w:t>
       </w:r>
       <w:r>
         <w:rPr>
@@ -9894,7 +9993,7 @@
     </w:p>
     <w:p>
       <w:pPr>
-        <w:pStyle w:val="Prrafodelista"/>
+        <w:pStyle w:val="ListParagraph"/>
         <w:numPr>
           <w:ilvl w:val="0"/>
           <w:numId w:val="30"/>
@@ -9909,42 +10008,24 @@
           <w:bCs/>
           <w:lang w:val="es-ES_tradnl"/>
         </w:rPr>
-        <w:t>$_</w:t>
+        <w:t xml:space="preserve">$_REQUEST </w:t>
+      </w:r>
+      <w:r>
+        <w:rPr>
+          <w:lang w:val="es-ES_tradnl"/>
+        </w:rPr>
+        <w:t xml:space="preserve">junta en uno solo el contenido de los tres </w:t>
       </w:r>
       <w:proofErr w:type="spellStart"/>
       <w:r>
         <w:rPr>
-          <w:b/>
-          <w:bCs/>
-          <w:lang w:val="es-ES_tradnl"/>
-        </w:rPr>
-        <w:t>REQUEST</w:t>
+          <w:lang w:val="es-ES_tradnl"/>
+        </w:rPr>
+        <w:t>arrays</w:t>
       </w:r>
       <w:proofErr w:type="spellEnd"/>
       <w:r>
         <w:rPr>
-          <w:b/>
-          <w:bCs/>
-          <w:lang w:val="es-ES_tradnl"/>
-        </w:rPr>
-        <w:t xml:space="preserve"> </w:t>
-      </w:r>
-      <w:r>
-        <w:rPr>
-          <w:lang w:val="es-ES_tradnl"/>
-        </w:rPr>
-        <w:t xml:space="preserve">junta en uno solo el contenido de los tres </w:t>
-      </w:r>
-      <w:proofErr w:type="spellStart"/>
-      <w:r>
-        <w:rPr>
-          <w:lang w:val="es-ES_tradnl"/>
-        </w:rPr>
-        <w:t>arrays</w:t>
-      </w:r>
-      <w:proofErr w:type="spellEnd"/>
-      <w:r>
-        <w:rPr>
           <w:lang w:val="es-ES_tradnl"/>
         </w:rPr>
         <w:t xml:space="preserve"> anteriores, </w:t>
@@ -9955,18 +10036,8 @@
           <w:bCs/>
           <w:lang w:val="es-ES_tradnl"/>
         </w:rPr>
-        <w:t>$_</w:t>
-      </w:r>
-      <w:proofErr w:type="spellStart"/>
-      <w:r>
-        <w:rPr>
-          <w:b/>
-          <w:bCs/>
-          <w:lang w:val="es-ES_tradnl"/>
-        </w:rPr>
-        <w:t>GET</w:t>
-      </w:r>
-      <w:proofErr w:type="spellEnd"/>
+        <w:t>$_GET</w:t>
+      </w:r>
       <w:r>
         <w:rPr>
           <w:lang w:val="es-ES_tradnl"/>
@@ -10004,7 +10075,7 @@
     </w:p>
     <w:p>
       <w:pPr>
-        <w:pStyle w:val="Prrafodelista"/>
+        <w:pStyle w:val="ListParagraph"/>
         <w:numPr>
           <w:ilvl w:val="0"/>
           <w:numId w:val="30"/>
@@ -10019,25 +10090,7 @@
           <w:bCs/>
           <w:lang w:val="es-ES_tradnl"/>
         </w:rPr>
-        <w:t>$_</w:t>
-      </w:r>
-      <w:proofErr w:type="spellStart"/>
-      <w:r>
-        <w:rPr>
-          <w:b/>
-          <w:bCs/>
-          <w:lang w:val="es-ES_tradnl"/>
-        </w:rPr>
-        <w:t>ENV</w:t>
-      </w:r>
-      <w:proofErr w:type="spellEnd"/>
-      <w:r>
-        <w:rPr>
-          <w:b/>
-          <w:bCs/>
-          <w:lang w:val="es-ES_tradnl"/>
-        </w:rPr>
-        <w:t xml:space="preserve"> </w:t>
+        <w:t xml:space="preserve">$_ENV </w:t>
       </w:r>
       <w:r>
         <w:rPr>
@@ -10048,7 +10101,7 @@
     </w:p>
     <w:p>
       <w:pPr>
-        <w:pStyle w:val="Prrafodelista"/>
+        <w:pStyle w:val="ListParagraph"/>
         <w:numPr>
           <w:ilvl w:val="0"/>
           <w:numId w:val="30"/>
@@ -10063,7 +10116,6 @@
           <w:bCs/>
           <w:lang w:val="es-ES_tradnl"/>
         </w:rPr>
-        <w:lastRenderedPageBreak/>
         <w:t xml:space="preserve">$_FILES </w:t>
       </w:r>
       <w:r>
@@ -10089,7 +10141,7 @@
     </w:p>
     <w:p>
       <w:pPr>
-        <w:pStyle w:val="Prrafodelista"/>
+        <w:pStyle w:val="ListParagraph"/>
         <w:numPr>
           <w:ilvl w:val="0"/>
           <w:numId w:val="30"/>
@@ -10104,25 +10156,7 @@
           <w:bCs/>
           <w:lang w:val="es-ES_tradnl"/>
         </w:rPr>
-        <w:t>$_</w:t>
-      </w:r>
-      <w:proofErr w:type="spellStart"/>
-      <w:r>
-        <w:rPr>
-          <w:b/>
-          <w:bCs/>
-          <w:lang w:val="es-ES_tradnl"/>
-        </w:rPr>
-        <w:t>SESSION</w:t>
-      </w:r>
-      <w:proofErr w:type="spellEnd"/>
-      <w:r>
-        <w:rPr>
-          <w:b/>
-          <w:bCs/>
-          <w:lang w:val="es-ES_tradnl"/>
-        </w:rPr>
-        <w:t xml:space="preserve"> </w:t>
+        <w:t xml:space="preserve">$_SESSION </w:t>
       </w:r>
       <w:r>
         <w:rPr>
@@ -10133,7 +10167,7 @@
     </w:p>
     <w:p>
       <w:pPr>
-        <w:pStyle w:val="Prrafodelista"/>
+        <w:pStyle w:val="ListParagraph"/>
         <w:numPr>
           <w:ilvl w:val="0"/>
           <w:numId w:val="30"/>
@@ -10148,25 +10182,7 @@
           <w:bCs/>
           <w:lang w:val="es-ES_tradnl"/>
         </w:rPr>
-        <w:t>$</w:t>
-      </w:r>
-      <w:proofErr w:type="spellStart"/>
-      <w:r>
-        <w:rPr>
-          <w:b/>
-          <w:bCs/>
-          <w:lang w:val="es-ES_tradnl"/>
-        </w:rPr>
-        <w:t>GLOBALS</w:t>
-      </w:r>
-      <w:proofErr w:type="spellEnd"/>
-      <w:r>
-        <w:rPr>
-          <w:b/>
-          <w:bCs/>
-          <w:lang w:val="es-ES_tradnl"/>
-        </w:rPr>
-        <w:t xml:space="preserve"> </w:t>
+        <w:t xml:space="preserve">$GLOBALS </w:t>
       </w:r>
       <w:r>
         <w:rPr>
@@ -10213,10 +10229,10 @@
         </w:rPr>
         <w:t xml:space="preserve">: </w:t>
       </w:r>
-      <w:hyperlink r:id="rId21" w:history="1">
+      <w:hyperlink r:id="rId22" w:history="1">
         <w:r>
           <w:rPr>
-            <w:rStyle w:val="Hipervnculo"/>
+            <w:rStyle w:val="Hyperlink"/>
             <w:lang w:val="es-ES_tradnl"/>
           </w:rPr>
           <w:t>https://www.php.net/manual/es/language.variables.superglobals.php</w:t>
@@ -10232,7 +10248,7 @@
     </w:p>
     <w:p>
       <w:pPr>
-        <w:pStyle w:val="Ttulo2"/>
+        <w:pStyle w:val="Heading2"/>
         <w:rPr>
           <w:lang w:val="es-ES_tradnl"/>
         </w:rPr>
@@ -10357,7 +10373,7 @@
     </w:p>
     <w:p>
       <w:pPr>
-        <w:pStyle w:val="Prrafodelista"/>
+        <w:pStyle w:val="ListParagraph"/>
         <w:numPr>
           <w:ilvl w:val="0"/>
           <w:numId w:val="29"/>
@@ -10389,7 +10405,7 @@
     </w:p>
     <w:p>
       <w:pPr>
-        <w:pStyle w:val="Prrafodelista"/>
+        <w:pStyle w:val="ListParagraph"/>
         <w:numPr>
           <w:ilvl w:val="0"/>
           <w:numId w:val="29"/>
@@ -10427,7 +10443,7 @@
     </w:p>
     <w:p>
       <w:pPr>
-        <w:pStyle w:val="Prrafodelista"/>
+        <w:pStyle w:val="ListParagraph"/>
         <w:numPr>
           <w:ilvl w:val="0"/>
           <w:numId w:val="29"/>
@@ -10728,7 +10744,25 @@
           <w:color w:val="000000"/>
           <w:lang w:val="es-ES_tradnl"/>
         </w:rPr>
-        <w:t>pero en este caso muestra el valor de una array.</w:t>
+        <w:t xml:space="preserve">pero en este caso muestra el valor de </w:t>
+      </w:r>
+      <w:proofErr w:type="gramStart"/>
+      <w:r>
+        <w:rPr>
+          <w:rFonts w:ascii="Arial" w:hAnsi="Arial" w:cs="Arial"/>
+          <w:color w:val="000000"/>
+          <w:lang w:val="es-ES_tradnl"/>
+        </w:rPr>
+        <w:t>una array</w:t>
+      </w:r>
+      <w:proofErr w:type="gramEnd"/>
+      <w:r>
+        <w:rPr>
+          <w:rFonts w:ascii="Arial" w:hAnsi="Arial" w:cs="Arial"/>
+          <w:color w:val="000000"/>
+          <w:lang w:val="es-ES_tradnl"/>
+        </w:rPr>
+        <w:t>.</w:t>
       </w:r>
     </w:p>
     <w:p>
@@ -10790,7 +10824,25 @@
           <w:color w:val="000000"/>
           <w:lang w:val="es-ES_tradnl"/>
         </w:rPr>
-        <w:t xml:space="preserve"> con [ ].</w:t>
+        <w:t xml:space="preserve"> con </w:t>
+      </w:r>
+      <w:proofErr w:type="gramStart"/>
+      <w:r>
+        <w:rPr>
+          <w:rFonts w:ascii="Arial" w:hAnsi="Arial" w:cs="Arial"/>
+          <w:color w:val="000000"/>
+          <w:lang w:val="es-ES_tradnl"/>
+        </w:rPr>
+        <w:t>[ ]</w:t>
+      </w:r>
+      <w:proofErr w:type="gramEnd"/>
+      <w:r>
+        <w:rPr>
+          <w:rFonts w:ascii="Arial" w:hAnsi="Arial" w:cs="Arial"/>
+          <w:color w:val="000000"/>
+          <w:lang w:val="es-ES_tradnl"/>
+        </w:rPr>
+        <w:t>.</w:t>
       </w:r>
     </w:p>
     <w:p>
@@ -10993,7 +11045,7 @@
     </w:p>
     <w:tbl>
       <w:tblPr>
-        <w:tblStyle w:val="Tablaconcuadrcula"/>
+        <w:tblStyle w:val="TableGrid"/>
         <w:tblW w:w="0" w:type="auto"/>
         <w:tblLook w:val="04A0" w:firstRow="1" w:lastRow="0" w:firstColumn="1" w:lastColumn="0" w:noHBand="0" w:noVBand="1"/>
       </w:tblPr>
@@ -11024,27 +11076,7 @@
                 <w:szCs w:val="18"/>
                 <w:lang w:val="es-ES_tradnl"/>
               </w:rPr>
-              <w:t>$</w:t>
-            </w:r>
-            <w:proofErr w:type="spellStart"/>
-            <w:r>
-              <w:rPr>
-                <w:color w:val="A3A3A0"/>
-                <w:sz w:val="18"/>
-                <w:szCs w:val="18"/>
-                <w:lang w:val="es-ES_tradnl"/>
-              </w:rPr>
-              <w:t>DAW</w:t>
-            </w:r>
-            <w:proofErr w:type="spellEnd"/>
-            <w:r>
-              <w:rPr>
-                <w:color w:val="A3A3A0"/>
-                <w:sz w:val="18"/>
-                <w:szCs w:val="18"/>
-                <w:lang w:val="es-ES_tradnl"/>
-              </w:rPr>
-              <w:t xml:space="preserve"> = [</w:t>
+              <w:t>$DAW = [</w:t>
             </w:r>
           </w:p>
           <w:p>
@@ -11228,27 +11260,7 @@
                 <w:szCs w:val="18"/>
                 <w:lang w:val="es-ES_tradnl"/>
               </w:rPr>
-              <w:t>"</w:t>
-            </w:r>
-            <w:proofErr w:type="spellStart"/>
-            <w:r>
-              <w:rPr>
-                <w:color w:val="678E1B"/>
-                <w:sz w:val="18"/>
-                <w:szCs w:val="18"/>
-                <w:lang w:val="es-ES_tradnl"/>
-              </w:rPr>
-              <w:t>SSII</w:t>
-            </w:r>
-            <w:proofErr w:type="spellEnd"/>
-            <w:r>
-              <w:rPr>
-                <w:color w:val="678E1B"/>
-                <w:sz w:val="18"/>
-                <w:szCs w:val="18"/>
-                <w:lang w:val="es-ES_tradnl"/>
-              </w:rPr>
-              <w:t xml:space="preserve">" </w:t>
+              <w:t xml:space="preserve">"SSII" </w:t>
             </w:r>
             <w:r>
               <w:rPr>
@@ -11351,9 +11363,17 @@
                 <w:szCs w:val="18"/>
                 <w:lang w:val="es-ES_tradnl"/>
               </w:rPr>
-              <w:t>"</w:t>
-            </w:r>
-            <w:proofErr w:type="spellStart"/>
+              <w:t xml:space="preserve">"DAW" </w:t>
+            </w:r>
+            <w:r>
+              <w:rPr>
+                <w:color w:val="A3A3A0"/>
+                <w:sz w:val="18"/>
+                <w:szCs w:val="18"/>
+                <w:lang w:val="es-ES_tradnl"/>
+              </w:rPr>
+              <w:t xml:space="preserve">=&gt; </w:t>
+            </w:r>
             <w:r>
               <w:rPr>
                 <w:color w:val="678E1B"/>
@@ -11361,9 +11381,17 @@
                 <w:szCs w:val="18"/>
                 <w:lang w:val="es-ES_tradnl"/>
               </w:rPr>
-              <w:t>DAW</w:t>
-            </w:r>
-            <w:proofErr w:type="spellEnd"/>
+              <w:t>"Despliegue de Aplicaciones Web"</w:t>
+            </w:r>
+            <w:r>
+              <w:rPr>
+                <w:color w:val="A3A3A0"/>
+                <w:sz w:val="18"/>
+                <w:szCs w:val="18"/>
+                <w:lang w:val="es-ES_tradnl"/>
+              </w:rPr>
+              <w:t xml:space="preserve">, </w:t>
+            </w:r>
             <w:r>
               <w:rPr>
                 <w:color w:val="678E1B"/>
@@ -11371,7 +11399,7 @@
                 <w:szCs w:val="18"/>
                 <w:lang w:val="es-ES_tradnl"/>
               </w:rPr>
-              <w:t xml:space="preserve">" </w:t>
+              <w:t xml:space="preserve">"DWES" </w:t>
             </w:r>
             <w:r>
               <w:rPr>
@@ -11389,7 +11417,7 @@
                 <w:szCs w:val="18"/>
                 <w:lang w:val="es-ES_tradnl"/>
               </w:rPr>
-              <w:t>"Despliegue de Aplicaciones Web"</w:t>
+              <w:t>"Desarrollo Web en Entorno Servidor"</w:t>
             </w:r>
             <w:r>
               <w:rPr>
@@ -11407,9 +11435,17 @@
                 <w:szCs w:val="18"/>
                 <w:lang w:val="es-ES_tradnl"/>
               </w:rPr>
-              <w:t>"</w:t>
-            </w:r>
-            <w:proofErr w:type="spellStart"/>
+              <w:t xml:space="preserve">"DWEC" </w:t>
+            </w:r>
+            <w:r>
+              <w:rPr>
+                <w:color w:val="A3A3A0"/>
+                <w:sz w:val="18"/>
+                <w:szCs w:val="18"/>
+                <w:lang w:val="es-ES_tradnl"/>
+              </w:rPr>
+              <w:t xml:space="preserve">=&gt; </w:t>
+            </w:r>
             <w:r>
               <w:rPr>
                 <w:color w:val="678E1B"/>
@@ -11417,9 +11453,17 @@
                 <w:szCs w:val="18"/>
                 <w:lang w:val="es-ES_tradnl"/>
               </w:rPr>
-              <w:t>DWES</w:t>
-            </w:r>
-            <w:proofErr w:type="spellEnd"/>
+              <w:t>"Desarrollo Web en Entorno Cliente"</w:t>
+            </w:r>
+            <w:r>
+              <w:rPr>
+                <w:color w:val="A3A3A0"/>
+                <w:sz w:val="18"/>
+                <w:szCs w:val="18"/>
+                <w:lang w:val="es-ES_tradnl"/>
+              </w:rPr>
+              <w:t xml:space="preserve">, </w:t>
+            </w:r>
             <w:r>
               <w:rPr>
                 <w:color w:val="678E1B"/>
@@ -11427,7 +11471,7 @@
                 <w:szCs w:val="18"/>
                 <w:lang w:val="es-ES_tradnl"/>
               </w:rPr>
-              <w:t xml:space="preserve">" </w:t>
+              <w:t xml:space="preserve">"DIW" </w:t>
             </w:r>
             <w:r>
               <w:rPr>
@@ -11445,7 +11489,7 @@
                 <w:szCs w:val="18"/>
                 <w:lang w:val="es-ES_tradnl"/>
               </w:rPr>
-              <w:t>"Desarrollo Web en Entorno Servidor"</w:t>
+              <w:t>"Diseño de Interfaces Web"</w:t>
             </w:r>
             <w:r>
               <w:rPr>
@@ -11463,139 +11507,7 @@
                 <w:szCs w:val="18"/>
                 <w:lang w:val="es-ES_tradnl"/>
               </w:rPr>
-              <w:t>"</w:t>
-            </w:r>
-            <w:proofErr w:type="spellStart"/>
-            <w:r>
-              <w:rPr>
-                <w:color w:val="678E1B"/>
-                <w:sz w:val="18"/>
-                <w:szCs w:val="18"/>
-                <w:lang w:val="es-ES_tradnl"/>
-              </w:rPr>
-              <w:t>DWEC</w:t>
-            </w:r>
-            <w:proofErr w:type="spellEnd"/>
-            <w:r>
-              <w:rPr>
-                <w:color w:val="678E1B"/>
-                <w:sz w:val="18"/>
-                <w:szCs w:val="18"/>
-                <w:lang w:val="es-ES_tradnl"/>
-              </w:rPr>
-              <w:t xml:space="preserve">" </w:t>
-            </w:r>
-            <w:r>
-              <w:rPr>
-                <w:color w:val="A3A3A0"/>
-                <w:sz w:val="18"/>
-                <w:szCs w:val="18"/>
-                <w:lang w:val="es-ES_tradnl"/>
-              </w:rPr>
-              <w:t xml:space="preserve">=&gt; </w:t>
-            </w:r>
-            <w:r>
-              <w:rPr>
-                <w:color w:val="678E1B"/>
-                <w:sz w:val="18"/>
-                <w:szCs w:val="18"/>
-                <w:lang w:val="es-ES_tradnl"/>
-              </w:rPr>
-              <w:t>"Desarrollo Web en Entorno Cliente"</w:t>
-            </w:r>
-            <w:r>
-              <w:rPr>
-                <w:color w:val="A3A3A0"/>
-                <w:sz w:val="18"/>
-                <w:szCs w:val="18"/>
-                <w:lang w:val="es-ES_tradnl"/>
-              </w:rPr>
-              <w:t xml:space="preserve">, </w:t>
-            </w:r>
-            <w:r>
-              <w:rPr>
-                <w:color w:val="678E1B"/>
-                <w:sz w:val="18"/>
-                <w:szCs w:val="18"/>
-                <w:lang w:val="es-ES_tradnl"/>
-              </w:rPr>
-              <w:t>"</w:t>
-            </w:r>
-            <w:proofErr w:type="spellStart"/>
-            <w:r>
-              <w:rPr>
-                <w:color w:val="678E1B"/>
-                <w:sz w:val="18"/>
-                <w:szCs w:val="18"/>
-                <w:lang w:val="es-ES_tradnl"/>
-              </w:rPr>
-              <w:t>DIW</w:t>
-            </w:r>
-            <w:proofErr w:type="spellEnd"/>
-            <w:r>
-              <w:rPr>
-                <w:color w:val="678E1B"/>
-                <w:sz w:val="18"/>
-                <w:szCs w:val="18"/>
-                <w:lang w:val="es-ES_tradnl"/>
-              </w:rPr>
-              <w:t xml:space="preserve">" </w:t>
-            </w:r>
-            <w:r>
-              <w:rPr>
-                <w:color w:val="A3A3A0"/>
-                <w:sz w:val="18"/>
-                <w:szCs w:val="18"/>
-                <w:lang w:val="es-ES_tradnl"/>
-              </w:rPr>
-              <w:t xml:space="preserve">=&gt; </w:t>
-            </w:r>
-            <w:r>
-              <w:rPr>
-                <w:color w:val="678E1B"/>
-                <w:sz w:val="18"/>
-                <w:szCs w:val="18"/>
-                <w:lang w:val="es-ES_tradnl"/>
-              </w:rPr>
-              <w:t>"Diseño de Interfaces Web"</w:t>
-            </w:r>
-            <w:r>
-              <w:rPr>
-                <w:color w:val="A3A3A0"/>
-                <w:sz w:val="18"/>
-                <w:szCs w:val="18"/>
-                <w:lang w:val="es-ES_tradnl"/>
-              </w:rPr>
-              <w:t xml:space="preserve">, </w:t>
-            </w:r>
-            <w:r>
-              <w:rPr>
-                <w:color w:val="678E1B"/>
-                <w:sz w:val="18"/>
-                <w:szCs w:val="18"/>
-                <w:lang w:val="es-ES_tradnl"/>
-              </w:rPr>
-              <w:t>"</w:t>
-            </w:r>
-            <w:proofErr w:type="spellStart"/>
-            <w:r>
-              <w:rPr>
-                <w:color w:val="678E1B"/>
-                <w:sz w:val="18"/>
-                <w:szCs w:val="18"/>
-                <w:lang w:val="es-ES_tradnl"/>
-              </w:rPr>
-              <w:t>EIE</w:t>
-            </w:r>
-            <w:proofErr w:type="spellEnd"/>
-            <w:r>
-              <w:rPr>
-                <w:color w:val="678E1B"/>
-                <w:sz w:val="18"/>
-                <w:szCs w:val="18"/>
-                <w:lang w:val="es-ES_tradnl"/>
-              </w:rPr>
-              <w:t xml:space="preserve">" </w:t>
+              <w:t xml:space="preserve">"EIE" </w:t>
             </w:r>
             <w:r>
               <w:rPr>
@@ -11732,27 +11644,7 @@
                 <w:szCs w:val="18"/>
                 <w:lang w:val="es-ES_tradnl"/>
               </w:rPr>
-              <w:t>($</w:t>
-            </w:r>
-            <w:proofErr w:type="spellStart"/>
-            <w:r>
-              <w:rPr>
-                <w:color w:val="A3A3A0"/>
-                <w:sz w:val="18"/>
-                <w:szCs w:val="18"/>
-                <w:lang w:val="es-ES_tradnl"/>
-              </w:rPr>
-              <w:t>DAW</w:t>
-            </w:r>
-            <w:proofErr w:type="spellEnd"/>
-            <w:r>
-              <w:rPr>
-                <w:color w:val="A3A3A0"/>
-                <w:sz w:val="18"/>
-                <w:szCs w:val="18"/>
-                <w:lang w:val="es-ES_tradnl"/>
-              </w:rPr>
-              <w:t>);</w:t>
+              <w:t>($DAW);</w:t>
             </w:r>
           </w:p>
         </w:tc>
@@ -11833,51 +11725,7 @@
           <w:color w:val="000000"/>
           <w:lang w:val="es-ES_tradnl"/>
         </w:rPr>
-        <w:t>$</w:t>
-      </w:r>
-      <w:proofErr w:type="spellStart"/>
-      <w:r>
-        <w:rPr>
-          <w:rFonts w:ascii="Arial" w:hAnsi="Arial" w:cs="Arial"/>
-          <w:b/>
-          <w:bCs/>
-          <w:color w:val="000000"/>
-          <w:lang w:val="es-ES_tradnl"/>
-        </w:rPr>
-        <w:t>DAW</w:t>
-      </w:r>
-      <w:proofErr w:type="spellEnd"/>
-      <w:r>
-        <w:rPr>
-          <w:rFonts w:ascii="Arial" w:hAnsi="Arial" w:cs="Arial"/>
-          <w:b/>
-          <w:bCs/>
-          <w:color w:val="000000"/>
-          <w:lang w:val="es-ES_tradnl"/>
-        </w:rPr>
-        <w:t xml:space="preserve"> ["2DAW"] ["</w:t>
-      </w:r>
-      <w:proofErr w:type="spellStart"/>
-      <w:r>
-        <w:rPr>
-          <w:rFonts w:ascii="Arial" w:hAnsi="Arial" w:cs="Arial"/>
-          <w:b/>
-          <w:bCs/>
-          <w:color w:val="000000"/>
-          <w:lang w:val="es-ES_tradnl"/>
-        </w:rPr>
-        <w:t>DWES</w:t>
-      </w:r>
-      <w:proofErr w:type="spellEnd"/>
-      <w:r>
-        <w:rPr>
-          <w:rFonts w:ascii="Arial" w:hAnsi="Arial" w:cs="Arial"/>
-          <w:b/>
-          <w:bCs/>
-          <w:color w:val="000000"/>
-          <w:lang w:val="es-ES_tradnl"/>
-        </w:rPr>
-        <w:t>"]</w:t>
+        <w:t>$DAW ["2DAW"] ["DWES"]</w:t>
       </w:r>
     </w:p>
     <w:p>
@@ -11914,7 +11762,7 @@
     </w:p>
     <w:tbl>
       <w:tblPr>
-        <w:tblStyle w:val="Tablaconcuadrcula"/>
+        <w:tblStyle w:val="TableGrid"/>
         <w:tblW w:w="0" w:type="auto"/>
         <w:tblLook w:val="04A0" w:firstRow="1" w:lastRow="0" w:firstColumn="1" w:lastColumn="0" w:noHBand="0" w:noVBand="1"/>
       </w:tblPr>
@@ -12096,7 +11944,7 @@
     </w:p>
     <w:tbl>
       <w:tblPr>
-        <w:tblStyle w:val="Tablaconcuadrcula"/>
+        <w:tblStyle w:val="TableGrid"/>
         <w:tblW w:w="0" w:type="auto"/>
         <w:tblLook w:val="04A0" w:firstRow="1" w:lastRow="0" w:firstColumn="1" w:lastColumn="0" w:noHBand="0" w:noVBand="1"/>
       </w:tblPr>
@@ -12164,7 +12012,7 @@
     </w:p>
     <w:p>
       <w:pPr>
-        <w:pStyle w:val="Ttulo2"/>
+        <w:pStyle w:val="Heading2"/>
         <w:rPr>
           <w:lang w:val="es-ES_tradnl"/>
         </w:rPr>
@@ -12207,7 +12055,6 @@
         <w:rPr>
           <w:lang w:val="es-ES_tradnl"/>
         </w:rPr>
-        <w:lastRenderedPageBreak/>
         <w:t xml:space="preserve">Las </w:t>
       </w:r>
       <w:r>
@@ -12390,7 +12237,7 @@
     </w:p>
     <w:p>
       <w:pPr>
-        <w:pStyle w:val="Prrafodelista"/>
+        <w:pStyle w:val="ListParagraph"/>
         <w:numPr>
           <w:ilvl w:val="0"/>
           <w:numId w:val="29"/>
@@ -12408,7 +12255,7 @@
     </w:p>
     <w:p>
       <w:pPr>
-        <w:pStyle w:val="Prrafodelista"/>
+        <w:pStyle w:val="ListParagraph"/>
         <w:numPr>
           <w:ilvl w:val="0"/>
           <w:numId w:val="29"/>
@@ -12426,7 +12273,7 @@
     </w:p>
     <w:p>
       <w:pPr>
-        <w:pStyle w:val="Prrafodelista"/>
+        <w:pStyle w:val="ListParagraph"/>
         <w:rPr>
           <w:lang w:val="es-ES_tradnl"/>
         </w:rPr>
@@ -12434,7 +12281,7 @@
     </w:p>
     <w:tbl>
       <w:tblPr>
-        <w:tblStyle w:val="Tablaconcuadrcula"/>
+        <w:tblStyle w:val="TableGrid"/>
         <w:tblW w:w="0" w:type="auto"/>
         <w:tblLook w:val="04A0" w:firstRow="1" w:lastRow="0" w:firstColumn="1" w:lastColumn="0" w:noHBand="0" w:noVBand="1"/>
       </w:tblPr>
@@ -12579,7 +12426,7 @@
     </w:p>
     <w:p>
       <w:pPr>
-        <w:pStyle w:val="Ttulo2"/>
+        <w:pStyle w:val="Heading2"/>
         <w:rPr>
           <w:lang w:val="es-ES_tradnl"/>
         </w:rPr>
@@ -12617,10 +12464,10 @@
         </w:rPr>
         <w:t xml:space="preserve">Consulta: </w:t>
       </w:r>
-      <w:hyperlink r:id="rId22" w:history="1">
+      <w:hyperlink r:id="rId23" w:history="1">
         <w:r>
           <w:rPr>
-            <w:rStyle w:val="Hipervnculo"/>
+            <w:rStyle w:val="Hyperlink"/>
             <w:lang w:val="es-ES_tradnl"/>
           </w:rPr>
           <w:t>https://www.php.net/manual/es/ref.array.php</w:t>
@@ -12663,7 +12510,7 @@
     </w:p>
     <w:p>
       <w:pPr>
-        <w:pStyle w:val="Prrafodelista"/>
+        <w:pStyle w:val="ListParagraph"/>
         <w:numPr>
           <w:ilvl w:val="0"/>
           <w:numId w:val="29"/>
@@ -12743,7 +12590,7 @@
     </w:p>
     <w:p>
       <w:pPr>
-        <w:pStyle w:val="Prrafodelista"/>
+        <w:pStyle w:val="ListParagraph"/>
         <w:numPr>
           <w:ilvl w:val="0"/>
           <w:numId w:val="29"/>
@@ -12787,7 +12634,7 @@
     </w:p>
     <w:p>
       <w:pPr>
-        <w:pStyle w:val="Prrafodelista"/>
+        <w:pStyle w:val="ListParagraph"/>
         <w:numPr>
           <w:ilvl w:val="0"/>
           <w:numId w:val="29"/>
@@ -12845,7 +12692,7 @@
     </w:p>
     <w:p>
       <w:pPr>
-        <w:pStyle w:val="Prrafodelista"/>
+        <w:pStyle w:val="ListParagraph"/>
         <w:numPr>
           <w:ilvl w:val="0"/>
           <w:numId w:val="29"/>
@@ -12903,7 +12750,7 @@
     </w:p>
     <w:p>
       <w:pPr>
-        <w:pStyle w:val="Prrafodelista"/>
+        <w:pStyle w:val="ListParagraph"/>
         <w:numPr>
           <w:ilvl w:val="0"/>
           <w:numId w:val="29"/>
@@ -13003,7 +12850,7 @@
     </w:p>
     <w:p>
       <w:pPr>
-        <w:pStyle w:val="Prrafodelista"/>
+        <w:pStyle w:val="ListParagraph"/>
         <w:numPr>
           <w:ilvl w:val="0"/>
           <w:numId w:val="29"/>
@@ -13065,9 +12912,9 @@
           <w:szCs w:val="23"/>
           <w:lang w:val="en-US"/>
         </w:rPr>
-        <w:t xml:space="preserve"> &amp;$input, int $offset, int $length = 0, mixed $replacement = array()): array </w:t>
-      </w:r>
-      <w:proofErr w:type="spellStart"/>
+        <w:t xml:space="preserve"> &amp;$input, int $offset, int $length = 0, mixed $replacement = </w:t>
+      </w:r>
+      <w:proofErr w:type="gramStart"/>
       <w:r>
         <w:rPr>
           <w:rFonts w:ascii="Arial" w:hAnsi="Arial" w:cs="Arial"/>
@@ -13076,9 +12923,9 @@
           <w:szCs w:val="23"/>
           <w:lang w:val="en-US"/>
         </w:rPr>
-        <w:t>Elimina</w:t>
-      </w:r>
-      <w:proofErr w:type="spellEnd"/>
+        <w:t>array(</w:t>
+      </w:r>
+      <w:proofErr w:type="gramEnd"/>
       <w:r>
         <w:rPr>
           <w:rFonts w:ascii="Arial" w:hAnsi="Arial" w:cs="Arial"/>
@@ -13087,7 +12934,7 @@
           <w:szCs w:val="23"/>
           <w:lang w:val="en-US"/>
         </w:rPr>
-        <w:t xml:space="preserve"> </w:t>
+        <w:t xml:space="preserve">)): array </w:t>
       </w:r>
       <w:proofErr w:type="spellStart"/>
       <w:r>
@@ -13098,7 +12945,7 @@
           <w:szCs w:val="23"/>
           <w:lang w:val="en-US"/>
         </w:rPr>
-        <w:t>una</w:t>
+        <w:t>Elimina</w:t>
       </w:r>
       <w:proofErr w:type="spellEnd"/>
       <w:r>
@@ -13120,7 +12967,7 @@
           <w:szCs w:val="23"/>
           <w:lang w:val="en-US"/>
         </w:rPr>
-        <w:t>porción</w:t>
+        <w:t>una</w:t>
       </w:r>
       <w:proofErr w:type="spellEnd"/>
       <w:r>
@@ -13131,7 +12978,7 @@
           <w:szCs w:val="23"/>
           <w:lang w:val="en-US"/>
         </w:rPr>
-        <w:t xml:space="preserve"> del array y la </w:t>
+        <w:t xml:space="preserve"> </w:t>
       </w:r>
       <w:proofErr w:type="spellStart"/>
       <w:r>
@@ -13142,7 +12989,7 @@
           <w:szCs w:val="23"/>
           <w:lang w:val="en-US"/>
         </w:rPr>
-        <w:t>reemplaza</w:t>
+        <w:t>porción</w:t>
       </w:r>
       <w:proofErr w:type="spellEnd"/>
       <w:r>
@@ -13153,7 +13000,7 @@
           <w:szCs w:val="23"/>
           <w:lang w:val="en-US"/>
         </w:rPr>
-        <w:t xml:space="preserve"> con </w:t>
+        <w:t xml:space="preserve"> del array y la </w:t>
       </w:r>
       <w:proofErr w:type="spellStart"/>
       <w:r>
@@ -13164,7 +13011,7 @@
           <w:szCs w:val="23"/>
           <w:lang w:val="en-US"/>
         </w:rPr>
-        <w:t>otra</w:t>
+        <w:t>reemplaza</w:t>
       </w:r>
       <w:proofErr w:type="spellEnd"/>
       <w:r>
@@ -13175,7 +13022,7 @@
           <w:szCs w:val="23"/>
           <w:lang w:val="en-US"/>
         </w:rPr>
-        <w:t xml:space="preserve"> </w:t>
+        <w:t xml:space="preserve"> con </w:t>
       </w:r>
       <w:proofErr w:type="spellStart"/>
       <w:r>
@@ -13186,7 +13033,7 @@
           <w:szCs w:val="23"/>
           <w:lang w:val="en-US"/>
         </w:rPr>
-        <w:t>cosa</w:t>
+        <w:t>otra</w:t>
       </w:r>
       <w:proofErr w:type="spellEnd"/>
       <w:r>
@@ -13197,12 +13044,34 @@
           <w:szCs w:val="23"/>
           <w:lang w:val="en-US"/>
         </w:rPr>
+        <w:t xml:space="preserve"> </w:t>
+      </w:r>
+      <w:proofErr w:type="spellStart"/>
+      <w:r>
+        <w:rPr>
+          <w:rFonts w:ascii="Arial" w:hAnsi="Arial" w:cs="Arial"/>
+          <w:color w:val="000000"/>
+          <w:sz w:val="23"/>
+          <w:szCs w:val="23"/>
+          <w:lang w:val="en-US"/>
+        </w:rPr>
+        <w:t>cosa</w:t>
+      </w:r>
+      <w:proofErr w:type="spellEnd"/>
+      <w:r>
+        <w:rPr>
+          <w:rFonts w:ascii="Arial" w:hAnsi="Arial" w:cs="Arial"/>
+          <w:color w:val="000000"/>
+          <w:sz w:val="23"/>
+          <w:szCs w:val="23"/>
+          <w:lang w:val="en-US"/>
+        </w:rPr>
         <w:t>.</w:t>
       </w:r>
     </w:p>
     <w:p>
       <w:pPr>
-        <w:pStyle w:val="Prrafodelista"/>
+        <w:pStyle w:val="ListParagraph"/>
         <w:numPr>
           <w:ilvl w:val="0"/>
           <w:numId w:val="29"/>
@@ -13291,7 +13160,7 @@
     </w:p>
     <w:p>
       <w:pPr>
-        <w:pStyle w:val="Prrafodelista"/>
+        <w:pStyle w:val="ListParagraph"/>
         <w:numPr>
           <w:ilvl w:val="0"/>
           <w:numId w:val="29"/>
@@ -13397,9 +13266,8 @@
           <w:szCs w:val="23"/>
           <w:lang w:val="es-ES_tradnl"/>
         </w:rPr>
-        <w:t xml:space="preserve"> = </w:t>
-      </w:r>
-      <w:proofErr w:type="spellStart"/>
+        <w:t xml:space="preserve"> = SORT_STRING): array Elimina los valores</w:t>
+      </w:r>
       <w:r>
         <w:rPr>
           <w:rFonts w:ascii="Arial" w:hAnsi="Arial" w:cs="Arial"/>
@@ -13408,9 +13276,8 @@
           <w:szCs w:val="23"/>
           <w:lang w:val="es-ES_tradnl"/>
         </w:rPr>
-        <w:t>SORT_STRING</w:t>
-      </w:r>
-      <w:proofErr w:type="spellEnd"/>
+        <w:t xml:space="preserve"> </w:t>
+      </w:r>
       <w:r>
         <w:rPr>
           <w:rFonts w:ascii="Arial" w:hAnsi="Arial" w:cs="Arial"/>
@@ -13419,7 +13286,7 @@
           <w:szCs w:val="23"/>
           <w:lang w:val="es-ES_tradnl"/>
         </w:rPr>
-        <w:t>): array Elimina los valores</w:t>
+        <w:t>duplicados de un array</w:t>
       </w:r>
       <w:r>
         <w:rPr>
@@ -13429,32 +13296,12 @@
           <w:szCs w:val="23"/>
           <w:lang w:val="es-ES_tradnl"/>
         </w:rPr>
-        <w:t xml:space="preserve"> </w:t>
-      </w:r>
-      <w:r>
-        <w:rPr>
-          <w:rFonts w:ascii="Arial" w:hAnsi="Arial" w:cs="Arial"/>
-          <w:color w:val="000000"/>
-          <w:sz w:val="23"/>
-          <w:szCs w:val="23"/>
-          <w:lang w:val="es-ES_tradnl"/>
-        </w:rPr>
-        <w:t>duplicados de un array</w:t>
-      </w:r>
-      <w:r>
-        <w:rPr>
-          <w:rFonts w:ascii="Arial" w:hAnsi="Arial" w:cs="Arial"/>
-          <w:color w:val="000000"/>
-          <w:sz w:val="23"/>
-          <w:szCs w:val="23"/>
-          <w:lang w:val="es-ES_tradnl"/>
-        </w:rPr>
         <w:t>.</w:t>
       </w:r>
     </w:p>
     <w:p>
       <w:pPr>
-        <w:pStyle w:val="Prrafodelista"/>
+        <w:pStyle w:val="ListParagraph"/>
         <w:numPr>
           <w:ilvl w:val="0"/>
           <w:numId w:val="29"/>
@@ -13516,8 +13363,9 @@
           <w:szCs w:val="23"/>
           <w:lang w:val="es-ES_tradnl"/>
         </w:rPr>
-        <w:t>array $array): array Devuelve todos los valores de una array con índices</w:t>
-      </w:r>
+        <w:t xml:space="preserve">array $array): array Devuelve todos los valores de </w:t>
+      </w:r>
+      <w:proofErr w:type="gramStart"/>
       <w:r>
         <w:rPr>
           <w:rFonts w:ascii="Arial" w:hAnsi="Arial" w:cs="Arial"/>
@@ -13526,8 +13374,9 @@
           <w:szCs w:val="23"/>
           <w:lang w:val="es-ES_tradnl"/>
         </w:rPr>
-        <w:t xml:space="preserve"> </w:t>
-      </w:r>
+        <w:t>una array</w:t>
+      </w:r>
+      <w:proofErr w:type="gramEnd"/>
       <w:r>
         <w:rPr>
           <w:rFonts w:ascii="Arial" w:hAnsi="Arial" w:cs="Arial"/>
@@ -13536,12 +13385,32 @@
           <w:szCs w:val="23"/>
           <w:lang w:val="es-ES_tradnl"/>
         </w:rPr>
+        <w:t xml:space="preserve"> con índices</w:t>
+      </w:r>
+      <w:r>
+        <w:rPr>
+          <w:rFonts w:ascii="Arial" w:hAnsi="Arial" w:cs="Arial"/>
+          <w:color w:val="000000"/>
+          <w:sz w:val="23"/>
+          <w:szCs w:val="23"/>
+          <w:lang w:val="es-ES_tradnl"/>
+        </w:rPr>
+        <w:t xml:space="preserve"> </w:t>
+      </w:r>
+      <w:r>
+        <w:rPr>
+          <w:rFonts w:ascii="Arial" w:hAnsi="Arial" w:cs="Arial"/>
+          <w:color w:val="000000"/>
+          <w:sz w:val="23"/>
+          <w:szCs w:val="23"/>
+          <w:lang w:val="es-ES_tradnl"/>
+        </w:rPr>
         <w:t>numéricos consecutivos con base 0.</w:t>
       </w:r>
     </w:p>
     <w:p>
       <w:pPr>
-        <w:pStyle w:val="Prrafodelista"/>
+        <w:pStyle w:val="ListParagraph"/>
         <w:numPr>
           <w:ilvl w:val="0"/>
           <w:numId w:val="29"/>
@@ -13625,7 +13494,7 @@
           <w:szCs w:val="23"/>
           <w:lang w:val="en-US"/>
         </w:rPr>
-        <w:t xml:space="preserve">, int $num, mixed $value): array </w:t>
+        <w:t xml:space="preserve">, int $num, mixed $value): array Llena un array con </w:t>
       </w:r>
       <w:proofErr w:type="spellStart"/>
       <w:r>
@@ -13636,7 +13505,7 @@
           <w:szCs w:val="23"/>
           <w:lang w:val="en-US"/>
         </w:rPr>
-        <w:t>Llena</w:t>
+        <w:t>valores</w:t>
       </w:r>
       <w:proofErr w:type="spellEnd"/>
       <w:r>
@@ -13647,34 +13516,12 @@
           <w:szCs w:val="23"/>
           <w:lang w:val="en-US"/>
         </w:rPr>
-        <w:t xml:space="preserve"> un array con </w:t>
-      </w:r>
-      <w:proofErr w:type="spellStart"/>
-      <w:r>
-        <w:rPr>
-          <w:rFonts w:ascii="Arial" w:hAnsi="Arial" w:cs="Arial"/>
-          <w:color w:val="000000"/>
-          <w:sz w:val="23"/>
-          <w:szCs w:val="23"/>
-          <w:lang w:val="en-US"/>
-        </w:rPr>
-        <w:t>valores</w:t>
-      </w:r>
-      <w:proofErr w:type="spellEnd"/>
-      <w:r>
-        <w:rPr>
-          <w:rFonts w:ascii="Arial" w:hAnsi="Arial" w:cs="Arial"/>
-          <w:color w:val="000000"/>
-          <w:sz w:val="23"/>
-          <w:szCs w:val="23"/>
-          <w:lang w:val="en-US"/>
-        </w:rPr>
         <w:t>.</w:t>
       </w:r>
     </w:p>
     <w:p>
       <w:pPr>
-        <w:pStyle w:val="Prrafodelista"/>
+        <w:pStyle w:val="ListParagraph"/>
         <w:numPr>
           <w:ilvl w:val="0"/>
           <w:numId w:val="29"/>
@@ -13802,7 +13649,7 @@
           <w:szCs w:val="23"/>
           <w:lang w:val="es-ES_tradnl"/>
         </w:rPr>
-        <w:t xml:space="preserve"> = </w:t>
+        <w:t xml:space="preserve"> = COUNT_NORMAL): </w:t>
       </w:r>
       <w:proofErr w:type="spellStart"/>
       <w:r>
@@ -13813,7 +13660,7 @@
           <w:szCs w:val="23"/>
           <w:lang w:val="es-ES_tradnl"/>
         </w:rPr>
-        <w:t>COUNT_NORMAL</w:t>
+        <w:t>int</w:t>
       </w:r>
       <w:proofErr w:type="spellEnd"/>
       <w:r>
@@ -13824,9 +13671,8 @@
           <w:szCs w:val="23"/>
           <w:lang w:val="es-ES_tradnl"/>
         </w:rPr>
-        <w:t xml:space="preserve">): </w:t>
-      </w:r>
-      <w:proofErr w:type="spellStart"/>
+        <w:t xml:space="preserve"> Cuenta todos los</w:t>
+      </w:r>
       <w:r>
         <w:rPr>
           <w:rFonts w:ascii="Arial" w:hAnsi="Arial" w:cs="Arial"/>
@@ -13835,9 +13681,8 @@
           <w:szCs w:val="23"/>
           <w:lang w:val="es-ES_tradnl"/>
         </w:rPr>
-        <w:t>int</w:t>
-      </w:r>
-      <w:proofErr w:type="spellEnd"/>
+        <w:t xml:space="preserve"> </w:t>
+      </w:r>
       <w:r>
         <w:rPr>
           <w:rFonts w:ascii="Arial" w:hAnsi="Arial" w:cs="Arial"/>
@@ -13846,8 +13691,9 @@
           <w:szCs w:val="23"/>
           <w:lang w:val="es-ES_tradnl"/>
         </w:rPr>
-        <w:t xml:space="preserve"> Cuenta todos los</w:t>
-      </w:r>
+        <w:t xml:space="preserve">elementos de </w:t>
+      </w:r>
+      <w:proofErr w:type="gramStart"/>
       <w:r>
         <w:rPr>
           <w:rFonts w:ascii="Arial" w:hAnsi="Arial" w:cs="Arial"/>
@@ -13856,8 +13702,9 @@
           <w:szCs w:val="23"/>
           <w:lang w:val="es-ES_tradnl"/>
         </w:rPr>
-        <w:t xml:space="preserve"> </w:t>
-      </w:r>
+        <w:t>una array</w:t>
+      </w:r>
+      <w:proofErr w:type="gramEnd"/>
       <w:r>
         <w:rPr>
           <w:rFonts w:ascii="Arial" w:hAnsi="Arial" w:cs="Arial"/>
@@ -13866,12 +13713,12 @@
           <w:szCs w:val="23"/>
           <w:lang w:val="es-ES_tradnl"/>
         </w:rPr>
-        <w:t>elementos de una array.</w:t>
+        <w:t>.</w:t>
       </w:r>
     </w:p>
     <w:p>
       <w:pPr>
-        <w:pStyle w:val="Prrafodelista"/>
+        <w:pStyle w:val="ListParagraph"/>
         <w:numPr>
           <w:ilvl w:val="0"/>
           <w:numId w:val="29"/>
@@ -14090,7 +13937,7 @@
     </w:p>
     <w:p>
       <w:pPr>
-        <w:pStyle w:val="Prrafodelista"/>
+        <w:pStyle w:val="ListParagraph"/>
         <w:numPr>
           <w:ilvl w:val="0"/>
           <w:numId w:val="29"/>
@@ -14117,6 +13964,7 @@
           <w:szCs w:val="23"/>
           <w:lang w:val="es-ES_tradnl"/>
         </w:rPr>
+        <w:lastRenderedPageBreak/>
         <w:t>array_</w:t>
       </w:r>
       <w:proofErr w:type="gramStart"/>
@@ -14319,7 +14167,7 @@
     </w:p>
     <w:p>
       <w:pPr>
-        <w:pStyle w:val="Prrafodelista"/>
+        <w:pStyle w:val="ListParagraph"/>
         <w:numPr>
           <w:ilvl w:val="0"/>
           <w:numId w:val="29"/>
@@ -14482,7 +14330,7 @@
     </w:p>
     <w:p>
       <w:pPr>
-        <w:pStyle w:val="Prrafodelista"/>
+        <w:pStyle w:val="ListParagraph"/>
         <w:numPr>
           <w:ilvl w:val="0"/>
           <w:numId w:val="29"/>
@@ -14588,9 +14436,9 @@
           <w:szCs w:val="23"/>
           <w:lang w:val="es-ES_tradnl"/>
         </w:rPr>
-        <w:t xml:space="preserve"> Une elementos de una array en un </w:t>
-      </w:r>
-      <w:proofErr w:type="spellStart"/>
+        <w:t xml:space="preserve"> Une elementos de </w:t>
+      </w:r>
+      <w:proofErr w:type="gramStart"/>
       <w:r>
         <w:rPr>
           <w:rFonts w:ascii="Arial" w:hAnsi="Arial" w:cs="Arial"/>
@@ -14599,9 +14447,9 @@
           <w:szCs w:val="23"/>
           <w:lang w:val="es-ES_tradnl"/>
         </w:rPr>
-        <w:t>string</w:t>
-      </w:r>
-      <w:proofErr w:type="spellEnd"/>
+        <w:t>una array</w:t>
+      </w:r>
+      <w:proofErr w:type="gramEnd"/>
       <w:r>
         <w:rPr>
           <w:rFonts w:ascii="Arial" w:hAnsi="Arial" w:cs="Arial"/>
@@ -14610,12 +14458,34 @@
           <w:szCs w:val="23"/>
           <w:lang w:val="es-ES_tradnl"/>
         </w:rPr>
+        <w:t xml:space="preserve"> en un </w:t>
+      </w:r>
+      <w:proofErr w:type="spellStart"/>
+      <w:r>
+        <w:rPr>
+          <w:rFonts w:ascii="Arial" w:hAnsi="Arial" w:cs="Arial"/>
+          <w:color w:val="000000"/>
+          <w:sz w:val="23"/>
+          <w:szCs w:val="23"/>
+          <w:lang w:val="es-ES_tradnl"/>
+        </w:rPr>
+        <w:t>string</w:t>
+      </w:r>
+      <w:proofErr w:type="spellEnd"/>
+      <w:r>
+        <w:rPr>
+          <w:rFonts w:ascii="Arial" w:hAnsi="Arial" w:cs="Arial"/>
+          <w:color w:val="000000"/>
+          <w:sz w:val="23"/>
+          <w:szCs w:val="23"/>
+          <w:lang w:val="es-ES_tradnl"/>
+        </w:rPr>
         <w:t>.</w:t>
       </w:r>
     </w:p>
     <w:p>
       <w:pPr>
-        <w:pStyle w:val="Prrafodelista"/>
+        <w:pStyle w:val="ListParagraph"/>
         <w:numPr>
           <w:ilvl w:val="0"/>
           <w:numId w:val="29"/>
@@ -14663,9 +14533,9 @@
           <w:szCs w:val="23"/>
           <w:lang w:val="en-US"/>
         </w:rPr>
-        <w:t xml:space="preserve">string $delimiter, string $string, int $limit = </w:t>
-      </w:r>
-      <w:proofErr w:type="spellStart"/>
+        <w:t xml:space="preserve">string $delimiter, string $string, int $limit = PHP_INT_MAX): array Divide </w:t>
+      </w:r>
+      <w:proofErr w:type="gramStart"/>
       <w:r>
         <w:rPr>
           <w:rFonts w:ascii="Arial" w:hAnsi="Arial" w:cs="Arial"/>
@@ -14674,9 +14544,8 @@
           <w:szCs w:val="23"/>
           <w:lang w:val="en-US"/>
         </w:rPr>
-        <w:t>PHP_INT_MAX</w:t>
-      </w:r>
-      <w:proofErr w:type="spellEnd"/>
+        <w:t>un</w:t>
+      </w:r>
       <w:r>
         <w:rPr>
           <w:rFonts w:ascii="Arial" w:hAnsi="Arial" w:cs="Arial"/>
@@ -14685,7 +14554,7 @@
           <w:szCs w:val="23"/>
           <w:lang w:val="en-US"/>
         </w:rPr>
-        <w:t>): array Divide un</w:t>
+        <w:t xml:space="preserve"> </w:t>
       </w:r>
       <w:r>
         <w:rPr>
@@ -14695,8 +14564,9 @@
           <w:szCs w:val="23"/>
           <w:lang w:val="en-US"/>
         </w:rPr>
-        <w:t xml:space="preserve"> </w:t>
-      </w:r>
+        <w:t>string</w:t>
+      </w:r>
+      <w:proofErr w:type="gramEnd"/>
       <w:r>
         <w:rPr>
           <w:rFonts w:ascii="Arial" w:hAnsi="Arial" w:cs="Arial"/>
@@ -14705,7 +14575,7 @@
           <w:szCs w:val="23"/>
           <w:lang w:val="en-US"/>
         </w:rPr>
-        <w:t xml:space="preserve">string </w:t>
+        <w:t xml:space="preserve"> </w:t>
       </w:r>
       <w:proofErr w:type="spellStart"/>
       <w:r>
@@ -14854,7 +14724,7 @@
     </w:p>
     <w:p>
       <w:pPr>
-        <w:pStyle w:val="Ttulo2"/>
+        <w:pStyle w:val="Heading2"/>
       </w:pPr>
       <w:r>
         <w:t xml:space="preserve">1.5.2.- Ordenación de </w:t>
@@ -14901,7 +14771,7 @@
     </w:p>
     <w:p>
       <w:pPr>
-        <w:pStyle w:val="Prrafodelista"/>
+        <w:pStyle w:val="ListParagraph"/>
         <w:numPr>
           <w:ilvl w:val="0"/>
           <w:numId w:val="29"/>
@@ -14914,7 +14784,6 @@
           <w:b/>
           <w:bCs/>
         </w:rPr>
-        <w:lastRenderedPageBreak/>
         <w:t>sort</w:t>
       </w:r>
       <w:proofErr w:type="spellEnd"/>
@@ -14939,15 +14808,7 @@
       </w:r>
       <w:proofErr w:type="spellEnd"/>
       <w:r>
-        <w:t xml:space="preserve"> = </w:t>
-      </w:r>
-      <w:proofErr w:type="spellStart"/>
-      <w:r>
-        <w:t>SORT_REGULAR</w:t>
-      </w:r>
-      <w:proofErr w:type="spellEnd"/>
-      <w:r>
-        <w:t xml:space="preserve">): </w:t>
+        <w:t xml:space="preserve"> = SORT_REGULAR): </w:t>
       </w:r>
       <w:proofErr w:type="spellStart"/>
       <w:r>
@@ -14966,70 +14827,50 @@
     </w:p>
     <w:p>
       <w:pPr>
-        <w:pStyle w:val="Prrafodelista"/>
+        <w:pStyle w:val="ListParagraph"/>
         <w:numPr>
           <w:ilvl w:val="1"/>
           <w:numId w:val="29"/>
         </w:numPr>
       </w:pPr>
-      <w:proofErr w:type="spellStart"/>
-      <w:r>
-        <w:t>SORT_REGULAR</w:t>
-      </w:r>
-      <w:proofErr w:type="spellEnd"/>
-      <w:r>
-        <w:t xml:space="preserve"> - compara elementos normalmente (no cambia los tipos)</w:t>
+      <w:r>
+        <w:t>SORT_REGULAR - compara elementos normalmente (no cambia los tipos)</w:t>
       </w:r>
     </w:p>
     <w:p>
       <w:pPr>
-        <w:pStyle w:val="Prrafodelista"/>
+        <w:pStyle w:val="ListParagraph"/>
         <w:numPr>
           <w:ilvl w:val="1"/>
           <w:numId w:val="29"/>
         </w:numPr>
       </w:pPr>
-      <w:proofErr w:type="spellStart"/>
-      <w:r>
-        <w:t>SORT_NUMERIC</w:t>
-      </w:r>
-      <w:proofErr w:type="spellEnd"/>
-      <w:r>
-        <w:t xml:space="preserve"> - compara elementos de forma numérica</w:t>
+      <w:r>
+        <w:t>SORT_NUMERIC - compara elementos de forma numérica</w:t>
       </w:r>
     </w:p>
     <w:p>
       <w:pPr>
-        <w:pStyle w:val="Prrafodelista"/>
+        <w:pStyle w:val="ListParagraph"/>
         <w:numPr>
           <w:ilvl w:val="1"/>
           <w:numId w:val="29"/>
         </w:numPr>
       </w:pPr>
-      <w:proofErr w:type="spellStart"/>
-      <w:r>
-        <w:t>SORT_STRING</w:t>
-      </w:r>
-      <w:proofErr w:type="spellEnd"/>
-      <w:r>
-        <w:t xml:space="preserve"> - compara elementos como cadenas</w:t>
+      <w:r>
+        <w:t>SORT_STRING - compara elementos como cadenas</w:t>
       </w:r>
     </w:p>
     <w:p>
       <w:pPr>
-        <w:pStyle w:val="Prrafodelista"/>
+        <w:pStyle w:val="ListParagraph"/>
         <w:numPr>
           <w:ilvl w:val="1"/>
           <w:numId w:val="29"/>
         </w:numPr>
       </w:pPr>
-      <w:proofErr w:type="spellStart"/>
-      <w:r>
-        <w:t>SORT_LOCALE_STRING</w:t>
-      </w:r>
-      <w:proofErr w:type="spellEnd"/>
-      <w:r>
-        <w:t xml:space="preserve"> - compara elementos como cadenas, basándose en la configuración regional en uso. Utiliza la configuración regional, la cual puede cambiarse usando </w:t>
+      <w:r>
+        <w:t xml:space="preserve">SORT_LOCALE_STRING - compara elementos como cadenas, basándose en la configuración regional en uso. Utiliza la configuración regional, la cual puede cambiarse usando </w:t>
       </w:r>
       <w:proofErr w:type="spellStart"/>
       <w:proofErr w:type="gramStart"/>
@@ -15047,65 +14888,31 @@
     </w:p>
     <w:p>
       <w:pPr>
-        <w:pStyle w:val="Prrafodelista"/>
+        <w:pStyle w:val="ListParagraph"/>
         <w:numPr>
           <w:ilvl w:val="1"/>
           <w:numId w:val="29"/>
         </w:numPr>
       </w:pPr>
-      <w:proofErr w:type="spellStart"/>
-      <w:r>
-        <w:t>SORT_NATURAL</w:t>
-      </w:r>
-      <w:proofErr w:type="spellEnd"/>
-      <w:r>
-        <w:t xml:space="preserve"> - compara elementos como cadenas usando el "orden natural".</w:t>
+      <w:r>
+        <w:t>SORT_NATURAL - compara elementos como cadenas usando el "orden natural".</w:t>
       </w:r>
     </w:p>
     <w:p>
       <w:pPr>
-        <w:pStyle w:val="Prrafodelista"/>
+        <w:pStyle w:val="ListParagraph"/>
         <w:numPr>
           <w:ilvl w:val="1"/>
           <w:numId w:val="29"/>
         </w:numPr>
       </w:pPr>
-      <w:proofErr w:type="spellStart"/>
-      <w:r>
-        <w:t>SORT_FLAG_CASE</w:t>
-      </w:r>
-      <w:proofErr w:type="spellEnd"/>
-      <w:r>
-        <w:t xml:space="preserve"> - se puede combinar (</w:t>
-      </w:r>
-      <w:proofErr w:type="spellStart"/>
-      <w:r>
-        <w:t>OR</w:t>
-      </w:r>
-      <w:proofErr w:type="spellEnd"/>
-      <w:r>
-        <w:t xml:space="preserve"> a nivel de bits) con </w:t>
-      </w:r>
-      <w:proofErr w:type="spellStart"/>
-      <w:r>
-        <w:t>SORT_STRING</w:t>
-      </w:r>
-      <w:proofErr w:type="spellEnd"/>
-      <w:r>
-        <w:t xml:space="preserve"> o </w:t>
-      </w:r>
-      <w:proofErr w:type="spellStart"/>
-      <w:r>
-        <w:t>SORT_NATURAL</w:t>
-      </w:r>
-      <w:proofErr w:type="spellEnd"/>
-      <w:r>
-        <w:t xml:space="preserve"> para ordenar cadenas de forma insensible a mayúsculas/minúsculas.</w:t>
+      <w:r>
+        <w:t>SORT_FLAG_CASE - se puede combinar (OR a nivel de bits) con SORT_STRING o SORT_NATURAL para ordenar cadenas de forma insensible a mayúsculas/minúsculas.</w:t>
       </w:r>
     </w:p>
     <w:p>
       <w:pPr>
-        <w:pStyle w:val="Prrafodelista"/>
+        <w:pStyle w:val="ListParagraph"/>
         <w:numPr>
           <w:ilvl w:val="0"/>
           <w:numId w:val="29"/>
@@ -15150,35 +14957,7 @@
         <w:rPr>
           <w:lang w:val="en-US"/>
         </w:rPr>
-        <w:t xml:space="preserve"> = </w:t>
-      </w:r>
-      <w:proofErr w:type="spellStart"/>
-      <w:r>
-        <w:rPr>
-          <w:lang w:val="en-US"/>
-        </w:rPr>
-        <w:t>SORT_REGULAR</w:t>
-      </w:r>
-      <w:proofErr w:type="spellEnd"/>
-      <w:r>
-        <w:rPr>
-          <w:lang w:val="en-US"/>
-        </w:rPr>
-        <w:t xml:space="preserve">): bool </w:t>
-      </w:r>
-      <w:proofErr w:type="spellStart"/>
-      <w:r>
-        <w:rPr>
-          <w:lang w:val="en-US"/>
-        </w:rPr>
-        <w:t>Ordena</w:t>
-      </w:r>
-      <w:proofErr w:type="spellEnd"/>
-      <w:r>
-        <w:rPr>
-          <w:lang w:val="en-US"/>
-        </w:rPr>
-        <w:t xml:space="preserve"> un array </w:t>
+        <w:t xml:space="preserve"> = SORT_REGULAR): bool Ordena un array </w:t>
       </w:r>
       <w:proofErr w:type="spellStart"/>
       <w:r>
@@ -15225,7 +15004,7 @@
     </w:p>
     <w:p>
       <w:pPr>
-        <w:pStyle w:val="Prrafodelista"/>
+        <w:pStyle w:val="ListParagraph"/>
         <w:numPr>
           <w:ilvl w:val="0"/>
           <w:numId w:val="29"/>
@@ -15262,15 +15041,7 @@
       </w:r>
       <w:proofErr w:type="spellEnd"/>
       <w:r>
-        <w:t xml:space="preserve"> = </w:t>
-      </w:r>
-      <w:proofErr w:type="spellStart"/>
-      <w:r>
-        <w:t>SORT_REGULAR</w:t>
-      </w:r>
-      <w:proofErr w:type="spellEnd"/>
-      <w:r>
-        <w:t xml:space="preserve">): </w:t>
+        <w:t xml:space="preserve"> = SORT_REGULAR): </w:t>
       </w:r>
       <w:proofErr w:type="spellStart"/>
       <w:r>
@@ -15283,7 +15054,7 @@
     </w:p>
     <w:p>
       <w:pPr>
-        <w:pStyle w:val="Prrafodelista"/>
+        <w:pStyle w:val="ListParagraph"/>
         <w:numPr>
           <w:ilvl w:val="0"/>
           <w:numId w:val="29"/>
@@ -15320,15 +15091,7 @@
       </w:r>
       <w:proofErr w:type="spellEnd"/>
       <w:r>
-        <w:t xml:space="preserve"> = </w:t>
-      </w:r>
-      <w:proofErr w:type="spellStart"/>
-      <w:r>
-        <w:t>SORT_REGULAR</w:t>
-      </w:r>
-      <w:proofErr w:type="spellEnd"/>
-      <w:r>
-        <w:t xml:space="preserve">): </w:t>
+        <w:t xml:space="preserve"> = SORT_REGULAR): </w:t>
       </w:r>
       <w:proofErr w:type="spellStart"/>
       <w:r>
@@ -15341,7 +15104,7 @@
     </w:p>
     <w:p>
       <w:pPr>
-        <w:pStyle w:val="Prrafodelista"/>
+        <w:pStyle w:val="ListParagraph"/>
         <w:numPr>
           <w:ilvl w:val="0"/>
           <w:numId w:val="29"/>
@@ -15386,35 +15149,7 @@
         <w:rPr>
           <w:lang w:val="en-US"/>
         </w:rPr>
-        <w:t xml:space="preserve"> = </w:t>
-      </w:r>
-      <w:proofErr w:type="spellStart"/>
-      <w:r>
-        <w:rPr>
-          <w:lang w:val="en-US"/>
-        </w:rPr>
-        <w:t>SORT_REGULAR</w:t>
-      </w:r>
-      <w:proofErr w:type="spellEnd"/>
-      <w:r>
-        <w:rPr>
-          <w:lang w:val="en-US"/>
-        </w:rPr>
-        <w:t xml:space="preserve">): bool </w:t>
-      </w:r>
-      <w:proofErr w:type="spellStart"/>
-      <w:r>
-        <w:rPr>
-          <w:lang w:val="en-US"/>
-        </w:rPr>
-        <w:t>Ordena</w:t>
-      </w:r>
-      <w:proofErr w:type="spellEnd"/>
-      <w:r>
-        <w:rPr>
-          <w:lang w:val="en-US"/>
-        </w:rPr>
-        <w:t xml:space="preserve"> </w:t>
+        <w:t xml:space="preserve"> = SORT_REGULAR): bool Ordena </w:t>
       </w:r>
       <w:proofErr w:type="spellStart"/>
       <w:r>
@@ -15453,7 +15188,7 @@
     </w:p>
     <w:p>
       <w:pPr>
-        <w:pStyle w:val="Prrafodelista"/>
+        <w:pStyle w:val="ListParagraph"/>
         <w:numPr>
           <w:ilvl w:val="0"/>
           <w:numId w:val="29"/>
@@ -15498,35 +15233,7 @@
         <w:rPr>
           <w:lang w:val="en-US"/>
         </w:rPr>
-        <w:t xml:space="preserve"> = </w:t>
-      </w:r>
-      <w:proofErr w:type="spellStart"/>
-      <w:r>
-        <w:rPr>
-          <w:lang w:val="en-US"/>
-        </w:rPr>
-        <w:t>SORT_REGULAR</w:t>
-      </w:r>
-      <w:proofErr w:type="spellEnd"/>
-      <w:r>
-        <w:rPr>
-          <w:lang w:val="en-US"/>
-        </w:rPr>
-        <w:t xml:space="preserve">): bool </w:t>
-      </w:r>
-      <w:proofErr w:type="spellStart"/>
-      <w:r>
-        <w:rPr>
-          <w:lang w:val="en-US"/>
-        </w:rPr>
-        <w:t>Ordena</w:t>
-      </w:r>
-      <w:proofErr w:type="spellEnd"/>
-      <w:r>
-        <w:rPr>
-          <w:lang w:val="en-US"/>
-        </w:rPr>
-        <w:t xml:space="preserve"> un array </w:t>
+        <w:t xml:space="preserve"> = SORT_REGULAR): bool Ordena un array </w:t>
       </w:r>
       <w:proofErr w:type="spellStart"/>
       <w:r>
@@ -15618,7 +15325,7 @@
                     <pic:cNvPicPr/>
                   </pic:nvPicPr>
                   <pic:blipFill>
-                    <a:blip r:embed="rId23" cstate="print">
+                    <a:blip r:embed="rId24" cstate="print">
                       <a:extLst>
                         <a:ext uri="{28A0092B-C50C-407E-A947-70E740481C1C}">
                           <a14:useLocalDpi xmlns:a14="http://schemas.microsoft.com/office/drawing/2010/main" val="0"/>
@@ -15647,7 +15354,7 @@
     </w:p>
     <w:p>
       <w:pPr>
-        <w:pStyle w:val="Ttulo1"/>
+        <w:pStyle w:val="Heading1"/>
         <w:rPr>
           <w:lang w:val="es-ES_tradnl"/>
         </w:rPr>
@@ -15781,7 +15488,7 @@
     </w:p>
     <w:p>
       <w:pPr>
-        <w:pStyle w:val="Prrafodelista"/>
+        <w:pStyle w:val="ListParagraph"/>
         <w:numPr>
           <w:ilvl w:val="0"/>
           <w:numId w:val="29"/>
@@ -15797,6 +15504,7 @@
           <w:bCs/>
           <w:lang w:val="es-ES_tradnl"/>
         </w:rPr>
+        <w:lastRenderedPageBreak/>
         <w:t>sentencias</w:t>
       </w:r>
       <w:r>
@@ -15846,7 +15554,7 @@
     </w:p>
     <w:p>
       <w:pPr>
-        <w:pStyle w:val="Prrafodelista"/>
+        <w:pStyle w:val="ListParagraph"/>
         <w:numPr>
           <w:ilvl w:val="0"/>
           <w:numId w:val="29"/>
@@ -15924,7 +15632,7 @@
     </w:p>
     <w:p>
       <w:pPr>
-        <w:pStyle w:val="Ttulo2"/>
+        <w:pStyle w:val="Heading2"/>
       </w:pPr>
       <w:r>
         <w:t>2.1.- Condicionales.</w:t>
@@ -15937,7 +15645,7 @@
     </w:p>
     <w:p>
       <w:pPr>
-        <w:pStyle w:val="Prrafodelista"/>
+        <w:pStyle w:val="ListParagraph"/>
         <w:numPr>
           <w:ilvl w:val="0"/>
           <w:numId w:val="29"/>
@@ -15998,7 +15706,7 @@
     </w:p>
     <w:p>
       <w:pPr>
-        <w:pStyle w:val="Prrafodelista"/>
+        <w:pStyle w:val="ListParagraph"/>
         <w:numPr>
           <w:ilvl w:val="1"/>
           <w:numId w:val="29"/>
@@ -16027,7 +15735,7 @@
     </w:p>
     <w:p>
       <w:pPr>
-        <w:pStyle w:val="Prrafodelista"/>
+        <w:pStyle w:val="ListParagraph"/>
         <w:numPr>
           <w:ilvl w:val="1"/>
           <w:numId w:val="29"/>
@@ -16039,7 +15747,7 @@
     </w:p>
     <w:p>
       <w:pPr>
-        <w:pStyle w:val="Prrafodelista"/>
+        <w:pStyle w:val="ListParagraph"/>
         <w:numPr>
           <w:ilvl w:val="1"/>
           <w:numId w:val="29"/>
@@ -16076,7 +15784,7 @@
     </w:p>
     <w:p>
       <w:pPr>
-        <w:pStyle w:val="Prrafodelista"/>
+        <w:pStyle w:val="ListParagraph"/>
         <w:numPr>
           <w:ilvl w:val="1"/>
           <w:numId w:val="29"/>
@@ -16084,13 +15792,12 @@
         <w:jc w:val="both"/>
       </w:pPr>
       <w:r>
-        <w:lastRenderedPageBreak/>
         <w:t>Cuando las sentencias actúen sobre una única sentencia, no será necesario usar llaves. Se utilizará llaves cuando el condicional actúe sobre más de una sentencia.</w:t>
       </w:r>
     </w:p>
     <w:tbl>
       <w:tblPr>
-        <w:tblStyle w:val="Tablaconcuadrcula"/>
+        <w:tblStyle w:val="TableGrid"/>
         <w:tblW w:w="0" w:type="auto"/>
         <w:tblLook w:val="04A0" w:firstRow="1" w:lastRow="0" w:firstColumn="1" w:lastColumn="0" w:noHBand="0" w:noVBand="1"/>
       </w:tblPr>
@@ -16329,7 +16036,7 @@
     <w:p/>
     <w:p>
       <w:pPr>
-        <w:pStyle w:val="Prrafodelista"/>
+        <w:pStyle w:val="ListParagraph"/>
         <w:numPr>
           <w:ilvl w:val="0"/>
           <w:numId w:val="29"/>
@@ -16349,7 +16056,7 @@
     </w:p>
     <w:p>
       <w:pPr>
-        <w:pStyle w:val="Prrafodelista"/>
+        <w:pStyle w:val="ListParagraph"/>
         <w:numPr>
           <w:ilvl w:val="1"/>
           <w:numId w:val="29"/>
@@ -16403,7 +16110,7 @@
     </w:p>
     <w:tbl>
       <w:tblPr>
-        <w:tblStyle w:val="Tablaconcuadrcula"/>
+        <w:tblStyle w:val="TableGrid"/>
         <w:tblW w:w="0" w:type="auto"/>
         <w:tblLook w:val="04A0" w:firstRow="1" w:lastRow="0" w:firstColumn="1" w:lastColumn="0" w:noHBand="0" w:noVBand="1"/>
       </w:tblPr>
@@ -16624,7 +16331,7 @@
     <w:p/>
     <w:p>
       <w:pPr>
-        <w:pStyle w:val="Prrafodelista"/>
+        <w:pStyle w:val="ListParagraph"/>
         <w:autoSpaceDE w:val="0"/>
         <w:autoSpaceDN w:val="0"/>
         <w:adjustRightInd w:val="0"/>
@@ -16637,7 +16344,7 @@
     </w:p>
     <w:p>
       <w:pPr>
-        <w:pStyle w:val="Ttulo2"/>
+        <w:pStyle w:val="Heading2"/>
         <w:rPr>
           <w:lang w:val="es-ES_tradnl"/>
         </w:rPr>
@@ -16665,7 +16372,7 @@
     </w:p>
     <w:p>
       <w:pPr>
-        <w:pStyle w:val="Prrafodelista"/>
+        <w:pStyle w:val="ListParagraph"/>
         <w:numPr>
           <w:ilvl w:val="0"/>
           <w:numId w:val="31"/>
@@ -16755,7 +16462,7 @@
     </w:p>
     <w:tbl>
       <w:tblPr>
-        <w:tblStyle w:val="Tablaconcuadrcula"/>
+        <w:tblStyle w:val="TableGrid"/>
         <w:tblW w:w="0" w:type="auto"/>
         <w:tblLook w:val="04A0" w:firstRow="1" w:lastRow="0" w:firstColumn="1" w:lastColumn="0" w:noHBand="0" w:noVBand="1"/>
       </w:tblPr>
@@ -16964,7 +16671,7 @@
     </w:p>
     <w:p>
       <w:pPr>
-        <w:pStyle w:val="Prrafodelista"/>
+        <w:pStyle w:val="ListParagraph"/>
         <w:numPr>
           <w:ilvl w:val="0"/>
           <w:numId w:val="31"/>
@@ -17037,7 +16744,7 @@
     </w:p>
     <w:tbl>
       <w:tblPr>
-        <w:tblStyle w:val="Tablaconcuadrcula"/>
+        <w:tblStyle w:val="TableGrid"/>
         <w:tblW w:w="0" w:type="auto"/>
         <w:tblLook w:val="04A0" w:firstRow="1" w:lastRow="0" w:firstColumn="1" w:lastColumn="0" w:noHBand="0" w:noVBand="1"/>
       </w:tblPr>
@@ -17205,6 +16912,7 @@
                 <w:szCs w:val="18"/>
                 <w:lang w:val="en-US"/>
               </w:rPr>
+              <w:lastRenderedPageBreak/>
               <w:t>}</w:t>
             </w:r>
             <w:r>
@@ -17244,6 +16952,7 @@
               </w:rPr>
               <w:t>10</w:t>
             </w:r>
+            <w:proofErr w:type="gramStart"/>
             <w:r>
               <w:rPr>
                 <w:color w:val="A3A3A0"/>
@@ -17251,7 +16960,17 @@
                 <w:szCs w:val="18"/>
                 <w:lang w:val="en-US"/>
               </w:rPr>
-              <w:t xml:space="preserve">); </w:t>
+              <w:t>);</w:t>
+            </w:r>
+            <w:proofErr w:type="gramEnd"/>
+            <w:r>
+              <w:rPr>
+                <w:color w:val="A3A3A0"/>
+                <w:sz w:val="18"/>
+                <w:szCs w:val="18"/>
+                <w:lang w:val="en-US"/>
+              </w:rPr>
+              <w:t xml:space="preserve"> </w:t>
             </w:r>
           </w:p>
           <w:p>
@@ -17305,7 +17024,7 @@
     </w:p>
     <w:p>
       <w:pPr>
-        <w:pStyle w:val="Prrafodelista"/>
+        <w:pStyle w:val="ListParagraph"/>
         <w:numPr>
           <w:ilvl w:val="0"/>
           <w:numId w:val="31"/>
@@ -17367,7 +17086,7 @@
     </w:p>
     <w:tbl>
       <w:tblPr>
-        <w:tblStyle w:val="Tablaconcuadrcula"/>
+        <w:tblStyle w:val="TableGrid"/>
         <w:tblW w:w="0" w:type="auto"/>
         <w:tblInd w:w="-5" w:type="dxa"/>
         <w:tblLook w:val="04A0" w:firstRow="1" w:lastRow="0" w:firstColumn="1" w:lastColumn="0" w:noHBand="0" w:noVBand="1"/>
@@ -17484,7 +17203,7 @@
     </w:p>
     <w:p>
       <w:pPr>
-        <w:pStyle w:val="Prrafodelista"/>
+        <w:pStyle w:val="ListParagraph"/>
         <w:numPr>
           <w:ilvl w:val="1"/>
           <w:numId w:val="31"/>
@@ -17516,7 +17235,7 @@
     </w:p>
     <w:p>
       <w:pPr>
-        <w:pStyle w:val="Prrafodelista"/>
+        <w:pStyle w:val="ListParagraph"/>
         <w:numPr>
           <w:ilvl w:val="1"/>
           <w:numId w:val="31"/>
@@ -17563,7 +17282,7 @@
     </w:p>
     <w:p>
       <w:pPr>
-        <w:pStyle w:val="Prrafodelista"/>
+        <w:pStyle w:val="ListParagraph"/>
         <w:numPr>
           <w:ilvl w:val="1"/>
           <w:numId w:val="31"/>
@@ -17664,7 +17383,6 @@
         <w:rPr>
           <w:lang w:val="es-ES_tradnl"/>
         </w:rPr>
-        <w:lastRenderedPageBreak/>
         <w:t xml:space="preserve">Puedes anidar cualquiera de los bucles anteriores en </w:t>
       </w:r>
       <w:r>
@@ -17828,7 +17546,7 @@
     </w:p>
     <w:p>
       <w:pPr>
-        <w:pStyle w:val="Ttulo1"/>
+        <w:pStyle w:val="Heading1"/>
         <w:rPr>
           <w:lang w:val="es-ES_tradnl"/>
         </w:rPr>
@@ -18049,7 +17767,7 @@
     </w:p>
     <w:p>
       <w:pPr>
-        <w:pStyle w:val="Ttulo2"/>
+        <w:pStyle w:val="Heading2"/>
         <w:rPr>
           <w:lang w:val="es-ES_tradnl"/>
         </w:rPr>
@@ -18094,7 +17812,7 @@
     <w:p/>
     <w:tbl>
       <w:tblPr>
-        <w:tblStyle w:val="Tablaconcuadrcula"/>
+        <w:tblStyle w:val="TableGrid"/>
         <w:tblW w:w="0" w:type="auto"/>
         <w:tblLook w:val="04A0" w:firstRow="1" w:lastRow="0" w:firstColumn="1" w:lastColumn="0" w:noHBand="0" w:noVBand="1"/>
       </w:tblPr>
@@ -18439,7 +18157,11 @@
         <w:t>variables</w:t>
       </w:r>
       <w:r>
-        <w:t xml:space="preserve"> que puedes pasar a la función. Estos son opcionales y se colocan entre paréntesis. Puedes definir tantos parámetros como necesites, separándolos por comas. Los parámetros permiten que la función acepte valores externos con los que pueda trabajar.</w:t>
+        <w:t xml:space="preserve"> que puedes pasar a la función. Estos son opcionales y se colocan entre paréntesis. Puedes definir tantos parámetros como necesites, </w:t>
+      </w:r>
+      <w:r>
+        <w:lastRenderedPageBreak/>
+        <w:t>separándolos por comas. Los parámetros permiten que la función acepte valores externos con los que pueda trabajar.</w:t>
       </w:r>
     </w:p>
     <w:p>
@@ -18538,7 +18260,7 @@
     </w:p>
     <w:p>
       <w:pPr>
-        <w:pStyle w:val="Ttulo2"/>
+        <w:pStyle w:val="Heading2"/>
       </w:pPr>
       <w:r>
         <w:t>3.2- Argumentos.</w:t>
@@ -18696,7 +18418,6 @@
         <w:rPr>
           <w:lang w:val="es-ES_tradnl"/>
         </w:rPr>
-        <w:lastRenderedPageBreak/>
         <w:t xml:space="preserve">Al definir la función, puedes indicar </w:t>
       </w:r>
       <w:r>
@@ -18812,7 +18533,7 @@
     </w:p>
     <w:p>
       <w:pPr>
-        <w:pStyle w:val="Prrafodelista"/>
+        <w:pStyle w:val="ListParagraph"/>
         <w:numPr>
           <w:ilvl w:val="0"/>
           <w:numId w:val="31"/>
@@ -18854,7 +18575,7 @@
     </w:p>
     <w:p>
       <w:pPr>
-        <w:pStyle w:val="Prrafodelista"/>
+        <w:pStyle w:val="ListParagraph"/>
         <w:numPr>
           <w:ilvl w:val="0"/>
           <w:numId w:val="31"/>
@@ -18913,15 +18634,7 @@
       </w:r>
       <w:proofErr w:type="spellEnd"/>
       <w:r>
-        <w:t xml:space="preserve"> </w:t>
-      </w:r>
-      <w:proofErr w:type="spellStart"/>
-      <w:r>
-        <w:t>Hinting</w:t>
-      </w:r>
-      <w:proofErr w:type="spellEnd"/>
-      <w:r>
-        <w:t xml:space="preserve"> para </w:t>
+        <w:t xml:space="preserve"> Hinting para </w:t>
       </w:r>
       <w:r>
         <w:rPr>
@@ -18962,7 +18675,7 @@
     </w:p>
     <w:tbl>
       <w:tblPr>
-        <w:tblStyle w:val="Tablaconcuadrcula"/>
+        <w:tblStyle w:val="TableGrid"/>
         <w:tblW w:w="0" w:type="auto"/>
         <w:tblLook w:val="04A0" w:firstRow="1" w:lastRow="0" w:firstColumn="1" w:lastColumn="0" w:noHBand="0" w:noVBand="1"/>
       </w:tblPr>
@@ -19001,8 +18714,16 @@
               <w:rPr>
                 <w:lang w:val="en-US"/>
               </w:rPr>
-              <w:t xml:space="preserve"> = 1);</w:t>
-            </w:r>
+              <w:t xml:space="preserve"> = 1</w:t>
+            </w:r>
+            <w:proofErr w:type="gramStart"/>
+            <w:r>
+              <w:rPr>
+                <w:lang w:val="en-US"/>
+              </w:rPr>
+              <w:t>);</w:t>
+            </w:r>
+            <w:proofErr w:type="gramEnd"/>
           </w:p>
           <w:p>
             <w:pPr>
@@ -19037,8 +18758,16 @@
               <w:rPr>
                 <w:lang w:val="en-US"/>
               </w:rPr>
-              <w:t>int $a, int $b) {</w:t>
-            </w:r>
+              <w:t>int $a, int $</w:t>
+            </w:r>
+            <w:proofErr w:type="gramStart"/>
+            <w:r>
+              <w:rPr>
+                <w:lang w:val="en-US"/>
+              </w:rPr>
+              <w:t>b) {</w:t>
+            </w:r>
+            <w:proofErr w:type="gramEnd"/>
           </w:p>
           <w:p>
             <w:pPr>
@@ -19089,15 +18818,7 @@
       </w:r>
       <w:proofErr w:type="spellEnd"/>
       <w:r>
-        <w:t xml:space="preserve"> </w:t>
-      </w:r>
-      <w:proofErr w:type="spellStart"/>
-      <w:r>
-        <w:t>Hinting</w:t>
-      </w:r>
-      <w:proofErr w:type="spellEnd"/>
-      <w:r>
-        <w:t xml:space="preserve"> para el </w:t>
+        <w:t xml:space="preserve"> Hinting para el </w:t>
       </w:r>
       <w:r>
         <w:rPr>
@@ -19127,7 +18848,7 @@
     </w:p>
     <w:tbl>
       <w:tblPr>
-        <w:tblStyle w:val="Tablaconcuadrcula"/>
+        <w:tblStyle w:val="TableGrid"/>
         <w:tblW w:w="0" w:type="auto"/>
         <w:tblInd w:w="720" w:type="dxa"/>
         <w:tblLook w:val="04A0" w:firstRow="1" w:lastRow="0" w:firstColumn="1" w:lastColumn="0" w:noHBand="0" w:noVBand="1"/>
@@ -19167,8 +18888,16 @@
               <w:rPr>
                 <w:lang w:val="en-US"/>
               </w:rPr>
-              <w:t xml:space="preserve"> = 1);</w:t>
-            </w:r>
+              <w:t xml:space="preserve"> = 1</w:t>
+            </w:r>
+            <w:proofErr w:type="gramStart"/>
+            <w:r>
+              <w:rPr>
+                <w:lang w:val="en-US"/>
+              </w:rPr>
+              <w:t>);</w:t>
+            </w:r>
+            <w:proofErr w:type="gramEnd"/>
           </w:p>
           <w:p>
             <w:pPr>
@@ -19243,9 +18972,10 @@
     </w:p>
     <w:p>
       <w:pPr>
-        <w:pStyle w:val="Ttulo2"/>
-      </w:pPr>
-      <w:r>
+        <w:pStyle w:val="Heading2"/>
+      </w:pPr>
+      <w:r>
+        <w:lastRenderedPageBreak/>
         <w:t>3.3.- Ámbito de utilización de las variables.</w:t>
       </w:r>
     </w:p>
@@ -19329,7 +19059,7 @@
     </w:p>
     <w:tbl>
       <w:tblPr>
-        <w:tblStyle w:val="Tablaconcuadrcula"/>
+        <w:tblStyle w:val="TableGrid"/>
         <w:tblW w:w="0" w:type="auto"/>
         <w:tblLook w:val="04A0" w:firstRow="1" w:lastRow="0" w:firstColumn="1" w:lastColumn="0" w:noHBand="0" w:noVBand="1"/>
       </w:tblPr>
@@ -19417,7 +19147,7 @@
                 <w:sz w:val="18"/>
                 <w:szCs w:val="18"/>
               </w:rPr>
-              <w:t>(</w:t>
+              <w:t>(){</w:t>
             </w:r>
             <w:proofErr w:type="gramEnd"/>
             <w:r>
@@ -19426,7 +19156,7 @@
                 <w:sz w:val="18"/>
                 <w:szCs w:val="18"/>
               </w:rPr>
-              <w:t xml:space="preserve">){ </w:t>
+              <w:t xml:space="preserve"> </w:t>
             </w:r>
           </w:p>
           <w:p>
@@ -19622,24 +19352,15 @@
           <w:b/>
           <w:bCs/>
         </w:rPr>
-        <w:t>$</w:t>
-      </w:r>
-      <w:proofErr w:type="spellStart"/>
-      <w:r>
-        <w:rPr>
-          <w:b/>
-          <w:bCs/>
-        </w:rPr>
-        <w:t>GLOBALS</w:t>
-      </w:r>
-      <w:proofErr w:type="spellEnd"/>
+        <w:t>$GLOBALS</w:t>
+      </w:r>
       <w:r>
         <w:t>.</w:t>
       </w:r>
     </w:p>
     <w:tbl>
       <w:tblPr>
-        <w:tblStyle w:val="Tablaconcuadrcula"/>
+        <w:tblStyle w:val="TableGrid"/>
         <w:tblW w:w="0" w:type="auto"/>
         <w:tblLook w:val="04A0" w:firstRow="1" w:lastRow="0" w:firstColumn="1" w:lastColumn="0" w:noHBand="0" w:noVBand="1"/>
       </w:tblPr>
@@ -19725,7 +19446,7 @@
                 <w:sz w:val="18"/>
                 <w:szCs w:val="18"/>
               </w:rPr>
-              <w:t>(</w:t>
+              <w:t>(){</w:t>
             </w:r>
             <w:proofErr w:type="gramEnd"/>
             <w:r>
@@ -19734,7 +19455,7 @@
                 <w:sz w:val="18"/>
                 <w:szCs w:val="18"/>
               </w:rPr>
-              <w:t xml:space="preserve">){ </w:t>
+              <w:t xml:space="preserve"> </w:t>
             </w:r>
           </w:p>
           <w:p>
@@ -19861,25 +19582,7 @@
                 <w:sz w:val="18"/>
                 <w:szCs w:val="18"/>
               </w:rPr>
-              <w:t>$</w:t>
-            </w:r>
-            <w:proofErr w:type="spellStart"/>
-            <w:r>
-              <w:rPr>
-                <w:color w:val="A3A3A0"/>
-                <w:sz w:val="18"/>
-                <w:szCs w:val="18"/>
-              </w:rPr>
-              <w:t>GLOBALS</w:t>
-            </w:r>
-            <w:proofErr w:type="spellEnd"/>
-            <w:r>
-              <w:rPr>
-                <w:color w:val="A3A3A0"/>
-                <w:sz w:val="18"/>
-                <w:szCs w:val="18"/>
-              </w:rPr>
-              <w:t>[</w:t>
+              <w:t>$GLOBALS[</w:t>
             </w:r>
             <w:r>
               <w:rPr>
@@ -20022,7 +19725,7 @@
     </w:p>
     <w:tbl>
       <w:tblPr>
-        <w:tblStyle w:val="Tablaconcuadrcula"/>
+        <w:tblStyle w:val="TableGrid"/>
         <w:tblW w:w="0" w:type="auto"/>
         <w:tblLook w:val="04A0" w:firstRow="1" w:lastRow="0" w:firstColumn="1" w:lastColumn="0" w:noHBand="0" w:noVBand="1"/>
       </w:tblPr>
@@ -20075,7 +19778,7 @@
                 <w:sz w:val="18"/>
                 <w:szCs w:val="18"/>
               </w:rPr>
-              <w:t>(</w:t>
+              <w:t>(){</w:t>
             </w:r>
             <w:proofErr w:type="gramEnd"/>
             <w:r>
@@ -20084,7 +19787,7 @@
                 <w:sz w:val="18"/>
                 <w:szCs w:val="18"/>
               </w:rPr>
-              <w:t xml:space="preserve">){ </w:t>
+              <w:t xml:space="preserve"> </w:t>
             </w:r>
           </w:p>
           <w:p>
@@ -20452,7 +20155,7 @@
     </w:p>
     <w:p>
       <w:pPr>
-        <w:pStyle w:val="Ttulo2"/>
+        <w:pStyle w:val="Heading2"/>
       </w:pPr>
       <w:r>
         <w:t>3.4.- Funciones anónimas y funciones flecha.</w:t>
@@ -20466,7 +20169,7 @@
     </w:p>
     <w:tbl>
       <w:tblPr>
-        <w:tblStyle w:val="Tablaconcuadrcula"/>
+        <w:tblStyle w:val="TableGrid"/>
         <w:tblW w:w="0" w:type="auto"/>
         <w:tblLook w:val="04A0" w:firstRow="1" w:lastRow="0" w:firstColumn="1" w:lastColumn="0" w:noHBand="0" w:noVBand="1"/>
       </w:tblPr>
@@ -20588,7 +20291,7 @@
     </w:p>
     <w:tbl>
       <w:tblPr>
-        <w:tblStyle w:val="Tablaconcuadrcula"/>
+        <w:tblStyle w:val="TableGrid"/>
         <w:tblW w:w="0" w:type="auto"/>
         <w:tblLook w:val="04A0" w:firstRow="1" w:lastRow="0" w:firstColumn="1" w:lastColumn="0" w:noHBand="0" w:noVBand="1"/>
       </w:tblPr>
@@ -20780,6 +20483,7 @@
     <w:p/>
     <w:p>
       <w:r>
+        <w:lastRenderedPageBreak/>
         <w:t>P</w:t>
       </w:r>
       <w:r>
@@ -20810,7 +20514,7 @@
     </w:p>
     <w:tbl>
       <w:tblPr>
-        <w:tblStyle w:val="Tablaconcuadrcula"/>
+        <w:tblStyle w:val="TableGrid"/>
         <w:tblW w:w="0" w:type="auto"/>
         <w:tblLook w:val="04A0" w:firstRow="1" w:lastRow="0" w:firstColumn="1" w:lastColumn="0" w:noHBand="0" w:noVBand="1"/>
       </w:tblPr>
@@ -20975,7 +20679,16 @@
                 <w:sz w:val="18"/>
                 <w:szCs w:val="18"/>
               </w:rPr>
-              <w:t xml:space="preserve">() { </w:t>
+              <w:t xml:space="preserve">() </w:t>
+            </w:r>
+            <w:proofErr w:type="gramStart"/>
+            <w:r>
+              <w:rPr>
+                <w:color w:val="A3A3A0"/>
+                <w:sz w:val="18"/>
+                <w:szCs w:val="18"/>
+              </w:rPr>
+              <w:t xml:space="preserve">{ </w:t>
             </w:r>
             <w:r>
               <w:rPr>
@@ -20983,7 +20696,16 @@
                 <w:sz w:val="18"/>
                 <w:szCs w:val="18"/>
               </w:rPr>
-              <w:t xml:space="preserve">// Invocación a la función saludar pasando la función anónima como parámetro </w:t>
+              <w:t>/</w:t>
+            </w:r>
+            <w:proofErr w:type="gramEnd"/>
+            <w:r>
+              <w:rPr>
+                <w:color w:val="2E343C"/>
+                <w:sz w:val="18"/>
+                <w:szCs w:val="18"/>
+              </w:rPr>
+              <w:t xml:space="preserve">/ Invocación a la función saludar pasando la función anónima como parámetro </w:t>
             </w:r>
           </w:p>
           <w:p>
@@ -21058,7 +20780,7 @@
     </w:p>
     <w:tbl>
       <w:tblPr>
-        <w:tblStyle w:val="Tablaconcuadrcula"/>
+        <w:tblStyle w:val="TableGrid"/>
         <w:tblW w:w="0" w:type="auto"/>
         <w:tblLook w:val="04A0" w:firstRow="1" w:lastRow="0" w:firstColumn="1" w:lastColumn="0" w:noHBand="0" w:noVBand="1"/>
       </w:tblPr>
@@ -21278,7 +21000,7 @@
     </w:p>
     <w:tbl>
       <w:tblPr>
-        <w:tblStyle w:val="Tablaconcuadrcula"/>
+        <w:tblStyle w:val="TableGrid"/>
         <w:tblW w:w="0" w:type="auto"/>
         <w:tblLook w:val="04A0" w:firstRow="1" w:lastRow="0" w:firstColumn="1" w:lastColumn="0" w:noHBand="0" w:noVBand="1"/>
       </w:tblPr>
@@ -21304,7 +21026,6 @@
                 <w:sz w:val="18"/>
                 <w:szCs w:val="18"/>
               </w:rPr>
-              <w:lastRenderedPageBreak/>
               <w:t xml:space="preserve">$mensaje = </w:t>
             </w:r>
             <w:r>
@@ -21556,7 +21277,7 @@
     </w:p>
     <w:tbl>
       <w:tblPr>
-        <w:tblStyle w:val="Tablaconcuadrcula"/>
+        <w:tblStyle w:val="TableGrid"/>
         <w:tblW w:w="0" w:type="auto"/>
         <w:tblLook w:val="04A0" w:firstRow="1" w:lastRow="0" w:firstColumn="1" w:lastColumn="0" w:noHBand="0" w:noVBand="1"/>
       </w:tblPr>
@@ -21742,7 +21463,7 @@
     </w:p>
     <w:tbl>
       <w:tblPr>
-        <w:tblStyle w:val="Tablaconcuadrcula"/>
+        <w:tblStyle w:val="TableGrid"/>
         <w:tblW w:w="0" w:type="auto"/>
         <w:tblLook w:val="04A0" w:firstRow="1" w:lastRow="0" w:firstColumn="1" w:lastColumn="0" w:noHBand="0" w:noVBand="1"/>
       </w:tblPr>
@@ -21973,7 +21694,7 @@
     </w:p>
     <w:p>
       <w:pPr>
-        <w:pStyle w:val="Ttulo2"/>
+        <w:pStyle w:val="Heading2"/>
       </w:pPr>
       <w:r>
         <w:rPr>
@@ -22001,7 +21722,7 @@
     </w:p>
     <w:p>
       <w:pPr>
-        <w:pStyle w:val="Prrafodelista"/>
+        <w:pStyle w:val="ListParagraph"/>
         <w:numPr>
           <w:ilvl w:val="0"/>
           <w:numId w:val="31"/>
@@ -22039,8 +21760,13 @@
         </w:rPr>
         <w:t xml:space="preserve">callable $callback, array $array1, array $... </w:t>
       </w:r>
-      <w:r>
-        <w:t xml:space="preserve">= ?): array Aplica la función recibida como parámetro a los elementos de los </w:t>
+      <w:proofErr w:type="gramStart"/>
+      <w:r>
+        <w:t>= ?</w:t>
+      </w:r>
+      <w:proofErr w:type="gramEnd"/>
+      <w:r>
+        <w:t xml:space="preserve">): array Aplica la función recibida como parámetro a los elementos de los </w:t>
       </w:r>
       <w:proofErr w:type="spellStart"/>
       <w:r>
@@ -22053,7 +21779,7 @@
     </w:p>
     <w:p>
       <w:pPr>
-        <w:pStyle w:val="Prrafodelista"/>
+        <w:pStyle w:val="ListParagraph"/>
         <w:numPr>
           <w:ilvl w:val="0"/>
           <w:numId w:val="31"/>
@@ -22077,27 +21803,27 @@
       </w:r>
       <w:proofErr w:type="spellEnd"/>
       <w:r>
-        <w:t>(</w:t>
+        <w:t xml:space="preserve">(array $array, </w:t>
+      </w:r>
+      <w:proofErr w:type="spellStart"/>
+      <w:r>
+        <w:t>callable</w:t>
+      </w:r>
+      <w:proofErr w:type="spellEnd"/>
+      <w:r>
+        <w:t xml:space="preserve"> $</w:t>
+      </w:r>
+      <w:proofErr w:type="spellStart"/>
+      <w:r>
+        <w:t>callback</w:t>
+      </w:r>
+      <w:proofErr w:type="spellEnd"/>
+      <w:r>
+        <w:t xml:space="preserve"> = ?</w:t>
       </w:r>
       <w:proofErr w:type="gramEnd"/>
       <w:r>
-        <w:t xml:space="preserve">array $array, </w:t>
-      </w:r>
-      <w:proofErr w:type="spellStart"/>
-      <w:r>
-        <w:t>callable</w:t>
-      </w:r>
-      <w:proofErr w:type="spellEnd"/>
-      <w:r>
-        <w:t xml:space="preserve"> $</w:t>
-      </w:r>
-      <w:proofErr w:type="spellStart"/>
-      <w:r>
-        <w:t>callback</w:t>
-      </w:r>
-      <w:proofErr w:type="spellEnd"/>
-      <w:r>
-        <w:t xml:space="preserve"> = ?, </w:t>
+        <w:t xml:space="preserve">, </w:t>
       </w:r>
       <w:proofErr w:type="spellStart"/>
       <w:r>
@@ -22118,7 +21844,7 @@
     </w:p>
     <w:p>
       <w:pPr>
-        <w:pStyle w:val="Prrafodelista"/>
+        <w:pStyle w:val="ListParagraph"/>
         <w:numPr>
           <w:ilvl w:val="0"/>
           <w:numId w:val="31"/>
@@ -22199,7 +21925,7 @@
     </w:p>
     <w:p>
       <w:pPr>
-        <w:pStyle w:val="Prrafodelista"/>
+        <w:pStyle w:val="ListParagraph"/>
         <w:numPr>
           <w:ilvl w:val="0"/>
           <w:numId w:val="31"/>
@@ -22244,13 +21970,21 @@
       </w:r>
       <w:proofErr w:type="spellEnd"/>
       <w:r>
-        <w:t xml:space="preserve"> Ordena una array según sus valores usando la función recibida como parámetro</w:t>
+        <w:t xml:space="preserve"> Ordena </w:t>
+      </w:r>
+      <w:proofErr w:type="gramStart"/>
+      <w:r>
+        <w:t>una array</w:t>
+      </w:r>
+      <w:proofErr w:type="gramEnd"/>
+      <w:r>
+        <w:t xml:space="preserve"> según sus valores usando la función recibida como parámetro</w:t>
       </w:r>
     </w:p>
     <w:p/>
     <w:p>
       <w:pPr>
-        <w:pStyle w:val="Ttulo2"/>
+        <w:pStyle w:val="Heading2"/>
         <w:rPr>
           <w:lang w:val="es-ES_tradnl"/>
         </w:rPr>
@@ -22319,7 +22053,7 @@
     </w:p>
     <w:p>
       <w:pPr>
-        <w:pStyle w:val="Prrafodelista"/>
+        <w:pStyle w:val="ListParagraph"/>
         <w:numPr>
           <w:ilvl w:val="0"/>
           <w:numId w:val="34"/>
@@ -22422,7 +22156,7 @@
     </w:p>
     <w:p>
       <w:pPr>
-        <w:pStyle w:val="Prrafodelista"/>
+        <w:pStyle w:val="ListParagraph"/>
         <w:numPr>
           <w:ilvl w:val="0"/>
           <w:numId w:val="34"/>
@@ -22515,15 +22249,7 @@
           <w:u w:val="single"/>
           <w:lang w:val="es-ES_tradnl"/>
         </w:rPr>
-        <w:t xml:space="preserve">que aún no se hayan </w:t>
-      </w:r>
-      <w:r>
-        <w:rPr>
-          <w:u w:val="single"/>
-          <w:lang w:val="es-ES_tradnl"/>
-        </w:rPr>
-        <w:lastRenderedPageBreak/>
-        <w:t xml:space="preserve">incluido, </w:t>
+        <w:t xml:space="preserve">que aún no se hayan incluido, </w:t>
       </w:r>
       <w:r>
         <w:rPr>
@@ -22534,7 +22260,7 @@
     </w:p>
     <w:p>
       <w:pPr>
-        <w:pStyle w:val="Prrafodelista"/>
+        <w:pStyle w:val="ListParagraph"/>
         <w:numPr>
           <w:ilvl w:val="0"/>
           <w:numId w:val="34"/>
@@ -22633,7 +22359,7 @@
     </w:p>
     <w:p>
       <w:pPr>
-        <w:pStyle w:val="Prrafodelista"/>
+        <w:pStyle w:val="ListParagraph"/>
         <w:numPr>
           <w:ilvl w:val="0"/>
           <w:numId w:val="34"/>
@@ -22721,7 +22447,14 @@
         <w:rPr>
           <w:lang w:val="es-ES_tradnl"/>
         </w:rPr>
-        <w:t xml:space="preserve">HTML. Por este motivo, es necesario </w:t>
+        <w:t xml:space="preserve">HTML. </w:t>
+      </w:r>
+      <w:proofErr w:type="gramStart"/>
+      <w:r>
+        <w:rPr>
+          <w:lang w:val="es-ES_tradnl"/>
+        </w:rPr>
+        <w:t xml:space="preserve">Por este motivo, es necesario </w:t>
       </w:r>
       <w:r>
         <w:rPr>
@@ -22758,6 +22491,7 @@
         <w:t xml:space="preserve"> &lt;?</w:t>
       </w:r>
       <w:proofErr w:type="spellStart"/>
+      <w:proofErr w:type="gramEnd"/>
       <w:r>
         <w:rPr>
           <w:b/>
@@ -22866,7 +22600,7 @@
     </w:p>
     <w:p>
       <w:pPr>
-        <w:pStyle w:val="Ttulo1"/>
+        <w:pStyle w:val="Heading1"/>
       </w:pPr>
       <w:r>
         <w:t>4.- Manejo de ficheros</w:t>
@@ -23024,6 +22758,7 @@
         <w:t xml:space="preserve"> para leer una cantidad concreta de bytes y </w:t>
       </w:r>
       <w:proofErr w:type="spellStart"/>
+      <w:proofErr w:type="gramStart"/>
       <w:r>
         <w:rPr>
           <w:b/>
@@ -23037,7 +22772,15 @@
           <w:b/>
           <w:bCs/>
         </w:rPr>
-        <w:t>()</w:t>
+        <w:t>(</w:t>
+      </w:r>
+      <w:proofErr w:type="gramEnd"/>
+      <w:r>
+        <w:rPr>
+          <w:b/>
+          <w:bCs/>
+        </w:rPr>
+        <w:t>)</w:t>
       </w:r>
       <w:r>
         <w:t xml:space="preserve"> para leer los caracteres hasta el final de la línea o hasta que se alcanza el límite especificado.</w:t>
@@ -23094,6 +22837,7 @@
         <w:t xml:space="preserve"> o </w:t>
       </w:r>
       <w:proofErr w:type="spellStart"/>
+      <w:proofErr w:type="gramStart"/>
       <w:r>
         <w:rPr>
           <w:b/>
@@ -23107,7 +22851,15 @@
           <w:b/>
           <w:bCs/>
         </w:rPr>
-        <w:t xml:space="preserve">() </w:t>
+        <w:t>(</w:t>
+      </w:r>
+      <w:proofErr w:type="gramEnd"/>
+      <w:r>
+        <w:rPr>
+          <w:b/>
+          <w:bCs/>
+        </w:rPr>
+        <w:t xml:space="preserve">) </w:t>
       </w:r>
       <w:r>
         <w:t xml:space="preserve">para escribir una cadena o un conjunto de bytes en un archivo y </w:t>
@@ -23118,7 +22870,15 @@
           <w:b/>
           <w:bCs/>
         </w:rPr>
-        <w:t>file_put_contents</w:t>
+        <w:t>file_put_</w:t>
+      </w:r>
+      <w:proofErr w:type="gramStart"/>
+      <w:r>
+        <w:rPr>
+          <w:b/>
+          <w:bCs/>
+        </w:rPr>
+        <w:t>contents</w:t>
       </w:r>
       <w:proofErr w:type="spellEnd"/>
       <w:r>
@@ -23126,7 +22886,15 @@
           <w:b/>
           <w:bCs/>
         </w:rPr>
-        <w:t>()</w:t>
+        <w:t>(</w:t>
+      </w:r>
+      <w:proofErr w:type="gramEnd"/>
+      <w:r>
+        <w:rPr>
+          <w:b/>
+          <w:bCs/>
+        </w:rPr>
+        <w:t>)</w:t>
       </w:r>
       <w:r>
         <w:t xml:space="preserve"> para abrir, escribir un bloque de bytes, y cerrar el fichero en una única operación.</w:t>
@@ -23149,6 +22917,7 @@
         <w:jc w:val="both"/>
       </w:pPr>
       <w:r>
+        <w:lastRenderedPageBreak/>
         <w:t xml:space="preserve">Si solo necesitas leer el contenido completo de un archivo, puedes usar </w:t>
       </w:r>
       <w:proofErr w:type="gramStart"/>
@@ -23176,7 +22945,15 @@
           <w:b/>
           <w:bCs/>
         </w:rPr>
-        <w:t>file_get_contents</w:t>
+        <w:t>file_get_</w:t>
+      </w:r>
+      <w:proofErr w:type="gramStart"/>
+      <w:r>
+        <w:rPr>
+          <w:b/>
+          <w:bCs/>
+        </w:rPr>
+        <w:t>contents</w:t>
       </w:r>
       <w:proofErr w:type="spellEnd"/>
       <w:r>
@@ -23184,7 +22961,15 @@
           <w:b/>
           <w:bCs/>
         </w:rPr>
-        <w:t>()</w:t>
+        <w:t>(</w:t>
+      </w:r>
+      <w:proofErr w:type="gramEnd"/>
+      <w:r>
+        <w:rPr>
+          <w:b/>
+          <w:bCs/>
+        </w:rPr>
+        <w:t>)</w:t>
       </w:r>
       <w:r>
         <w:t xml:space="preserve"> para transmitir todo el contenido de un fichero a una cadena.</w:t>
@@ -23248,6 +23033,7 @@
         <w:t xml:space="preserve"> </w:t>
       </w:r>
       <w:proofErr w:type="spellStart"/>
+      <w:proofErr w:type="gramStart"/>
       <w:r>
         <w:rPr>
           <w:b/>
@@ -23261,12 +23047,21 @@
           <w:b/>
           <w:bCs/>
         </w:rPr>
-        <w:t xml:space="preserve">() </w:t>
+        <w:t>(</w:t>
+      </w:r>
+      <w:proofErr w:type="gramEnd"/>
+      <w:r>
+        <w:rPr>
+          <w:b/>
+          <w:bCs/>
+        </w:rPr>
+        <w:t xml:space="preserve">) </w:t>
       </w:r>
       <w:r>
         <w:t xml:space="preserve">para detectar el final del fichero, </w:t>
       </w:r>
       <w:proofErr w:type="spellStart"/>
+      <w:proofErr w:type="gramStart"/>
       <w:r>
         <w:rPr>
           <w:b/>
@@ -23280,12 +23075,21 @@
           <w:b/>
           <w:bCs/>
         </w:rPr>
-        <w:t>()</w:t>
+        <w:t>(</w:t>
+      </w:r>
+      <w:proofErr w:type="gramEnd"/>
+      <w:r>
+        <w:rPr>
+          <w:b/>
+          <w:bCs/>
+        </w:rPr>
+        <w:t>)</w:t>
       </w:r>
       <w:r>
         <w:t xml:space="preserve"> o </w:t>
       </w:r>
       <w:proofErr w:type="spellStart"/>
+      <w:proofErr w:type="gramStart"/>
       <w:r>
         <w:rPr>
           <w:b/>
@@ -23299,7 +23103,15 @@
           <w:b/>
           <w:bCs/>
         </w:rPr>
-        <w:t>()</w:t>
+        <w:t>(</w:t>
+      </w:r>
+      <w:proofErr w:type="gramEnd"/>
+      <w:r>
+        <w:rPr>
+          <w:b/>
+          <w:bCs/>
+        </w:rPr>
+        <w:t>)</w:t>
       </w:r>
       <w:r>
         <w:t xml:space="preserve"> para eliminar archivos, entre otras.</w:t>
@@ -23312,10 +23124,10 @@
       <w:r>
         <w:t xml:space="preserve">Mas información: </w:t>
       </w:r>
-      <w:hyperlink r:id="rId24" w:history="1">
+      <w:hyperlink r:id="rId25" w:history="1">
         <w:r>
           <w:rPr>
-            <w:rStyle w:val="Hipervnculo"/>
+            <w:rStyle w:val="Hyperlink"/>
           </w:rPr>
           <w:t>https://www.php.net/manual/es/book.filesystem.php</w:t>
         </w:r>
@@ -23328,7 +23140,7 @@
     </w:p>
     <w:p>
       <w:pPr>
-        <w:pStyle w:val="Ttulo1"/>
+        <w:pStyle w:val="Heading1"/>
         <w:rPr>
           <w:lang w:val="es-ES_tradnl"/>
         </w:rPr>
@@ -23555,7 +23367,7 @@
     </w:p>
     <w:p>
       <w:pPr>
-        <w:pStyle w:val="Prrafodelista"/>
+        <w:pStyle w:val="ListParagraph"/>
         <w:numPr>
           <w:ilvl w:val="0"/>
           <w:numId w:val="31"/>
@@ -23564,7 +23376,6 @@
           <w:lang w:val="es-ES_tradnl"/>
         </w:rPr>
       </w:pPr>
-      <w:proofErr w:type="spellStart"/>
       <w:r>
         <w:rPr>
           <w:b/>
@@ -23573,7 +23384,6 @@
         </w:rPr>
         <w:t>GET</w:t>
       </w:r>
-      <w:proofErr w:type="spellEnd"/>
       <w:r>
         <w:rPr>
           <w:lang w:val="es-ES_tradnl"/>
@@ -23583,7 +23393,7 @@
     </w:p>
     <w:p>
       <w:pPr>
-        <w:pStyle w:val="Prrafodelista"/>
+        <w:pStyle w:val="ListParagraph"/>
         <w:numPr>
           <w:ilvl w:val="0"/>
           <w:numId w:val="31"/>
@@ -23599,7 +23409,6 @@
           <w:bCs/>
           <w:lang w:val="es-ES_tradnl"/>
         </w:rPr>
-        <w:lastRenderedPageBreak/>
         <w:t>POST</w:t>
       </w:r>
       <w:r>
@@ -23669,7 +23478,7 @@
     </w:p>
     <w:p>
       <w:pPr>
-        <w:pStyle w:val="Ttulo1"/>
+        <w:pStyle w:val="Heading1"/>
       </w:pPr>
       <w:r>
         <w:t>5.1.- Procesamiento de la información devuelta por un formulario web.</w:t>
@@ -23968,7 +23777,6 @@
         </w:rPr>
         <w:t xml:space="preserve">método </w:t>
       </w:r>
-      <w:proofErr w:type="spellStart"/>
       <w:r>
         <w:rPr>
           <w:b/>
@@ -23977,7 +23785,6 @@
         </w:rPr>
         <w:t>GET</w:t>
       </w:r>
-      <w:proofErr w:type="spellEnd"/>
       <w:r>
         <w:rPr>
           <w:lang w:val="es-ES_tradnl"/>
@@ -23990,14 +23797,12 @@
         </w:rPr>
         <w:t xml:space="preserve"> </w:t>
       </w:r>
-      <w:proofErr w:type="spellStart"/>
-      <w:r>
-        <w:rPr>
-          <w:lang w:val="es-ES_tradnl"/>
-        </w:rPr>
-        <w:t>gobal</w:t>
-      </w:r>
-      <w:proofErr w:type="spellEnd"/>
+      <w:r>
+        <w:rPr>
+          <w:lang w:val="es-ES_tradnl"/>
+        </w:rPr>
+        <w:t>global</w:t>
+      </w:r>
       <w:r>
         <w:rPr>
           <w:lang w:val="es-ES_tradnl"/>
@@ -24010,18 +23815,8 @@
           <w:bCs/>
           <w:lang w:val="es-ES_tradnl"/>
         </w:rPr>
-        <w:t>$_</w:t>
-      </w:r>
-      <w:proofErr w:type="spellStart"/>
-      <w:r>
-        <w:rPr>
-          <w:b/>
-          <w:bCs/>
-          <w:lang w:val="es-ES_tradnl"/>
-        </w:rPr>
-        <w:t>GET</w:t>
-      </w:r>
-      <w:proofErr w:type="spellEnd"/>
+        <w:t>$_GET</w:t>
+      </w:r>
       <w:r>
         <w:rPr>
           <w:lang w:val="es-ES_tradnl"/>
@@ -24058,25 +23853,7 @@
           <w:bCs/>
           <w:lang w:val="es-ES_tradnl"/>
         </w:rPr>
-        <w:t>$_</w:t>
-      </w:r>
-      <w:proofErr w:type="spellStart"/>
-      <w:r>
-        <w:rPr>
-          <w:b/>
-          <w:bCs/>
-          <w:lang w:val="es-ES_tradnl"/>
-        </w:rPr>
-        <w:t>REQUEST</w:t>
-      </w:r>
-      <w:proofErr w:type="spellEnd"/>
-      <w:r>
-        <w:rPr>
-          <w:b/>
-          <w:bCs/>
-          <w:lang w:val="es-ES_tradnl"/>
-        </w:rPr>
-        <w:t xml:space="preserve"> </w:t>
+        <w:t xml:space="preserve">$_REQUEST </w:t>
       </w:r>
       <w:r>
         <w:rPr>
@@ -24123,7 +23900,7 @@
     </w:p>
     <w:p>
       <w:pPr>
-        <w:pStyle w:val="Ttulo2"/>
+        <w:pStyle w:val="Heading2"/>
       </w:pPr>
       <w:r>
         <w:t>5.2.- Estilo de programación PHP.</w:t>
@@ -24146,11 +23923,9 @@
       <w:r>
         <w:t xml:space="preserve"> se trata de unas directrices de obligado </w:t>
       </w:r>
-      <w:proofErr w:type="gramStart"/>
-      <w:r>
-        <w:t>cumplimiento</w:t>
-      </w:r>
-      <w:proofErr w:type="gramEnd"/>
+      <w:r>
+        <w:t>cumplimiento,</w:t>
+      </w:r>
       <w:r>
         <w:t xml:space="preserve"> aunque son altamente recomendables para simplificar la tarea de programación y depuración.</w:t>
       </w:r>
@@ -24184,6 +23959,7 @@
         <w:jc w:val="both"/>
       </w:pPr>
       <w:r>
+        <w:lastRenderedPageBreak/>
         <w:t>La parte superior del script se programa como un bloque único PHP donde vamos a leer y validar los parámetros de entrada, desarrollar toda la lógica del script, incluyendo el acceso a fuentes externas de datos, y establecer las variables con los valores que se van a usar como contenido de la página web dinámica.</w:t>
       </w:r>
     </w:p>
@@ -24240,7 +24016,6 @@
         <w:jc w:val="both"/>
       </w:pPr>
       <w:r>
-        <w:lastRenderedPageBreak/>
         <w:t xml:space="preserve">Además, vamos a introducir dos variaciones sintácticas que aplican en cada uno de los usos de los bloques PHP que vamos a usar en la </w:t>
       </w:r>
       <w:r>
@@ -24368,6 +24143,7 @@
         <w:t xml:space="preserve"> </w:t>
       </w:r>
       <w:proofErr w:type="spellStart"/>
+      <w:proofErr w:type="gramStart"/>
       <w:r>
         <w:rPr>
           <w:b/>
@@ -24381,9 +24157,18 @@
           <w:b/>
           <w:bCs/>
         </w:rPr>
-        <w:t xml:space="preserve">;, </w:t>
+        <w:t>;,</w:t>
+      </w:r>
+      <w:proofErr w:type="gramEnd"/>
+      <w:r>
+        <w:rPr>
+          <w:b/>
+          <w:bCs/>
+        </w:rPr>
+        <w:t xml:space="preserve"> </w:t>
       </w:r>
       <w:proofErr w:type="spellStart"/>
+      <w:proofErr w:type="gramStart"/>
       <w:r>
         <w:rPr>
           <w:b/>
@@ -24397,9 +24182,18 @@
           <w:b/>
           <w:bCs/>
         </w:rPr>
-        <w:t xml:space="preserve">;, </w:t>
+        <w:t>;,</w:t>
+      </w:r>
+      <w:proofErr w:type="gramEnd"/>
+      <w:r>
+        <w:rPr>
+          <w:b/>
+          <w:bCs/>
+        </w:rPr>
+        <w:t xml:space="preserve"> </w:t>
       </w:r>
       <w:proofErr w:type="spellStart"/>
+      <w:proofErr w:type="gramStart"/>
       <w:r>
         <w:rPr>
           <w:b/>
@@ -24413,9 +24207,18 @@
           <w:b/>
           <w:bCs/>
         </w:rPr>
-        <w:t xml:space="preserve">;, o </w:t>
+        <w:t>;,</w:t>
+      </w:r>
+      <w:proofErr w:type="gramEnd"/>
+      <w:r>
+        <w:rPr>
+          <w:b/>
+          <w:bCs/>
+        </w:rPr>
+        <w:t xml:space="preserve"> o </w:t>
       </w:r>
       <w:proofErr w:type="spellStart"/>
+      <w:proofErr w:type="gramStart"/>
       <w:r>
         <w:rPr>
           <w:b/>
@@ -24425,7 +24228,11 @@
       </w:r>
       <w:proofErr w:type="spellEnd"/>
       <w:r>
-        <w:t>;, respectivamente.</w:t>
+        <w:t>;,</w:t>
+      </w:r>
+      <w:proofErr w:type="gramEnd"/>
+      <w:r>
+        <w:t xml:space="preserve"> respectivamente.</w:t>
       </w:r>
     </w:p>
     <w:p>
@@ -24528,6 +24335,7 @@
         </w:rPr>
         <w:t xml:space="preserve"> pasa a ser </w:t>
       </w:r>
+      <w:proofErr w:type="gramStart"/>
       <w:r>
         <w:rPr>
           <w:rFonts w:ascii="Courier New" w:eastAsia="Times New Roman" w:hAnsi="Courier New" w:cs="Courier New"/>
@@ -24536,7 +24344,40 @@
           <w:lang w:eastAsia="es-ES_tradnl"/>
           <w14:ligatures w14:val="none"/>
         </w:rPr>
-        <w:t>&lt;?= $total ?&gt;</w:t>
+        <w:t>&lt;?=</w:t>
+      </w:r>
+      <w:proofErr w:type="gramEnd"/>
+      <w:r>
+        <w:rPr>
+          <w:rFonts w:ascii="Courier New" w:eastAsia="Times New Roman" w:hAnsi="Courier New" w:cs="Courier New"/>
+          <w:sz w:val="20"/>
+          <w:szCs w:val="20"/>
+          <w:lang w:eastAsia="es-ES_tradnl"/>
+          <w14:ligatures w14:val="none"/>
+        </w:rPr>
+        <w:t xml:space="preserve"> $</w:t>
+      </w:r>
+      <w:proofErr w:type="gramStart"/>
+      <w:r>
+        <w:rPr>
+          <w:rFonts w:ascii="Courier New" w:eastAsia="Times New Roman" w:hAnsi="Courier New" w:cs="Courier New"/>
+          <w:sz w:val="20"/>
+          <w:szCs w:val="20"/>
+          <w:lang w:eastAsia="es-ES_tradnl"/>
+          <w14:ligatures w14:val="none"/>
+        </w:rPr>
+        <w:t>total ?</w:t>
+      </w:r>
+      <w:proofErr w:type="gramEnd"/>
+      <w:r>
+        <w:rPr>
+          <w:rFonts w:ascii="Courier New" w:eastAsia="Times New Roman" w:hAnsi="Courier New" w:cs="Courier New"/>
+          <w:sz w:val="20"/>
+          <w:szCs w:val="20"/>
+          <w:lang w:eastAsia="es-ES_tradnl"/>
+          <w14:ligatures w14:val="none"/>
+        </w:rPr>
+        <w:t>&gt;</w:t>
       </w:r>
     </w:p>
     <w:p>
@@ -24621,23 +24462,7 @@
           <w:b/>
           <w:bCs/>
         </w:rPr>
-        <w:t>$_SERVER['</w:t>
-      </w:r>
-      <w:proofErr w:type="spellStart"/>
-      <w:r>
-        <w:rPr>
-          <w:b/>
-          <w:bCs/>
-        </w:rPr>
-        <w:t>PHP_SELF</w:t>
-      </w:r>
-      <w:proofErr w:type="spellEnd"/>
-      <w:r>
-        <w:rPr>
-          <w:b/>
-          <w:bCs/>
-        </w:rPr>
-        <w:t>'] </w:t>
+        <w:t>$_SERVER['PHP_SELF'] </w:t>
       </w:r>
       <w:r>
         <w:t xml:space="preserve">en el atributo </w:t>
@@ -24657,9 +24482,10 @@
     </w:p>
     <w:p>
       <w:pPr>
-        <w:pStyle w:val="Ttulo2"/>
-      </w:pPr>
-      <w:r>
+        <w:pStyle w:val="Heading2"/>
+      </w:pPr>
+      <w:r>
+        <w:lastRenderedPageBreak/>
         <w:t>5.3.- Validación de formularios web en PHP.</w:t>
       </w:r>
     </w:p>
@@ -24798,11 +24624,7 @@
         <w:t>sintaxis</w:t>
       </w:r>
       <w:r>
-        <w:t xml:space="preserve"> de HTML de las cadenas de caracteres. El resultado de aplicar un filtro de saneamiento es, por norma general, el dato una vez modificado. Por otro lado, se </w:t>
-      </w:r>
-      <w:r>
-        <w:lastRenderedPageBreak/>
-        <w:t xml:space="preserve">pueden aplicar </w:t>
+        <w:t xml:space="preserve"> de HTML de las cadenas de caracteres. El resultado de aplicar un filtro de saneamiento es, por norma general, el dato una vez modificado. Por otro lado, se pueden aplicar </w:t>
       </w:r>
       <w:r>
         <w:rPr>
@@ -24862,21 +24684,12 @@
         <w:spacing w:before="100" w:beforeAutospacing="1" w:after="100" w:afterAutospacing="1"/>
         <w:jc w:val="both"/>
       </w:pPr>
-      <w:proofErr w:type="spellStart"/>
-      <w:r>
-        <w:rPr>
-          <w:b/>
-          <w:bCs/>
-        </w:rPr>
-        <w:t>FILTER_SANITIZE_EMAIL</w:t>
-      </w:r>
-      <w:proofErr w:type="spellEnd"/>
-      <w:r>
-        <w:rPr>
-          <w:b/>
-          <w:bCs/>
-        </w:rPr>
-        <w:t>,</w:t>
+      <w:r>
+        <w:rPr>
+          <w:b/>
+          <w:bCs/>
+        </w:rPr>
+        <w:t>FILTER_SANITIZE_EMAIL,</w:t>
       </w:r>
       <w:r>
         <w:t xml:space="preserve"> Borra todos los caracteres excepto letras, dígitos </w:t>
@@ -24887,7 +24700,23 @@
       </w:r>
       <w:proofErr w:type="gramEnd"/>
       <w:r>
-        <w:t>#$%&amp;'*+-=?^_`{|}~@.[]</w:t>
+        <w:t>#$%&amp;'*+-</w:t>
+      </w:r>
+      <w:proofErr w:type="gramStart"/>
+      <w:r>
+        <w:t>=?^</w:t>
+      </w:r>
+      <w:proofErr w:type="gramEnd"/>
+      <w:r>
+        <w:t>_</w:t>
+      </w:r>
+      <w:proofErr w:type="gramStart"/>
+      <w:r>
+        <w:t>`{|}~@.[</w:t>
+      </w:r>
+      <w:proofErr w:type="gramEnd"/>
+      <w:r>
+        <w:t>]</w:t>
       </w:r>
     </w:p>
     <w:p>
@@ -24899,21 +24728,12 @@
         <w:spacing w:before="100" w:beforeAutospacing="1" w:after="100" w:afterAutospacing="1"/>
         <w:jc w:val="both"/>
       </w:pPr>
-      <w:proofErr w:type="spellStart"/>
-      <w:r>
-        <w:rPr>
-          <w:b/>
-          <w:bCs/>
-        </w:rPr>
-        <w:t>FILTER_SANITIZE_NUMBER_INT</w:t>
-      </w:r>
-      <w:proofErr w:type="spellEnd"/>
-      <w:r>
-        <w:rPr>
-          <w:b/>
-          <w:bCs/>
-        </w:rPr>
-        <w:t>,</w:t>
+      <w:r>
+        <w:rPr>
+          <w:b/>
+          <w:bCs/>
+        </w:rPr>
+        <w:t>FILTER_SANITIZE_NUMBER_INT,</w:t>
       </w:r>
       <w:r>
         <w:t xml:space="preserve"> Borra todos los caracteres excepto dígitos y los signos + y - y </w:t>
@@ -24938,21 +24758,12 @@
         <w:spacing w:before="100" w:beforeAutospacing="1" w:after="100" w:afterAutospacing="1"/>
         <w:jc w:val="both"/>
       </w:pPr>
-      <w:proofErr w:type="spellStart"/>
-      <w:r>
-        <w:rPr>
-          <w:b/>
-          <w:bCs/>
-        </w:rPr>
-        <w:t>FILTER_SANITIZE_NUMBER_FLOAT</w:t>
-      </w:r>
-      <w:proofErr w:type="spellEnd"/>
-      <w:r>
-        <w:rPr>
-          <w:b/>
-          <w:bCs/>
-        </w:rPr>
-        <w:t>,</w:t>
+      <w:r>
+        <w:rPr>
+          <w:b/>
+          <w:bCs/>
+        </w:rPr>
+        <w:t>FILTER_SANITIZE_NUMBER_FLOAT,</w:t>
       </w:r>
       <w:r>
         <w:t xml:space="preserve"> Borra todos los caracteres excepto dígitos</w:t>
@@ -24970,21 +24781,12 @@
         <w:spacing w:before="100" w:beforeAutospacing="1" w:after="100" w:afterAutospacing="1"/>
         <w:jc w:val="both"/>
       </w:pPr>
-      <w:proofErr w:type="spellStart"/>
-      <w:r>
-        <w:rPr>
-          <w:b/>
-          <w:bCs/>
-        </w:rPr>
-        <w:t>FILTER_SANITIZE_ENCODED</w:t>
-      </w:r>
-      <w:proofErr w:type="spellEnd"/>
-      <w:r>
-        <w:rPr>
-          <w:b/>
-          <w:bCs/>
-        </w:rPr>
-        <w:t>,</w:t>
+      <w:r>
+        <w:rPr>
+          <w:b/>
+          <w:bCs/>
+        </w:rPr>
+        <w:t>FILTER_SANITIZE_ENCODED,</w:t>
       </w:r>
       <w:r>
         <w:t xml:space="preserve"> Codifica los caracteres especiales usando su código ASCII como ocurre con las cadenas que se usan como </w:t>
@@ -25007,21 +24809,12 @@
         <w:spacing w:before="100" w:beforeAutospacing="1" w:after="100" w:afterAutospacing="1"/>
         <w:jc w:val="both"/>
       </w:pPr>
-      <w:proofErr w:type="spellStart"/>
-      <w:r>
-        <w:rPr>
-          <w:b/>
-          <w:bCs/>
-        </w:rPr>
-        <w:t>FILTER_SANITIZE_URL</w:t>
-      </w:r>
-      <w:proofErr w:type="spellEnd"/>
-      <w:r>
-        <w:rPr>
-          <w:b/>
-          <w:bCs/>
-        </w:rPr>
-        <w:t>,</w:t>
+      <w:r>
+        <w:rPr>
+          <w:b/>
+          <w:bCs/>
+        </w:rPr>
+        <w:t>FILTER_SANITIZE_URL,</w:t>
       </w:r>
       <w:r>
         <w:t xml:space="preserve"> Borra todos los caracteres excepto letras, dígitos y $-</w:t>
@@ -25032,7 +24825,23 @@
       </w:r>
       <w:proofErr w:type="gramEnd"/>
       <w:r>
-        <w:t>!*'(),{}|\\^~[]`&lt;&gt;#%";/?:@&amp;=</w:t>
+        <w:t>!*'(</w:t>
+      </w:r>
+      <w:proofErr w:type="gramStart"/>
+      <w:r>
+        <w:t>),{</w:t>
+      </w:r>
+      <w:proofErr w:type="gramEnd"/>
+      <w:r>
+        <w:t>}|\\^</w:t>
+      </w:r>
+      <w:proofErr w:type="gramStart"/>
+      <w:r>
+        <w:t>~[</w:t>
+      </w:r>
+      <w:proofErr w:type="gramEnd"/>
+      <w:r>
+        <w:t>]`&lt;&gt;#%";/?:@&amp;=</w:t>
       </w:r>
     </w:p>
     <w:p>
@@ -25044,21 +24853,12 @@
         <w:spacing w:before="100" w:beforeAutospacing="1" w:after="100" w:afterAutospacing="1"/>
         <w:jc w:val="both"/>
       </w:pPr>
-      <w:proofErr w:type="spellStart"/>
-      <w:r>
-        <w:rPr>
-          <w:b/>
-          <w:bCs/>
-        </w:rPr>
-        <w:t>FILTER_SANITIZE_SPECIAL_CHARS</w:t>
-      </w:r>
-      <w:proofErr w:type="spellEnd"/>
-      <w:r>
-        <w:rPr>
-          <w:b/>
-          <w:bCs/>
-        </w:rPr>
-        <w:t>,</w:t>
+      <w:r>
+        <w:rPr>
+          <w:b/>
+          <w:bCs/>
+        </w:rPr>
+        <w:t>FILTER_SANITIZE_SPECIAL_CHARS,</w:t>
       </w:r>
       <w:r>
         <w:t xml:space="preserve"> Codifica los caracteres '"&lt;&gt;&amp; con códigos ASCII</w:t>
@@ -25073,21 +24873,12 @@
         <w:spacing w:before="100" w:beforeAutospacing="1" w:after="100" w:afterAutospacing="1"/>
         <w:jc w:val="both"/>
       </w:pPr>
-      <w:proofErr w:type="spellStart"/>
-      <w:r>
-        <w:rPr>
-          <w:b/>
-          <w:bCs/>
-        </w:rPr>
-        <w:t>FILTER_UNSAFE_RAW</w:t>
-      </w:r>
-      <w:proofErr w:type="spellEnd"/>
-      <w:r>
-        <w:rPr>
-          <w:b/>
-          <w:bCs/>
-        </w:rPr>
-        <w:t>,</w:t>
+      <w:r>
+        <w:rPr>
+          <w:b/>
+          <w:bCs/>
+        </w:rPr>
+        <w:t>FILTER_UNSAFE_RAW,</w:t>
       </w:r>
       <w:r>
         <w:t xml:space="preserve"> No aplica ningún filtro a los datos de entrada</w:t>
@@ -25122,7 +24913,6 @@
         <w:spacing w:before="100" w:beforeAutospacing="1" w:after="100" w:afterAutospacing="1"/>
         <w:jc w:val="both"/>
       </w:pPr>
-      <w:proofErr w:type="spellStart"/>
       <w:r>
         <w:rPr>
           <w:b/>
@@ -25130,7 +24920,6 @@
         </w:rPr>
         <w:t>FILTER_VALIDATE_BOOLEAN</w:t>
       </w:r>
-      <w:proofErr w:type="spellEnd"/>
       <w:r>
         <w:t xml:space="preserve"> devuelve true para "1", "true", "</w:t>
       </w:r>
@@ -25152,7 +24941,6 @@
         <w:spacing w:before="100" w:beforeAutospacing="1" w:after="100" w:afterAutospacing="1"/>
         <w:jc w:val="both"/>
       </w:pPr>
-      <w:proofErr w:type="spellStart"/>
       <w:r>
         <w:rPr>
           <w:b/>
@@ -25160,7 +24948,6 @@
         </w:rPr>
         <w:t>FILTER_VALIDATE_EMAIL</w:t>
       </w:r>
-      <w:proofErr w:type="spellEnd"/>
       <w:r>
         <w:t xml:space="preserve"> valida si el valor es una dirección de correo válida</w:t>
       </w:r>
@@ -25177,7 +24964,6 @@
         <w:spacing w:before="100" w:beforeAutospacing="1" w:after="100" w:afterAutospacing="1"/>
         <w:jc w:val="both"/>
       </w:pPr>
-      <w:proofErr w:type="spellStart"/>
       <w:r>
         <w:rPr>
           <w:b/>
@@ -25185,7 +24971,6 @@
         </w:rPr>
         <w:t>FILTER_VALIDATE_FLOAT</w:t>
       </w:r>
-      <w:proofErr w:type="spellEnd"/>
       <w:r>
         <w:t xml:space="preserve"> valida si el valor es decimal</w:t>
       </w:r>
@@ -25202,7 +24987,6 @@
         <w:spacing w:before="100" w:beforeAutospacing="1" w:after="100" w:afterAutospacing="1"/>
         <w:jc w:val="both"/>
       </w:pPr>
-      <w:proofErr w:type="spellStart"/>
       <w:r>
         <w:rPr>
           <w:b/>
@@ -25210,7 +24994,6 @@
         </w:rPr>
         <w:t>FILTER_VALIDATE_INT</w:t>
       </w:r>
-      <w:proofErr w:type="spellEnd"/>
       <w:r>
         <w:t xml:space="preserve"> valida si el valor es un entero</w:t>
       </w:r>
@@ -25227,15 +25010,14 @@
         <w:spacing w:before="100" w:beforeAutospacing="1" w:after="100" w:afterAutospacing="1"/>
         <w:jc w:val="both"/>
       </w:pPr>
-      <w:proofErr w:type="spellStart"/>
-      <w:r>
-        <w:rPr>
-          <w:b/>
-          <w:bCs/>
-        </w:rPr>
+      <w:r>
+        <w:rPr>
+          <w:b/>
+          <w:bCs/>
+        </w:rPr>
+        <w:lastRenderedPageBreak/>
         <w:t>FILTER_VALIDATE_REGEXP</w:t>
       </w:r>
-      <w:proofErr w:type="spellEnd"/>
       <w:r>
         <w:t xml:space="preserve"> valida si el valor satisface la expresión regular</w:t>
       </w:r>
@@ -25252,7 +25034,6 @@
         <w:spacing w:before="100" w:beforeAutospacing="1" w:after="100" w:afterAutospacing="1"/>
         <w:jc w:val="both"/>
       </w:pPr>
-      <w:proofErr w:type="spellStart"/>
       <w:r>
         <w:rPr>
           <w:b/>
@@ -25260,7 +25041,6 @@
         </w:rPr>
         <w:t>FILTER_VALIDATE_URL</w:t>
       </w:r>
-      <w:proofErr w:type="spellEnd"/>
       <w:r>
         <w:t xml:space="preserve"> valida si el valor es una URL válida</w:t>
       </w:r>
@@ -25350,23 +25130,28 @@
           <w:b/>
           <w:bCs/>
         </w:rPr>
-        <w:t>$_POST, $_</w:t>
+        <w:t>$_POST, $_GET, $_REQUEST</w:t>
+      </w:r>
+      <w:r>
+        <w:t xml:space="preserve">, etc. Devuelve el valor de la variable si el filtro tiene éxito o </w:t>
+      </w:r>
+      <w:r>
+        <w:rPr>
+          <w:b/>
+          <w:bCs/>
+        </w:rPr>
+        <w:t>false si el filtro falla</w:t>
+      </w:r>
+      <w:r>
+        <w:t xml:space="preserve">, en el caso de que el índice al valor filtrado no exista devuelve </w:t>
       </w:r>
       <w:proofErr w:type="spellStart"/>
       <w:r>
-        <w:rPr>
-          <w:b/>
-          <w:bCs/>
-        </w:rPr>
-        <w:t>GET</w:t>
+        <w:t>null</w:t>
       </w:r>
       <w:proofErr w:type="spellEnd"/>
       <w:r>
-        <w:rPr>
-          <w:b/>
-          <w:bCs/>
-        </w:rPr>
-        <w:t>, $_</w:t>
+        <w:t xml:space="preserve">. Si se usa el </w:t>
       </w:r>
       <w:proofErr w:type="spellStart"/>
       <w:r>
@@ -25374,55 +25159,16 @@
           <w:b/>
           <w:bCs/>
         </w:rPr>
-        <w:t>REQUEST</w:t>
+        <w:t>flag</w:t>
       </w:r>
       <w:proofErr w:type="spellEnd"/>
       <w:r>
-        <w:t xml:space="preserve">, etc. Devuelve el valor de la variable si el filtro tiene éxito o </w:t>
-      </w:r>
-      <w:r>
-        <w:rPr>
-          <w:b/>
-          <w:bCs/>
-        </w:rPr>
-        <w:t>false si el filtro falla</w:t>
-      </w:r>
-      <w:r>
-        <w:t xml:space="preserve">, en el caso de que el índice al valor filtrado no exista devuelve </w:t>
-      </w:r>
-      <w:proofErr w:type="spellStart"/>
-      <w:r>
-        <w:t>null</w:t>
-      </w:r>
-      <w:proofErr w:type="spellEnd"/>
-      <w:r>
-        <w:t xml:space="preserve">. Si se usa el </w:t>
-      </w:r>
-      <w:proofErr w:type="spellStart"/>
-      <w:r>
-        <w:rPr>
-          <w:b/>
-          <w:bCs/>
-        </w:rPr>
-        <w:t>flag</w:t>
-      </w:r>
-      <w:proofErr w:type="spellEnd"/>
-      <w:r>
-        <w:rPr>
-          <w:b/>
-          <w:bCs/>
-        </w:rPr>
-        <w:t> </w:t>
-      </w:r>
-      <w:proofErr w:type="spellStart"/>
-      <w:r>
-        <w:rPr>
-          <w:b/>
-          <w:bCs/>
-        </w:rPr>
-        <w:t>FILTER_NULL_ON_FAILURE</w:t>
-      </w:r>
-      <w:proofErr w:type="spellEnd"/>
+        <w:rPr>
+          <w:b/>
+          <w:bCs/>
+        </w:rPr>
+        <w:t> FILTER_NULL_ON_FAILURE</w:t>
+      </w:r>
       <w:r>
         <w:t xml:space="preserve"> devuelve </w:t>
       </w:r>
@@ -25518,10 +25264,10 @@
       <w:r>
         <w:t xml:space="preserve">Expresiones regulares: </w:t>
       </w:r>
-      <w:hyperlink r:id="rId25" w:history="1">
+      <w:hyperlink r:id="rId26" w:history="1">
         <w:r>
           <w:rPr>
-            <w:rStyle w:val="Hipervnculo"/>
+            <w:rStyle w:val="Hyperlink"/>
           </w:rPr>
           <w:t>https://www.php.net/manual/es/reference.pcre.pattern.syntax.php</w:t>
         </w:r>
@@ -25569,10 +25315,10 @@
       <w:r>
         <w:t xml:space="preserve"> </w:t>
       </w:r>
-      <w:hyperlink r:id="rId26" w:history="1">
+      <w:hyperlink r:id="rId27" w:history="1">
         <w:r>
           <w:rPr>
-            <w:rStyle w:val="Hipervnculo"/>
+            <w:rStyle w:val="Hyperlink"/>
           </w:rPr>
           <w:t>https://www.php.net/manual/es/ref.filter.php</w:t>
         </w:r>
@@ -25580,10 +25326,9 @@
     </w:p>
     <w:p>
       <w:pPr>
-        <w:pStyle w:val="Ttulo2"/>
-      </w:pPr>
-      <w:r>
-        <w:lastRenderedPageBreak/>
+        <w:pStyle w:val="Heading2"/>
+      </w:pPr>
+      <w:r>
         <w:t>5.4.- Subiendo archivos al servidor.</w:t>
       </w:r>
     </w:p>
@@ -26132,7 +25877,6 @@
         </w:rPr>
         <w:t>="</w:t>
       </w:r>
-      <w:proofErr w:type="spellStart"/>
       <w:r>
         <w:rPr>
           <w:rFonts w:ascii="Consolas" w:eastAsia="Times New Roman" w:hAnsi="Consolas" w:cs="Consolas"/>
@@ -26144,7 +25888,6 @@
         </w:rPr>
         <w:t>MAX_FILE_SIZE</w:t>
       </w:r>
-      <w:proofErr w:type="spellEnd"/>
       <w:r>
         <w:rPr>
           <w:rFonts w:ascii="Consolas" w:eastAsia="Times New Roman" w:hAnsi="Consolas" w:cs="Consolas"/>
@@ -26259,12 +26002,13 @@
         <w:jc w:val="both"/>
       </w:pPr>
       <w:r>
+        <w:lastRenderedPageBreak/>
         <w:t xml:space="preserve">Códigos de error: </w:t>
       </w:r>
-      <w:hyperlink r:id="rId27" w:history="1">
+      <w:hyperlink r:id="rId28" w:history="1">
         <w:r>
           <w:rPr>
-            <w:rStyle w:val="Hipervnculo"/>
+            <w:rStyle w:val="Hyperlink"/>
           </w:rPr>
           <w:t>https://www.php.net/manual/es/features.file-upload.errors.php</w:t>
         </w:r>
@@ -26490,7 +26234,7 @@
 <w:ftr xmlns:wpc="http://schemas.microsoft.com/office/word/2010/wordprocessingCanvas" xmlns:cx="http://schemas.microsoft.com/office/drawing/2014/chartex" xmlns:cx1="http://schemas.microsoft.com/office/drawing/2015/9/8/chartex" xmlns:cx2="http://schemas.microsoft.com/office/drawing/2015/10/21/chartex" xmlns:cx3="http://schemas.microsoft.com/office/drawing/2016/5/9/chartex" xmlns:cx4="http://schemas.microsoft.com/office/drawing/2016/5/10/chartex" xmlns:cx5="http://schemas.microsoft.com/office/drawing/2016/5/11/chartex" xmlns:cx6="http://schemas.microsoft.com/office/drawing/2016/5/12/chartex" xmlns:cx7="http://schemas.microsoft.com/office/drawing/2016/5/13/chartex" xmlns:cx8="http://schemas.microsoft.com/office/drawing/2016/5/14/chartex" xmlns:mc="http://schemas.openxmlformats.org/markup-compatibility/2006" xmlns:aink="http://schemas.microsoft.com/office/drawing/2016/ink" xmlns:am3d="http://schemas.microsoft.com/office/drawing/2017/model3d" xmlns:o="urn:schemas-microsoft-com:office:office" xmlns:oel="http://schemas.microsoft.com/office/2019/extlst" xmlns:r="http://schemas.openxmlformats.org/officeDocument/2006/relationships" xmlns:m="http://schemas.openxmlformats.org/officeDocument/2006/math" xmlns:v="urn:schemas-microsoft-com:vml" xmlns:wp14="http://schemas.microsoft.com/office/word/2010/wordprocessingDrawing" xmlns:wp="http://schemas.openxmlformats.org/drawingml/2006/wordprocessingDrawing" xmlns:w10="urn:schemas-microsoft-com:office:word" xmlns:w="http://schemas.openxmlformats.org/wordprocessingml/2006/main" xmlns:w14="http://schemas.microsoft.com/office/word/2010/wordml" xmlns:w15="http://schemas.microsoft.com/office/word/2012/wordml" xmlns:w16cex="http://schemas.microsoft.com/office/word/2018/wordml/cex" xmlns:w16cid="http://schemas.microsoft.com/office/word/2016/wordml/cid" xmlns:w16="http://schemas.microsoft.com/office/word/2018/wordml" xmlns:w16du="http://schemas.microsoft.com/office/word/2023/wordml/word16du" xmlns:w16sdtdh="http://schemas.microsoft.com/office/word/2020/wordml/sdtdatahash" xmlns:w16sdtfl="http://schemas.microsoft.com/office/word/2024/wordml/sdtformatlock" xmlns:w16se="http://schemas.microsoft.com/office/word/2015/wordml/symex" xmlns:wpg="http://schemas.microsoft.com/office/word/2010/wordprocessingGroup" xmlns:wpi="http://schemas.microsoft.com/office/word/2010/wordprocessingInk" xmlns:wne="http://schemas.microsoft.com/office/word/2006/wordml" xmlns:wps="http://schemas.microsoft.com/office/word/2010/wordprocessingShape" mc:Ignorable="w14 w15 w16se w16cid w16 w16cex w16sdtdh w16sdtfl w16du wp14">
   <w:p>
     <w:pPr>
-      <w:pStyle w:val="Piedepgina"/>
+      <w:pStyle w:val="Footer"/>
       <w:jc w:val="right"/>
     </w:pPr>
     <w:r>
@@ -26544,7 +26288,7 @@
   </w:p>
   <w:p>
     <w:pPr>
-      <w:pStyle w:val="Piedepgina"/>
+      <w:pStyle w:val="Footer"/>
     </w:pPr>
   </w:p>
 </w:ftr>
@@ -31900,11 +31644,11 @@
     <w:name w:val="Normal"/>
     <w:qFormat/>
   </w:style>
-  <w:style w:type="paragraph" w:styleId="Ttulo1">
+  <w:style w:type="paragraph" w:styleId="Heading1">
     <w:name w:val="heading 1"/>
     <w:basedOn w:val="Normal"/>
     <w:next w:val="Normal"/>
-    <w:link w:val="Ttulo1Car"/>
+    <w:link w:val="Heading1Char1"/>
     <w:uiPriority w:val="9"/>
     <w:qFormat/>
     <w:pPr>
@@ -31920,11 +31664,11 @@
       <w:szCs w:val="32"/>
     </w:rPr>
   </w:style>
-  <w:style w:type="paragraph" w:styleId="Ttulo2">
+  <w:style w:type="paragraph" w:styleId="Heading2">
     <w:name w:val="heading 2"/>
     <w:basedOn w:val="Normal"/>
     <w:next w:val="Normal"/>
-    <w:link w:val="Ttulo2Car"/>
+    <w:link w:val="Heading2Char1"/>
     <w:uiPriority w:val="9"/>
     <w:unhideWhenUsed/>
     <w:qFormat/>
@@ -31941,11 +31685,11 @@
       <w:szCs w:val="26"/>
     </w:rPr>
   </w:style>
-  <w:style w:type="paragraph" w:styleId="Ttulo3">
+  <w:style w:type="paragraph" w:styleId="Heading3">
     <w:name w:val="heading 3"/>
     <w:basedOn w:val="Normal"/>
     <w:next w:val="Normal"/>
-    <w:link w:val="Ttulo3Car"/>
+    <w:link w:val="Heading3Char"/>
     <w:uiPriority w:val="9"/>
     <w:unhideWhenUsed/>
     <w:qFormat/>
@@ -31962,11 +31706,11 @@
       <w:szCs w:val="28"/>
     </w:rPr>
   </w:style>
-  <w:style w:type="paragraph" w:styleId="Ttulo4">
+  <w:style w:type="paragraph" w:styleId="Heading4">
     <w:name w:val="heading 4"/>
     <w:basedOn w:val="Normal"/>
     <w:next w:val="Normal"/>
-    <w:link w:val="Ttulo4Car"/>
+    <w:link w:val="Heading4Char"/>
     <w:uiPriority w:val="9"/>
     <w:unhideWhenUsed/>
     <w:qFormat/>
@@ -31983,11 +31727,11 @@
       <w:color w:val="2F5496" w:themeColor="accent1" w:themeShade="BF"/>
     </w:rPr>
   </w:style>
-  <w:style w:type="paragraph" w:styleId="Ttulo5">
+  <w:style w:type="paragraph" w:styleId="Heading5">
     <w:name w:val="heading 5"/>
     <w:basedOn w:val="Normal"/>
     <w:next w:val="Normal"/>
-    <w:link w:val="Ttulo5Car"/>
+    <w:link w:val="Heading5Char"/>
     <w:uiPriority w:val="9"/>
     <w:unhideWhenUsed/>
     <w:qFormat/>
@@ -32002,11 +31746,11 @@
       <w:color w:val="2F5496" w:themeColor="accent1" w:themeShade="BF"/>
     </w:rPr>
   </w:style>
-  <w:style w:type="paragraph" w:styleId="Ttulo6">
+  <w:style w:type="paragraph" w:styleId="Heading6">
     <w:name w:val="heading 6"/>
     <w:basedOn w:val="Normal"/>
     <w:next w:val="Normal"/>
-    <w:link w:val="Ttulo6Car"/>
+    <w:link w:val="Heading6Char"/>
     <w:uiPriority w:val="9"/>
     <w:unhideWhenUsed/>
     <w:qFormat/>
@@ -32023,11 +31767,11 @@
       <w:color w:val="595959" w:themeColor="text1" w:themeTint="A6"/>
     </w:rPr>
   </w:style>
-  <w:style w:type="paragraph" w:styleId="Ttulo7">
+  <w:style w:type="paragraph" w:styleId="Heading7">
     <w:name w:val="heading 7"/>
     <w:basedOn w:val="Normal"/>
     <w:next w:val="Normal"/>
-    <w:link w:val="Ttulo7Car"/>
+    <w:link w:val="Heading7Char"/>
     <w:uiPriority w:val="9"/>
     <w:unhideWhenUsed/>
     <w:qFormat/>
@@ -32042,11 +31786,11 @@
       <w:color w:val="595959" w:themeColor="text1" w:themeTint="A6"/>
     </w:rPr>
   </w:style>
-  <w:style w:type="paragraph" w:styleId="Ttulo8">
+  <w:style w:type="paragraph" w:styleId="Heading8">
     <w:name w:val="heading 8"/>
     <w:basedOn w:val="Normal"/>
     <w:next w:val="Normal"/>
-    <w:link w:val="Ttulo8Car"/>
+    <w:link w:val="Heading8Char"/>
     <w:uiPriority w:val="9"/>
     <w:unhideWhenUsed/>
     <w:qFormat/>
@@ -32062,11 +31806,11 @@
       <w:color w:val="272727" w:themeColor="text1" w:themeTint="D8"/>
     </w:rPr>
   </w:style>
-  <w:style w:type="paragraph" w:styleId="Ttulo9">
+  <w:style w:type="paragraph" w:styleId="Heading9">
     <w:name w:val="heading 9"/>
     <w:basedOn w:val="Normal"/>
     <w:next w:val="Normal"/>
-    <w:link w:val="Ttulo9Car"/>
+    <w:link w:val="Heading9Char"/>
     <w:uiPriority w:val="9"/>
     <w:unhideWhenUsed/>
     <w:qFormat/>
@@ -32082,12 +31826,13 @@
       <w:color w:val="272727" w:themeColor="text1" w:themeTint="D8"/>
     </w:rPr>
   </w:style>
-  <w:style w:type="character" w:default="1" w:styleId="Fuentedeprrafopredeter">
+  <w:style w:type="character" w:default="1" w:styleId="DefaultParagraphFont">
     <w:name w:val="Default Paragraph Font"/>
     <w:uiPriority w:val="1"/>
+    <w:semiHidden/>
     <w:unhideWhenUsed/>
   </w:style>
-  <w:style w:type="table" w:default="1" w:styleId="Tablanormal">
+  <w:style w:type="table" w:default="1" w:styleId="TableNormal">
     <w:name w:val="Normal Table"/>
     <w:uiPriority w:val="99"/>
     <w:semiHidden/>
@@ -32102,15 +31847,15 @@
       </w:tblCellMar>
     </w:tblPr>
   </w:style>
-  <w:style w:type="numbering" w:default="1" w:styleId="Sinlista">
+  <w:style w:type="numbering" w:default="1" w:styleId="NoList">
     <w:name w:val="No List"/>
     <w:uiPriority w:val="99"/>
     <w:semiHidden/>
     <w:unhideWhenUsed/>
   </w:style>
-  <w:style w:type="table" w:styleId="Tablaconcuadrcula">
+  <w:style w:type="table" w:styleId="TableGrid">
     <w:name w:val="Table Grid"/>
-    <w:basedOn w:val="Tablanormal"/>
+    <w:basedOn w:val="TableNormal"/>
     <w:uiPriority w:val="59"/>
     <w:tblPr>
       <w:tblBorders>
@@ -32123,9 +31868,9 @@
       </w:tblBorders>
     </w:tblPr>
   </w:style>
-  <w:style w:type="table" w:customStyle="1" w:styleId="TableGridLight">
-    <w:name w:val="Table Grid Light"/>
-    <w:basedOn w:val="Tablanormal"/>
+  <w:style w:type="table" w:customStyle="1" w:styleId="TableGridLight1">
+    <w:name w:val="Table Grid Light1"/>
+    <w:basedOn w:val="TableNormal"/>
     <w:uiPriority w:val="59"/>
     <w:tblPr>
       <w:tblBorders>
@@ -32138,9 +31883,9 @@
       </w:tblBorders>
     </w:tblPr>
   </w:style>
-  <w:style w:type="table" w:styleId="Tablanormal1">
+  <w:style w:type="table" w:styleId="PlainTable1">
     <w:name w:val="Plain Table 1"/>
-    <w:basedOn w:val="Tablanormal"/>
+    <w:basedOn w:val="TableNormal"/>
     <w:uiPriority w:val="59"/>
     <w:tblPr>
       <w:tblBorders>
@@ -32197,9 +31942,9 @@
       </w:tcPr>
     </w:tblStylePr>
   </w:style>
-  <w:style w:type="table" w:styleId="Tablanormal2">
+  <w:style w:type="table" w:styleId="PlainTable2">
     <w:name w:val="Plain Table 2"/>
-    <w:basedOn w:val="Tablanormal"/>
+    <w:basedOn w:val="TableNormal"/>
     <w:uiPriority w:val="59"/>
     <w:tblPr>
       <w:tblBorders>
@@ -32276,9 +32021,9 @@
       </w:tcPr>
     </w:tblStylePr>
   </w:style>
-  <w:style w:type="table" w:styleId="Tablanormal3">
+  <w:style w:type="table" w:styleId="PlainTable3">
     <w:name w:val="Plain Table 3"/>
-    <w:basedOn w:val="Tablanormal"/>
+    <w:basedOn w:val="TableNormal"/>
     <w:uiPriority w:val="99"/>
     <w:tblPr>
       <w:tblStyleRowBandSize w:val="1"/>
@@ -32353,9 +32098,9 @@
       </w:tcPr>
     </w:tblStylePr>
   </w:style>
-  <w:style w:type="table" w:styleId="Tablanormal4">
+  <w:style w:type="table" w:styleId="PlainTable4">
     <w:name w:val="Plain Table 4"/>
-    <w:basedOn w:val="Tablanormal"/>
+    <w:basedOn w:val="TableNormal"/>
     <w:uiPriority w:val="99"/>
     <w:tblPr>
       <w:tblStyleRowBandSize w:val="1"/>
@@ -32408,9 +32153,9 @@
       </w:tcPr>
     </w:tblStylePr>
   </w:style>
-  <w:style w:type="table" w:styleId="Tablanormal5">
+  <w:style w:type="table" w:styleId="PlainTable5">
     <w:name w:val="Plain Table 5"/>
-    <w:basedOn w:val="Tablanormal"/>
+    <w:basedOn w:val="TableNormal"/>
     <w:uiPriority w:val="99"/>
     <w:tblPr>
       <w:tblStyleRowBandSize w:val="1"/>
@@ -32498,9 +32243,9 @@
       </w:tcPr>
     </w:tblStylePr>
   </w:style>
-  <w:style w:type="table" w:styleId="Tablaconcuadrcula1clara">
+  <w:style w:type="table" w:styleId="GridTable1Light">
     <w:name w:val="Grid Table 1 Light"/>
-    <w:basedOn w:val="Tablanormal"/>
+    <w:basedOn w:val="TableNormal"/>
     <w:uiPriority w:val="99"/>
     <w:tblPr>
       <w:tblStyleRowBandSize w:val="1"/>
@@ -32561,9 +32306,9 @@
       </w:tcPr>
     </w:tblStylePr>
   </w:style>
-  <w:style w:type="table" w:customStyle="1" w:styleId="GridTable1Light-Accent1">
-    <w:name w:val="Grid Table 1 Light - Accent 1"/>
-    <w:basedOn w:val="Tablanormal"/>
+  <w:style w:type="table" w:customStyle="1" w:styleId="GridTable1Light-Accent11">
+    <w:name w:val="Grid Table 1 Light - Accent 11"/>
+    <w:basedOn w:val="TableNormal"/>
     <w:uiPriority w:val="99"/>
     <w:tblPr>
       <w:tblStyleRowBandSize w:val="1"/>
@@ -32624,9 +32369,9 @@
       </w:tcPr>
     </w:tblStylePr>
   </w:style>
-  <w:style w:type="table" w:customStyle="1" w:styleId="GridTable1Light-Accent2">
-    <w:name w:val="Grid Table 1 Light - Accent 2"/>
-    <w:basedOn w:val="Tablanormal"/>
+  <w:style w:type="table" w:customStyle="1" w:styleId="GridTable1Light-Accent21">
+    <w:name w:val="Grid Table 1 Light - Accent 21"/>
+    <w:basedOn w:val="TableNormal"/>
     <w:uiPriority w:val="99"/>
     <w:tblPr>
       <w:tblStyleRowBandSize w:val="1"/>
@@ -32687,9 +32432,9 @@
       </w:tcPr>
     </w:tblStylePr>
   </w:style>
-  <w:style w:type="table" w:customStyle="1" w:styleId="GridTable1Light-Accent3">
-    <w:name w:val="Grid Table 1 Light - Accent 3"/>
-    <w:basedOn w:val="Tablanormal"/>
+  <w:style w:type="table" w:customStyle="1" w:styleId="GridTable1Light-Accent31">
+    <w:name w:val="Grid Table 1 Light - Accent 31"/>
+    <w:basedOn w:val="TableNormal"/>
     <w:uiPriority w:val="99"/>
     <w:tblPr>
       <w:tblStyleRowBandSize w:val="1"/>
@@ -32750,9 +32495,9 @@
       </w:tcPr>
     </w:tblStylePr>
   </w:style>
-  <w:style w:type="table" w:customStyle="1" w:styleId="GridTable1Light-Accent4">
-    <w:name w:val="Grid Table 1 Light - Accent 4"/>
-    <w:basedOn w:val="Tablanormal"/>
+  <w:style w:type="table" w:customStyle="1" w:styleId="GridTable1Light-Accent41">
+    <w:name w:val="Grid Table 1 Light - Accent 41"/>
+    <w:basedOn w:val="TableNormal"/>
     <w:uiPriority w:val="99"/>
     <w:tblPr>
       <w:tblStyleRowBandSize w:val="1"/>
@@ -32813,9 +32558,9 @@
       </w:tcPr>
     </w:tblStylePr>
   </w:style>
-  <w:style w:type="table" w:customStyle="1" w:styleId="GridTable1Light-Accent5">
-    <w:name w:val="Grid Table 1 Light - Accent 5"/>
-    <w:basedOn w:val="Tablanormal"/>
+  <w:style w:type="table" w:customStyle="1" w:styleId="GridTable1Light-Accent51">
+    <w:name w:val="Grid Table 1 Light - Accent 51"/>
+    <w:basedOn w:val="TableNormal"/>
     <w:uiPriority w:val="99"/>
     <w:tblPr>
       <w:tblStyleRowBandSize w:val="1"/>
@@ -32876,9 +32621,9 @@
       </w:tcPr>
     </w:tblStylePr>
   </w:style>
-  <w:style w:type="table" w:customStyle="1" w:styleId="GridTable1Light-Accent6">
-    <w:name w:val="Grid Table 1 Light - Accent 6"/>
-    <w:basedOn w:val="Tablanormal"/>
+  <w:style w:type="table" w:customStyle="1" w:styleId="GridTable1Light-Accent61">
+    <w:name w:val="Grid Table 1 Light - Accent 61"/>
+    <w:basedOn w:val="TableNormal"/>
     <w:uiPriority w:val="99"/>
     <w:tblPr>
       <w:tblStyleRowBandSize w:val="1"/>
@@ -32939,9 +32684,9 @@
       </w:tcPr>
     </w:tblStylePr>
   </w:style>
-  <w:style w:type="table" w:styleId="Tabladecuadrcula2">
+  <w:style w:type="table" w:styleId="GridTable2">
     <w:name w:val="Grid Table 2"/>
-    <w:basedOn w:val="Tablanormal"/>
+    <w:basedOn w:val="TableNormal"/>
     <w:uiPriority w:val="99"/>
     <w:tblPr>
       <w:tblStyleRowBandSize w:val="1"/>
@@ -33019,9 +32764,9 @@
       </w:tcPr>
     </w:tblStylePr>
   </w:style>
-  <w:style w:type="table" w:customStyle="1" w:styleId="GridTable2-Accent1">
-    <w:name w:val="Grid Table 2 - Accent 1"/>
-    <w:basedOn w:val="Tablanormal"/>
+  <w:style w:type="table" w:customStyle="1" w:styleId="GridTable2-Accent11">
+    <w:name w:val="Grid Table 2 - Accent 11"/>
+    <w:basedOn w:val="TableNormal"/>
     <w:uiPriority w:val="99"/>
     <w:tblPr>
       <w:tblStyleRowBandSize w:val="1"/>
@@ -33099,9 +32844,9 @@
       </w:tcPr>
     </w:tblStylePr>
   </w:style>
-  <w:style w:type="table" w:customStyle="1" w:styleId="GridTable2-Accent2">
-    <w:name w:val="Grid Table 2 - Accent 2"/>
-    <w:basedOn w:val="Tablanormal"/>
+  <w:style w:type="table" w:customStyle="1" w:styleId="GridTable2-Accent21">
+    <w:name w:val="Grid Table 2 - Accent 21"/>
+    <w:basedOn w:val="TableNormal"/>
     <w:uiPriority w:val="99"/>
     <w:tblPr>
       <w:tblStyleRowBandSize w:val="1"/>
@@ -33179,9 +32924,9 @@
       </w:tcPr>
     </w:tblStylePr>
   </w:style>
-  <w:style w:type="table" w:customStyle="1" w:styleId="GridTable2-Accent3">
-    <w:name w:val="Grid Table 2 - Accent 3"/>
-    <w:basedOn w:val="Tablanormal"/>
+  <w:style w:type="table" w:customStyle="1" w:styleId="GridTable2-Accent31">
+    <w:name w:val="Grid Table 2 - Accent 31"/>
+    <w:basedOn w:val="TableNormal"/>
     <w:uiPriority w:val="99"/>
     <w:tblPr>
       <w:tblStyleRowBandSize w:val="1"/>
@@ -33259,9 +33004,9 @@
       </w:tcPr>
     </w:tblStylePr>
   </w:style>
-  <w:style w:type="table" w:customStyle="1" w:styleId="GridTable2-Accent4">
-    <w:name w:val="Grid Table 2 - Accent 4"/>
-    <w:basedOn w:val="Tablanormal"/>
+  <w:style w:type="table" w:customStyle="1" w:styleId="GridTable2-Accent41">
+    <w:name w:val="Grid Table 2 - Accent 41"/>
+    <w:basedOn w:val="TableNormal"/>
     <w:uiPriority w:val="99"/>
     <w:tblPr>
       <w:tblStyleRowBandSize w:val="1"/>
@@ -33339,9 +33084,9 @@
       </w:tcPr>
     </w:tblStylePr>
   </w:style>
-  <w:style w:type="table" w:customStyle="1" w:styleId="GridTable2-Accent5">
-    <w:name w:val="Grid Table 2 - Accent 5"/>
-    <w:basedOn w:val="Tablanormal"/>
+  <w:style w:type="table" w:customStyle="1" w:styleId="GridTable2-Accent51">
+    <w:name w:val="Grid Table 2 - Accent 51"/>
+    <w:basedOn w:val="TableNormal"/>
     <w:uiPriority w:val="99"/>
     <w:tblPr>
       <w:tblStyleRowBandSize w:val="1"/>
@@ -33419,9 +33164,9 @@
       </w:tcPr>
     </w:tblStylePr>
   </w:style>
-  <w:style w:type="table" w:customStyle="1" w:styleId="GridTable2-Accent6">
-    <w:name w:val="Grid Table 2 - Accent 6"/>
-    <w:basedOn w:val="Tablanormal"/>
+  <w:style w:type="table" w:customStyle="1" w:styleId="GridTable2-Accent61">
+    <w:name w:val="Grid Table 2 - Accent 61"/>
+    <w:basedOn w:val="TableNormal"/>
     <w:uiPriority w:val="99"/>
     <w:tblPr>
       <w:tblStyleRowBandSize w:val="1"/>
@@ -33499,9 +33244,9 @@
       </w:tcPr>
     </w:tblStylePr>
   </w:style>
-  <w:style w:type="table" w:styleId="Tabladecuadrcula3">
+  <w:style w:type="table" w:styleId="GridTable3">
     <w:name w:val="Grid Table 3"/>
-    <w:basedOn w:val="Tablanormal"/>
+    <w:basedOn w:val="TableNormal"/>
     <w:uiPriority w:val="99"/>
     <w:tblPr>
       <w:tblStyleRowBandSize w:val="1"/>
@@ -33602,9 +33347,9 @@
       </w:tcPr>
     </w:tblStylePr>
   </w:style>
-  <w:style w:type="table" w:customStyle="1" w:styleId="GridTable3-Accent1">
-    <w:name w:val="Grid Table 3 - Accent 1"/>
-    <w:basedOn w:val="Tablanormal"/>
+  <w:style w:type="table" w:customStyle="1" w:styleId="GridTable3-Accent11">
+    <w:name w:val="Grid Table 3 - Accent 11"/>
+    <w:basedOn w:val="TableNormal"/>
     <w:uiPriority w:val="99"/>
     <w:tblPr>
       <w:tblStyleRowBandSize w:val="1"/>
@@ -33705,9 +33450,9 @@
       </w:tcPr>
     </w:tblStylePr>
   </w:style>
-  <w:style w:type="table" w:customStyle="1" w:styleId="GridTable3-Accent2">
-    <w:name w:val="Grid Table 3 - Accent 2"/>
-    <w:basedOn w:val="Tablanormal"/>
+  <w:style w:type="table" w:customStyle="1" w:styleId="GridTable3-Accent21">
+    <w:name w:val="Grid Table 3 - Accent 21"/>
+    <w:basedOn w:val="TableNormal"/>
     <w:uiPriority w:val="99"/>
     <w:tblPr>
       <w:tblStyleRowBandSize w:val="1"/>
@@ -33808,9 +33553,9 @@
       </w:tcPr>
     </w:tblStylePr>
   </w:style>
-  <w:style w:type="table" w:customStyle="1" w:styleId="GridTable3-Accent3">
-    <w:name w:val="Grid Table 3 - Accent 3"/>
-    <w:basedOn w:val="Tablanormal"/>
+  <w:style w:type="table" w:customStyle="1" w:styleId="GridTable3-Accent31">
+    <w:name w:val="Grid Table 3 - Accent 31"/>
+    <w:basedOn w:val="TableNormal"/>
     <w:uiPriority w:val="99"/>
     <w:tblPr>
       <w:tblStyleRowBandSize w:val="1"/>
@@ -33911,9 +33656,9 @@
       </w:tcPr>
     </w:tblStylePr>
   </w:style>
-  <w:style w:type="table" w:customStyle="1" w:styleId="GridTable3-Accent4">
-    <w:name w:val="Grid Table 3 - Accent 4"/>
-    <w:basedOn w:val="Tablanormal"/>
+  <w:style w:type="table" w:customStyle="1" w:styleId="GridTable3-Accent41">
+    <w:name w:val="Grid Table 3 - Accent 41"/>
+    <w:basedOn w:val="TableNormal"/>
     <w:uiPriority w:val="99"/>
     <w:tblPr>
       <w:tblStyleRowBandSize w:val="1"/>
@@ -34014,9 +33759,9 @@
       </w:tcPr>
     </w:tblStylePr>
   </w:style>
-  <w:style w:type="table" w:customStyle="1" w:styleId="GridTable3-Accent5">
-    <w:name w:val="Grid Table 3 - Accent 5"/>
-    <w:basedOn w:val="Tablanormal"/>
+  <w:style w:type="table" w:customStyle="1" w:styleId="GridTable3-Accent51">
+    <w:name w:val="Grid Table 3 - Accent 51"/>
+    <w:basedOn w:val="TableNormal"/>
     <w:uiPriority w:val="99"/>
     <w:tblPr>
       <w:tblStyleRowBandSize w:val="1"/>
@@ -34117,9 +33862,9 @@
       </w:tcPr>
     </w:tblStylePr>
   </w:style>
-  <w:style w:type="table" w:customStyle="1" w:styleId="GridTable3-Accent6">
-    <w:name w:val="Grid Table 3 - Accent 6"/>
-    <w:basedOn w:val="Tablanormal"/>
+  <w:style w:type="table" w:customStyle="1" w:styleId="GridTable3-Accent61">
+    <w:name w:val="Grid Table 3 - Accent 61"/>
+    <w:basedOn w:val="TableNormal"/>
     <w:uiPriority w:val="99"/>
     <w:tblPr>
       <w:tblStyleRowBandSize w:val="1"/>
@@ -34220,9 +33965,9 @@
       </w:tcPr>
     </w:tblStylePr>
   </w:style>
-  <w:style w:type="table" w:styleId="Tabladecuadrcula4">
+  <w:style w:type="table" w:styleId="GridTable4">
     <w:name w:val="Grid Table 4"/>
-    <w:basedOn w:val="Tablanormal"/>
+    <w:basedOn w:val="TableNormal"/>
     <w:uiPriority w:val="59"/>
     <w:tblPr>
       <w:tblStyleRowBandSize w:val="1"/>
@@ -34301,9 +34046,9 @@
       </w:tcPr>
     </w:tblStylePr>
   </w:style>
-  <w:style w:type="table" w:customStyle="1" w:styleId="GridTable4-Accent1">
-    <w:name w:val="Grid Table 4 - Accent 1"/>
-    <w:basedOn w:val="Tablanormal"/>
+  <w:style w:type="table" w:customStyle="1" w:styleId="GridTable4-Accent11">
+    <w:name w:val="Grid Table 4 - Accent 11"/>
+    <w:basedOn w:val="TableNormal"/>
     <w:uiPriority w:val="59"/>
     <w:tblPr>
       <w:tblStyleRowBandSize w:val="1"/>
@@ -34382,9 +34127,9 @@
       </w:tcPr>
     </w:tblStylePr>
   </w:style>
-  <w:style w:type="table" w:customStyle="1" w:styleId="GridTable4-Accent2">
-    <w:name w:val="Grid Table 4 - Accent 2"/>
-    <w:basedOn w:val="Tablanormal"/>
+  <w:style w:type="table" w:customStyle="1" w:styleId="GridTable4-Accent21">
+    <w:name w:val="Grid Table 4 - Accent 21"/>
+    <w:basedOn w:val="TableNormal"/>
     <w:uiPriority w:val="59"/>
     <w:tblPr>
       <w:tblStyleRowBandSize w:val="1"/>
@@ -34463,9 +34208,9 @@
       </w:tcPr>
     </w:tblStylePr>
   </w:style>
-  <w:style w:type="table" w:customStyle="1" w:styleId="GridTable4-Accent3">
-    <w:name w:val="Grid Table 4 - Accent 3"/>
-    <w:basedOn w:val="Tablanormal"/>
+  <w:style w:type="table" w:customStyle="1" w:styleId="GridTable4-Accent31">
+    <w:name w:val="Grid Table 4 - Accent 31"/>
+    <w:basedOn w:val="TableNormal"/>
     <w:uiPriority w:val="59"/>
     <w:tblPr>
       <w:tblStyleRowBandSize w:val="1"/>
@@ -34544,9 +34289,9 @@
       </w:tcPr>
     </w:tblStylePr>
   </w:style>
-  <w:style w:type="table" w:customStyle="1" w:styleId="GridTable4-Accent4">
-    <w:name w:val="Grid Table 4 - Accent 4"/>
-    <w:basedOn w:val="Tablanormal"/>
+  <w:style w:type="table" w:customStyle="1" w:styleId="GridTable4-Accent41">
+    <w:name w:val="Grid Table 4 - Accent 41"/>
+    <w:basedOn w:val="TableNormal"/>
     <w:uiPriority w:val="59"/>
     <w:tblPr>
       <w:tblStyleRowBandSize w:val="1"/>
@@ -34625,9 +34370,9 @@
       </w:tcPr>
     </w:tblStylePr>
   </w:style>
-  <w:style w:type="table" w:customStyle="1" w:styleId="GridTable4-Accent5">
-    <w:name w:val="Grid Table 4 - Accent 5"/>
-    <w:basedOn w:val="Tablanormal"/>
+  <w:style w:type="table" w:customStyle="1" w:styleId="GridTable4-Accent51">
+    <w:name w:val="Grid Table 4 - Accent 51"/>
+    <w:basedOn w:val="TableNormal"/>
     <w:uiPriority w:val="59"/>
     <w:tblPr>
       <w:tblStyleRowBandSize w:val="1"/>
@@ -34706,9 +34451,9 @@
       </w:tcPr>
     </w:tblStylePr>
   </w:style>
-  <w:style w:type="table" w:customStyle="1" w:styleId="GridTable4-Accent6">
-    <w:name w:val="Grid Table 4 - Accent 6"/>
-    <w:basedOn w:val="Tablanormal"/>
+  <w:style w:type="table" w:customStyle="1" w:styleId="GridTable4-Accent61">
+    <w:name w:val="Grid Table 4 - Accent 61"/>
+    <w:basedOn w:val="TableNormal"/>
     <w:uiPriority w:val="59"/>
     <w:tblPr>
       <w:tblStyleRowBandSize w:val="1"/>
@@ -34787,9 +34532,9 @@
       </w:tcPr>
     </w:tblStylePr>
   </w:style>
-  <w:style w:type="table" w:styleId="Tablaconcuadrcula5oscura">
+  <w:style w:type="table" w:styleId="GridTable5Dark">
     <w:name w:val="Grid Table 5 Dark"/>
-    <w:basedOn w:val="Tablanormal"/>
+    <w:basedOn w:val="TableNormal"/>
     <w:uiPriority w:val="99"/>
     <w:tblPr>
       <w:tblStyleRowBandSize w:val="1"/>
@@ -34870,7 +34615,7 @@
   </w:style>
   <w:style w:type="table" w:customStyle="1" w:styleId="GridTable5Dark-Accent1">
     <w:name w:val="Grid Table 5 Dark- Accent 1"/>
-    <w:basedOn w:val="Tablanormal"/>
+    <w:basedOn w:val="TableNormal"/>
     <w:uiPriority w:val="99"/>
     <w:tblPr>
       <w:tblStyleRowBandSize w:val="1"/>
@@ -34949,9 +34694,9 @@
       </w:tcPr>
     </w:tblStylePr>
   </w:style>
-  <w:style w:type="table" w:customStyle="1" w:styleId="GridTable5Dark-Accent2">
-    <w:name w:val="Grid Table 5 Dark - Accent 2"/>
-    <w:basedOn w:val="Tablanormal"/>
+  <w:style w:type="table" w:customStyle="1" w:styleId="GridTable5Dark-Accent21">
+    <w:name w:val="Grid Table 5 Dark - Accent 21"/>
+    <w:basedOn w:val="TableNormal"/>
     <w:uiPriority w:val="99"/>
     <w:tblPr>
       <w:tblStyleRowBandSize w:val="1"/>
@@ -35030,9 +34775,9 @@
       </w:tcPr>
     </w:tblStylePr>
   </w:style>
-  <w:style w:type="table" w:customStyle="1" w:styleId="GridTable5Dark-Accent3">
-    <w:name w:val="Grid Table 5 Dark - Accent 3"/>
-    <w:basedOn w:val="Tablanormal"/>
+  <w:style w:type="table" w:customStyle="1" w:styleId="GridTable5Dark-Accent31">
+    <w:name w:val="Grid Table 5 Dark - Accent 31"/>
+    <w:basedOn w:val="TableNormal"/>
     <w:uiPriority w:val="99"/>
     <w:tblPr>
       <w:tblStyleRowBandSize w:val="1"/>
@@ -35113,7 +34858,7 @@
   </w:style>
   <w:style w:type="table" w:customStyle="1" w:styleId="GridTable5Dark-Accent4">
     <w:name w:val="Grid Table 5 Dark- Accent 4"/>
-    <w:basedOn w:val="Tablanormal"/>
+    <w:basedOn w:val="TableNormal"/>
     <w:uiPriority w:val="99"/>
     <w:tblPr>
       <w:tblStyleRowBandSize w:val="1"/>
@@ -35192,9 +34937,9 @@
       </w:tcPr>
     </w:tblStylePr>
   </w:style>
-  <w:style w:type="table" w:customStyle="1" w:styleId="GridTable5Dark-Accent5">
-    <w:name w:val="Grid Table 5 Dark - Accent 5"/>
-    <w:basedOn w:val="Tablanormal"/>
+  <w:style w:type="table" w:customStyle="1" w:styleId="GridTable5Dark-Accent51">
+    <w:name w:val="Grid Table 5 Dark - Accent 51"/>
+    <w:basedOn w:val="TableNormal"/>
     <w:uiPriority w:val="99"/>
     <w:tblPr>
       <w:tblStyleRowBandSize w:val="1"/>
@@ -35273,9 +35018,9 @@
       </w:tcPr>
     </w:tblStylePr>
   </w:style>
-  <w:style w:type="table" w:customStyle="1" w:styleId="GridTable5Dark-Accent6">
-    <w:name w:val="Grid Table 5 Dark - Accent 6"/>
-    <w:basedOn w:val="Tablanormal"/>
+  <w:style w:type="table" w:customStyle="1" w:styleId="GridTable5Dark-Accent61">
+    <w:name w:val="Grid Table 5 Dark - Accent 61"/>
+    <w:basedOn w:val="TableNormal"/>
     <w:uiPriority w:val="99"/>
     <w:tblPr>
       <w:tblStyleRowBandSize w:val="1"/>
@@ -35354,9 +35099,9 @@
       </w:tcPr>
     </w:tblStylePr>
   </w:style>
-  <w:style w:type="table" w:styleId="Tablaconcuadrcula6concolores">
+  <w:style w:type="table" w:styleId="GridTable6Colorful">
     <w:name w:val="Grid Table 6 Colorful"/>
-    <w:basedOn w:val="Tablanormal"/>
+    <w:basedOn w:val="TableNormal"/>
     <w:uiPriority w:val="99"/>
     <w:tblPr>
       <w:tblStyleRowBandSize w:val="1"/>
@@ -35425,9 +35170,9 @@
       </w:rPr>
     </w:tblStylePr>
   </w:style>
-  <w:style w:type="table" w:customStyle="1" w:styleId="GridTable6Colorful-Accent1">
-    <w:name w:val="Grid Table 6 Colorful - Accent 1"/>
-    <w:basedOn w:val="Tablanormal"/>
+  <w:style w:type="table" w:customStyle="1" w:styleId="GridTable6Colorful-Accent11">
+    <w:name w:val="Grid Table 6 Colorful - Accent 11"/>
+    <w:basedOn w:val="TableNormal"/>
     <w:uiPriority w:val="99"/>
     <w:tblPr>
       <w:tblStyleRowBandSize w:val="1"/>
@@ -35496,9 +35241,9 @@
       </w:rPr>
     </w:tblStylePr>
   </w:style>
-  <w:style w:type="table" w:customStyle="1" w:styleId="GridTable6Colorful-Accent2">
-    <w:name w:val="Grid Table 6 Colorful - Accent 2"/>
-    <w:basedOn w:val="Tablanormal"/>
+  <w:style w:type="table" w:customStyle="1" w:styleId="GridTable6Colorful-Accent21">
+    <w:name w:val="Grid Table 6 Colorful - Accent 21"/>
+    <w:basedOn w:val="TableNormal"/>
     <w:uiPriority w:val="99"/>
     <w:tblPr>
       <w:tblStyleRowBandSize w:val="1"/>
@@ -35567,9 +35312,9 @@
       </w:rPr>
     </w:tblStylePr>
   </w:style>
-  <w:style w:type="table" w:customStyle="1" w:styleId="GridTable6Colorful-Accent3">
-    <w:name w:val="Grid Table 6 Colorful - Accent 3"/>
-    <w:basedOn w:val="Tablanormal"/>
+  <w:style w:type="table" w:customStyle="1" w:styleId="GridTable6Colorful-Accent31">
+    <w:name w:val="Grid Table 6 Colorful - Accent 31"/>
+    <w:basedOn w:val="TableNormal"/>
     <w:uiPriority w:val="99"/>
     <w:tblPr>
       <w:tblStyleRowBandSize w:val="1"/>
@@ -35638,9 +35383,9 @@
       </w:rPr>
     </w:tblStylePr>
   </w:style>
-  <w:style w:type="table" w:customStyle="1" w:styleId="GridTable6Colorful-Accent4">
-    <w:name w:val="Grid Table 6 Colorful - Accent 4"/>
-    <w:basedOn w:val="Tablanormal"/>
+  <w:style w:type="table" w:customStyle="1" w:styleId="GridTable6Colorful-Accent41">
+    <w:name w:val="Grid Table 6 Colorful - Accent 41"/>
+    <w:basedOn w:val="TableNormal"/>
     <w:uiPriority w:val="99"/>
     <w:tblPr>
       <w:tblStyleRowBandSize w:val="1"/>
@@ -35709,9 +35454,9 @@
       </w:rPr>
     </w:tblStylePr>
   </w:style>
-  <w:style w:type="table" w:customStyle="1" w:styleId="GridTable6Colorful-Accent5">
-    <w:name w:val="Grid Table 6 Colorful - Accent 5"/>
-    <w:basedOn w:val="Tablanormal"/>
+  <w:style w:type="table" w:customStyle="1" w:styleId="GridTable6Colorful-Accent51">
+    <w:name w:val="Grid Table 6 Colorful - Accent 51"/>
+    <w:basedOn w:val="TableNormal"/>
     <w:uiPriority w:val="99"/>
     <w:tblPr>
       <w:tblStyleRowBandSize w:val="1"/>
@@ -35780,9 +35525,9 @@
       </w:rPr>
     </w:tblStylePr>
   </w:style>
-  <w:style w:type="table" w:customStyle="1" w:styleId="GridTable6Colorful-Accent6">
-    <w:name w:val="Grid Table 6 Colorful - Accent 6"/>
-    <w:basedOn w:val="Tablanormal"/>
+  <w:style w:type="table" w:customStyle="1" w:styleId="GridTable6Colorful-Accent61">
+    <w:name w:val="Grid Table 6 Colorful - Accent 61"/>
+    <w:basedOn w:val="TableNormal"/>
     <w:uiPriority w:val="99"/>
     <w:tblPr>
       <w:tblStyleRowBandSize w:val="1"/>
@@ -35851,9 +35596,9 @@
       </w:rPr>
     </w:tblStylePr>
   </w:style>
-  <w:style w:type="table" w:styleId="Tablaconcuadrcula7concolores">
+  <w:style w:type="table" w:styleId="GridTable7Colorful">
     <w:name w:val="Grid Table 7 Colorful"/>
-    <w:basedOn w:val="Tablanormal"/>
+    <w:basedOn w:val="TableNormal"/>
     <w:uiPriority w:val="99"/>
     <w:tblPr>
       <w:tblStyleRowBandSize w:val="1"/>
@@ -35965,9 +35710,9 @@
       </w:rPr>
     </w:tblStylePr>
   </w:style>
-  <w:style w:type="table" w:customStyle="1" w:styleId="GridTable7Colorful-Accent1">
-    <w:name w:val="Grid Table 7 Colorful - Accent 1"/>
-    <w:basedOn w:val="Tablanormal"/>
+  <w:style w:type="table" w:customStyle="1" w:styleId="GridTable7Colorful-Accent11">
+    <w:name w:val="Grid Table 7 Colorful - Accent 11"/>
+    <w:basedOn w:val="TableNormal"/>
     <w:uiPriority w:val="99"/>
     <w:tblPr>
       <w:tblStyleRowBandSize w:val="1"/>
@@ -36079,9 +35824,9 @@
       </w:rPr>
     </w:tblStylePr>
   </w:style>
-  <w:style w:type="table" w:customStyle="1" w:styleId="GridTable7Colorful-Accent2">
-    <w:name w:val="Grid Table 7 Colorful - Accent 2"/>
-    <w:basedOn w:val="Tablanormal"/>
+  <w:style w:type="table" w:customStyle="1" w:styleId="GridTable7Colorful-Accent21">
+    <w:name w:val="Grid Table 7 Colorful - Accent 21"/>
+    <w:basedOn w:val="TableNormal"/>
     <w:uiPriority w:val="99"/>
     <w:tblPr>
       <w:tblStyleRowBandSize w:val="1"/>
@@ -36193,9 +35938,9 @@
       </w:rPr>
     </w:tblStylePr>
   </w:style>
-  <w:style w:type="table" w:customStyle="1" w:styleId="GridTable7Colorful-Accent3">
-    <w:name w:val="Grid Table 7 Colorful - Accent 3"/>
-    <w:basedOn w:val="Tablanormal"/>
+  <w:style w:type="table" w:customStyle="1" w:styleId="GridTable7Colorful-Accent31">
+    <w:name w:val="Grid Table 7 Colorful - Accent 31"/>
+    <w:basedOn w:val="TableNormal"/>
     <w:uiPriority w:val="99"/>
     <w:tblPr>
       <w:tblStyleRowBandSize w:val="1"/>
@@ -36307,9 +36052,9 @@
       </w:rPr>
     </w:tblStylePr>
   </w:style>
-  <w:style w:type="table" w:customStyle="1" w:styleId="GridTable7Colorful-Accent4">
-    <w:name w:val="Grid Table 7 Colorful - Accent 4"/>
-    <w:basedOn w:val="Tablanormal"/>
+  <w:style w:type="table" w:customStyle="1" w:styleId="GridTable7Colorful-Accent41">
+    <w:name w:val="Grid Table 7 Colorful - Accent 41"/>
+    <w:basedOn w:val="TableNormal"/>
     <w:uiPriority w:val="99"/>
     <w:tblPr>
       <w:tblStyleRowBandSize w:val="1"/>
@@ -36421,9 +36166,9 @@
       </w:rPr>
     </w:tblStylePr>
   </w:style>
-  <w:style w:type="table" w:customStyle="1" w:styleId="GridTable7Colorful-Accent5">
-    <w:name w:val="Grid Table 7 Colorful - Accent 5"/>
-    <w:basedOn w:val="Tablanormal"/>
+  <w:style w:type="table" w:customStyle="1" w:styleId="GridTable7Colorful-Accent51">
+    <w:name w:val="Grid Table 7 Colorful - Accent 51"/>
+    <w:basedOn w:val="TableNormal"/>
     <w:uiPriority w:val="99"/>
     <w:tblPr>
       <w:tblStyleRowBandSize w:val="1"/>
@@ -36535,9 +36280,9 @@
       </w:rPr>
     </w:tblStylePr>
   </w:style>
-  <w:style w:type="table" w:customStyle="1" w:styleId="GridTable7Colorful-Accent6">
-    <w:name w:val="Grid Table 7 Colorful - Accent 6"/>
-    <w:basedOn w:val="Tablanormal"/>
+  <w:style w:type="table" w:customStyle="1" w:styleId="GridTable7Colorful-Accent61">
+    <w:name w:val="Grid Table 7 Colorful - Accent 61"/>
+    <w:basedOn w:val="TableNormal"/>
     <w:uiPriority w:val="99"/>
     <w:tblPr>
       <w:tblStyleRowBandSize w:val="1"/>
@@ -36649,9 +36394,9 @@
       </w:rPr>
     </w:tblStylePr>
   </w:style>
-  <w:style w:type="table" w:styleId="Tabladelista1clara">
+  <w:style w:type="table" w:styleId="ListTable1Light">
     <w:name w:val="List Table 1 Light"/>
-    <w:basedOn w:val="Tablanormal"/>
+    <w:basedOn w:val="TableNormal"/>
     <w:uiPriority w:val="99"/>
     <w:tblPr>
       <w:tblStyleRowBandSize w:val="1"/>
@@ -36712,9 +36457,9 @@
       </w:tcPr>
     </w:tblStylePr>
   </w:style>
-  <w:style w:type="table" w:customStyle="1" w:styleId="ListTable1Light-Accent1">
-    <w:name w:val="List Table 1 Light - Accent 1"/>
-    <w:basedOn w:val="Tablanormal"/>
+  <w:style w:type="table" w:customStyle="1" w:styleId="ListTable1Light-Accent11">
+    <w:name w:val="List Table 1 Light - Accent 11"/>
+    <w:basedOn w:val="TableNormal"/>
     <w:uiPriority w:val="99"/>
     <w:tblPr>
       <w:tblStyleRowBandSize w:val="1"/>
@@ -36775,9 +36520,9 @@
       </w:tcPr>
     </w:tblStylePr>
   </w:style>
-  <w:style w:type="table" w:customStyle="1" w:styleId="ListTable1Light-Accent2">
-    <w:name w:val="List Table 1 Light - Accent 2"/>
-    <w:basedOn w:val="Tablanormal"/>
+  <w:style w:type="table" w:customStyle="1" w:styleId="ListTable1Light-Accent21">
+    <w:name w:val="List Table 1 Light - Accent 21"/>
+    <w:basedOn w:val="TableNormal"/>
     <w:uiPriority w:val="99"/>
     <w:tblPr>
       <w:tblStyleRowBandSize w:val="1"/>
@@ -36838,9 +36583,9 @@
       </w:tcPr>
     </w:tblStylePr>
   </w:style>
-  <w:style w:type="table" w:customStyle="1" w:styleId="ListTable1Light-Accent3">
-    <w:name w:val="List Table 1 Light - Accent 3"/>
-    <w:basedOn w:val="Tablanormal"/>
+  <w:style w:type="table" w:customStyle="1" w:styleId="ListTable1Light-Accent31">
+    <w:name w:val="List Table 1 Light - Accent 31"/>
+    <w:basedOn w:val="TableNormal"/>
     <w:uiPriority w:val="99"/>
     <w:tblPr>
       <w:tblStyleRowBandSize w:val="1"/>
@@ -36901,9 +36646,9 @@
       </w:tcPr>
     </w:tblStylePr>
   </w:style>
-  <w:style w:type="table" w:customStyle="1" w:styleId="ListTable1Light-Accent4">
-    <w:name w:val="List Table 1 Light - Accent 4"/>
-    <w:basedOn w:val="Tablanormal"/>
+  <w:style w:type="table" w:customStyle="1" w:styleId="ListTable1Light-Accent41">
+    <w:name w:val="List Table 1 Light - Accent 41"/>
+    <w:basedOn w:val="TableNormal"/>
     <w:uiPriority w:val="99"/>
     <w:tblPr>
       <w:tblStyleRowBandSize w:val="1"/>
@@ -36964,9 +36709,9 @@
       </w:tcPr>
     </w:tblStylePr>
   </w:style>
-  <w:style w:type="table" w:customStyle="1" w:styleId="ListTable1Light-Accent5">
-    <w:name w:val="List Table 1 Light - Accent 5"/>
-    <w:basedOn w:val="Tablanormal"/>
+  <w:style w:type="table" w:customStyle="1" w:styleId="ListTable1Light-Accent51">
+    <w:name w:val="List Table 1 Light - Accent 51"/>
+    <w:basedOn w:val="TableNormal"/>
     <w:uiPriority w:val="99"/>
     <w:tblPr>
       <w:tblStyleRowBandSize w:val="1"/>
@@ -37027,9 +36772,9 @@
       </w:tcPr>
     </w:tblStylePr>
   </w:style>
-  <w:style w:type="table" w:customStyle="1" w:styleId="ListTable1Light-Accent6">
-    <w:name w:val="List Table 1 Light - Accent 6"/>
-    <w:basedOn w:val="Tablanormal"/>
+  <w:style w:type="table" w:customStyle="1" w:styleId="ListTable1Light-Accent61">
+    <w:name w:val="List Table 1 Light - Accent 61"/>
+    <w:basedOn w:val="TableNormal"/>
     <w:uiPriority w:val="99"/>
     <w:tblPr>
       <w:tblStyleRowBandSize w:val="1"/>
@@ -37090,9 +36835,9 @@
       </w:tcPr>
     </w:tblStylePr>
   </w:style>
-  <w:style w:type="table" w:styleId="Tabladelista2">
+  <w:style w:type="table" w:styleId="ListTable2">
     <w:name w:val="List Table 2"/>
-    <w:basedOn w:val="Tablanormal"/>
+    <w:basedOn w:val="TableNormal"/>
     <w:uiPriority w:val="99"/>
     <w:tblPr>
       <w:tblStyleRowBandSize w:val="1"/>
@@ -37176,9 +36921,9 @@
       </w:tcPr>
     </w:tblStylePr>
   </w:style>
-  <w:style w:type="table" w:customStyle="1" w:styleId="ListTable2-Accent1">
-    <w:name w:val="List Table 2 - Accent 1"/>
-    <w:basedOn w:val="Tablanormal"/>
+  <w:style w:type="table" w:customStyle="1" w:styleId="ListTable2-Accent11">
+    <w:name w:val="List Table 2 - Accent 11"/>
+    <w:basedOn w:val="TableNormal"/>
     <w:uiPriority w:val="99"/>
     <w:tblPr>
       <w:tblStyleRowBandSize w:val="1"/>
@@ -37262,9 +37007,9 @@
       </w:tcPr>
     </w:tblStylePr>
   </w:style>
-  <w:style w:type="table" w:customStyle="1" w:styleId="ListTable2-Accent2">
-    <w:name w:val="List Table 2 - Accent 2"/>
-    <w:basedOn w:val="Tablanormal"/>
+  <w:style w:type="table" w:customStyle="1" w:styleId="ListTable2-Accent21">
+    <w:name w:val="List Table 2 - Accent 21"/>
+    <w:basedOn w:val="TableNormal"/>
     <w:uiPriority w:val="99"/>
     <w:tblPr>
       <w:tblStyleRowBandSize w:val="1"/>
@@ -37348,9 +37093,9 @@
       </w:tcPr>
     </w:tblStylePr>
   </w:style>
-  <w:style w:type="table" w:customStyle="1" w:styleId="ListTable2-Accent3">
-    <w:name w:val="List Table 2 - Accent 3"/>
-    <w:basedOn w:val="Tablanormal"/>
+  <w:style w:type="table" w:customStyle="1" w:styleId="ListTable2-Accent31">
+    <w:name w:val="List Table 2 - Accent 31"/>
+    <w:basedOn w:val="TableNormal"/>
     <w:uiPriority w:val="99"/>
     <w:tblPr>
       <w:tblStyleRowBandSize w:val="1"/>
@@ -37434,9 +37179,9 @@
       </w:tcPr>
     </w:tblStylePr>
   </w:style>
-  <w:style w:type="table" w:customStyle="1" w:styleId="ListTable2-Accent4">
-    <w:name w:val="List Table 2 - Accent 4"/>
-    <w:basedOn w:val="Tablanormal"/>
+  <w:style w:type="table" w:customStyle="1" w:styleId="ListTable2-Accent41">
+    <w:name w:val="List Table 2 - Accent 41"/>
+    <w:basedOn w:val="TableNormal"/>
     <w:uiPriority w:val="99"/>
     <w:tblPr>
       <w:tblStyleRowBandSize w:val="1"/>
@@ -37520,9 +37265,9 @@
       </w:tcPr>
     </w:tblStylePr>
   </w:style>
-  <w:style w:type="table" w:customStyle="1" w:styleId="ListTable2-Accent5">
-    <w:name w:val="List Table 2 - Accent 5"/>
-    <w:basedOn w:val="Tablanormal"/>
+  <w:style w:type="table" w:customStyle="1" w:styleId="ListTable2-Accent51">
+    <w:name w:val="List Table 2 - Accent 51"/>
+    <w:basedOn w:val="TableNormal"/>
     <w:uiPriority w:val="99"/>
     <w:tblPr>
       <w:tblStyleRowBandSize w:val="1"/>
@@ -37606,9 +37351,9 @@
       </w:tcPr>
     </w:tblStylePr>
   </w:style>
-  <w:style w:type="table" w:customStyle="1" w:styleId="ListTable2-Accent6">
-    <w:name w:val="List Table 2 - Accent 6"/>
-    <w:basedOn w:val="Tablanormal"/>
+  <w:style w:type="table" w:customStyle="1" w:styleId="ListTable2-Accent61">
+    <w:name w:val="List Table 2 - Accent 61"/>
+    <w:basedOn w:val="TableNormal"/>
     <w:uiPriority w:val="99"/>
     <w:tblPr>
       <w:tblStyleRowBandSize w:val="1"/>
@@ -37692,9 +37437,9 @@
       </w:tcPr>
     </w:tblStylePr>
   </w:style>
-  <w:style w:type="table" w:styleId="Tabladelista3">
+  <w:style w:type="table" w:styleId="ListTable3">
     <w:name w:val="List Table 3"/>
-    <w:basedOn w:val="Tablanormal"/>
+    <w:basedOn w:val="TableNormal"/>
     <w:uiPriority w:val="99"/>
     <w:tblPr>
       <w:tblStyleRowBandSize w:val="1"/>
@@ -37765,9 +37510,9 @@
       </w:tcPr>
     </w:tblStylePr>
   </w:style>
-  <w:style w:type="table" w:customStyle="1" w:styleId="ListTable3-Accent1">
-    <w:name w:val="List Table 3 - Accent 1"/>
-    <w:basedOn w:val="Tablanormal"/>
+  <w:style w:type="table" w:customStyle="1" w:styleId="ListTable3-Accent11">
+    <w:name w:val="List Table 3 - Accent 11"/>
+    <w:basedOn w:val="TableNormal"/>
     <w:uiPriority w:val="99"/>
     <w:tblPr>
       <w:tblStyleRowBandSize w:val="1"/>
@@ -37838,9 +37583,9 @@
       </w:tcPr>
     </w:tblStylePr>
   </w:style>
-  <w:style w:type="table" w:customStyle="1" w:styleId="ListTable3-Accent2">
-    <w:name w:val="List Table 3 - Accent 2"/>
-    <w:basedOn w:val="Tablanormal"/>
+  <w:style w:type="table" w:customStyle="1" w:styleId="ListTable3-Accent21">
+    <w:name w:val="List Table 3 - Accent 21"/>
+    <w:basedOn w:val="TableNormal"/>
     <w:uiPriority w:val="99"/>
     <w:tblPr>
       <w:tblStyleRowBandSize w:val="1"/>
@@ -37911,9 +37656,9 @@
       </w:tcPr>
     </w:tblStylePr>
   </w:style>
-  <w:style w:type="table" w:customStyle="1" w:styleId="ListTable3-Accent3">
-    <w:name w:val="List Table 3 - Accent 3"/>
-    <w:basedOn w:val="Tablanormal"/>
+  <w:style w:type="table" w:customStyle="1" w:styleId="ListTable3-Accent31">
+    <w:name w:val="List Table 3 - Accent 31"/>
+    <w:basedOn w:val="TableNormal"/>
     <w:uiPriority w:val="99"/>
     <w:tblPr>
       <w:tblStyleRowBandSize w:val="1"/>
@@ -37984,9 +37729,9 @@
       </w:tcPr>
     </w:tblStylePr>
   </w:style>
-  <w:style w:type="table" w:customStyle="1" w:styleId="ListTable3-Accent4">
-    <w:name w:val="List Table 3 - Accent 4"/>
-    <w:basedOn w:val="Tablanormal"/>
+  <w:style w:type="table" w:customStyle="1" w:styleId="ListTable3-Accent41">
+    <w:name w:val="List Table 3 - Accent 41"/>
+    <w:basedOn w:val="TableNormal"/>
     <w:uiPriority w:val="99"/>
     <w:tblPr>
       <w:tblStyleRowBandSize w:val="1"/>
@@ -38057,9 +37802,9 @@
       </w:tcPr>
     </w:tblStylePr>
   </w:style>
-  <w:style w:type="table" w:customStyle="1" w:styleId="ListTable3-Accent5">
-    <w:name w:val="List Table 3 - Accent 5"/>
-    <w:basedOn w:val="Tablanormal"/>
+  <w:style w:type="table" w:customStyle="1" w:styleId="ListTable3-Accent51">
+    <w:name w:val="List Table 3 - Accent 51"/>
+    <w:basedOn w:val="TableNormal"/>
     <w:uiPriority w:val="99"/>
     <w:tblPr>
       <w:tblStyleRowBandSize w:val="1"/>
@@ -38130,9 +37875,9 @@
       </w:tcPr>
     </w:tblStylePr>
   </w:style>
-  <w:style w:type="table" w:customStyle="1" w:styleId="ListTable3-Accent6">
-    <w:name w:val="List Table 3 - Accent 6"/>
-    <w:basedOn w:val="Tablanormal"/>
+  <w:style w:type="table" w:customStyle="1" w:styleId="ListTable3-Accent61">
+    <w:name w:val="List Table 3 - Accent 61"/>
+    <w:basedOn w:val="TableNormal"/>
     <w:uiPriority w:val="99"/>
     <w:tblPr>
       <w:tblStyleRowBandSize w:val="1"/>
@@ -38203,9 +37948,9 @@
       </w:tcPr>
     </w:tblStylePr>
   </w:style>
-  <w:style w:type="table" w:styleId="Tabladelista4">
+  <w:style w:type="table" w:styleId="ListTable4">
     <w:name w:val="List Table 4"/>
-    <w:basedOn w:val="Tablanormal"/>
+    <w:basedOn w:val="TableNormal"/>
     <w:uiPriority w:val="99"/>
     <w:tblPr>
       <w:tblStyleRowBandSize w:val="1"/>
@@ -38271,9 +38016,9 @@
       </w:tcPr>
     </w:tblStylePr>
   </w:style>
-  <w:style w:type="table" w:customStyle="1" w:styleId="ListTable4-Accent1">
-    <w:name w:val="List Table 4 - Accent 1"/>
-    <w:basedOn w:val="Tablanormal"/>
+  <w:style w:type="table" w:customStyle="1" w:styleId="ListTable4-Accent11">
+    <w:name w:val="List Table 4 - Accent 11"/>
+    <w:basedOn w:val="TableNormal"/>
     <w:uiPriority w:val="99"/>
     <w:tblPr>
       <w:tblStyleRowBandSize w:val="1"/>
@@ -38339,9 +38084,9 @@
       </w:tcPr>
     </w:tblStylePr>
   </w:style>
-  <w:style w:type="table" w:customStyle="1" w:styleId="ListTable4-Accent2">
-    <w:name w:val="List Table 4 - Accent 2"/>
-    <w:basedOn w:val="Tablanormal"/>
+  <w:style w:type="table" w:customStyle="1" w:styleId="ListTable4-Accent21">
+    <w:name w:val="List Table 4 - Accent 21"/>
+    <w:basedOn w:val="TableNormal"/>
     <w:uiPriority w:val="99"/>
     <w:tblPr>
       <w:tblStyleRowBandSize w:val="1"/>
@@ -38407,9 +38152,9 @@
       </w:tcPr>
     </w:tblStylePr>
   </w:style>
-  <w:style w:type="table" w:customStyle="1" w:styleId="ListTable4-Accent3">
-    <w:name w:val="List Table 4 - Accent 3"/>
-    <w:basedOn w:val="Tablanormal"/>
+  <w:style w:type="table" w:customStyle="1" w:styleId="ListTable4-Accent31">
+    <w:name w:val="List Table 4 - Accent 31"/>
+    <w:basedOn w:val="TableNormal"/>
     <w:uiPriority w:val="99"/>
     <w:tblPr>
       <w:tblStyleRowBandSize w:val="1"/>
@@ -38475,9 +38220,9 @@
       </w:tcPr>
     </w:tblStylePr>
   </w:style>
-  <w:style w:type="table" w:customStyle="1" w:styleId="ListTable4-Accent4">
-    <w:name w:val="List Table 4 - Accent 4"/>
-    <w:basedOn w:val="Tablanormal"/>
+  <w:style w:type="table" w:customStyle="1" w:styleId="ListTable4-Accent41">
+    <w:name w:val="List Table 4 - Accent 41"/>
+    <w:basedOn w:val="TableNormal"/>
     <w:uiPriority w:val="99"/>
     <w:tblPr>
       <w:tblStyleRowBandSize w:val="1"/>
@@ -38543,9 +38288,9 @@
       </w:tcPr>
     </w:tblStylePr>
   </w:style>
-  <w:style w:type="table" w:customStyle="1" w:styleId="ListTable4-Accent5">
-    <w:name w:val="List Table 4 - Accent 5"/>
-    <w:basedOn w:val="Tablanormal"/>
+  <w:style w:type="table" w:customStyle="1" w:styleId="ListTable4-Accent51">
+    <w:name w:val="List Table 4 - Accent 51"/>
+    <w:basedOn w:val="TableNormal"/>
     <w:uiPriority w:val="99"/>
     <w:tblPr>
       <w:tblStyleRowBandSize w:val="1"/>
@@ -38611,9 +38356,9 @@
       </w:tcPr>
     </w:tblStylePr>
   </w:style>
-  <w:style w:type="table" w:customStyle="1" w:styleId="ListTable4-Accent6">
-    <w:name w:val="List Table 4 - Accent 6"/>
-    <w:basedOn w:val="Tablanormal"/>
+  <w:style w:type="table" w:customStyle="1" w:styleId="ListTable4-Accent61">
+    <w:name w:val="List Table 4 - Accent 61"/>
+    <w:basedOn w:val="TableNormal"/>
     <w:uiPriority w:val="99"/>
     <w:tblPr>
       <w:tblStyleRowBandSize w:val="1"/>
@@ -38679,9 +38424,9 @@
       </w:tcPr>
     </w:tblStylePr>
   </w:style>
-  <w:style w:type="table" w:styleId="Tabladelista5oscura">
+  <w:style w:type="table" w:styleId="ListTable5Dark">
     <w:name w:val="List Table 5 Dark"/>
-    <w:basedOn w:val="Tablanormal"/>
+    <w:basedOn w:val="TableNormal"/>
     <w:uiPriority w:val="99"/>
     <w:tblPr>
       <w:tblStyleRowBandSize w:val="1"/>
@@ -38782,9 +38527,9 @@
       </w:tcPr>
     </w:tblStylePr>
   </w:style>
-  <w:style w:type="table" w:customStyle="1" w:styleId="ListTable5Dark-Accent1">
-    <w:name w:val="List Table 5 Dark - Accent 1"/>
-    <w:basedOn w:val="Tablanormal"/>
+  <w:style w:type="table" w:customStyle="1" w:styleId="ListTable5Dark-Accent11">
+    <w:name w:val="List Table 5 Dark - Accent 11"/>
+    <w:basedOn w:val="TableNormal"/>
     <w:uiPriority w:val="99"/>
     <w:tblPr>
       <w:tblStyleRowBandSize w:val="1"/>
@@ -38885,9 +38630,9 @@
       </w:tcPr>
     </w:tblStylePr>
   </w:style>
-  <w:style w:type="table" w:customStyle="1" w:styleId="ListTable5Dark-Accent2">
-    <w:name w:val="List Table 5 Dark - Accent 2"/>
-    <w:basedOn w:val="Tablanormal"/>
+  <w:style w:type="table" w:customStyle="1" w:styleId="ListTable5Dark-Accent21">
+    <w:name w:val="List Table 5 Dark - Accent 21"/>
+    <w:basedOn w:val="TableNormal"/>
     <w:uiPriority w:val="99"/>
     <w:tblPr>
       <w:tblStyleRowBandSize w:val="1"/>
@@ -38988,9 +38733,9 @@
       </w:tcPr>
     </w:tblStylePr>
   </w:style>
-  <w:style w:type="table" w:customStyle="1" w:styleId="ListTable5Dark-Accent3">
-    <w:name w:val="List Table 5 Dark - Accent 3"/>
-    <w:basedOn w:val="Tablanormal"/>
+  <w:style w:type="table" w:customStyle="1" w:styleId="ListTable5Dark-Accent31">
+    <w:name w:val="List Table 5 Dark - Accent 31"/>
+    <w:basedOn w:val="TableNormal"/>
     <w:uiPriority w:val="99"/>
     <w:tblPr>
       <w:tblStyleRowBandSize w:val="1"/>
@@ -39091,9 +38836,9 @@
       </w:tcPr>
     </w:tblStylePr>
   </w:style>
-  <w:style w:type="table" w:customStyle="1" w:styleId="ListTable5Dark-Accent4">
-    <w:name w:val="List Table 5 Dark - Accent 4"/>
-    <w:basedOn w:val="Tablanormal"/>
+  <w:style w:type="table" w:customStyle="1" w:styleId="ListTable5Dark-Accent41">
+    <w:name w:val="List Table 5 Dark - Accent 41"/>
+    <w:basedOn w:val="TableNormal"/>
     <w:uiPriority w:val="99"/>
     <w:tblPr>
       <w:tblStyleRowBandSize w:val="1"/>
@@ -39194,9 +38939,9 @@
       </w:tcPr>
     </w:tblStylePr>
   </w:style>
-  <w:style w:type="table" w:customStyle="1" w:styleId="ListTable5Dark-Accent5">
-    <w:name w:val="List Table 5 Dark - Accent 5"/>
-    <w:basedOn w:val="Tablanormal"/>
+  <w:style w:type="table" w:customStyle="1" w:styleId="ListTable5Dark-Accent51">
+    <w:name w:val="List Table 5 Dark - Accent 51"/>
+    <w:basedOn w:val="TableNormal"/>
     <w:uiPriority w:val="99"/>
     <w:tblPr>
       <w:tblStyleRowBandSize w:val="1"/>
@@ -39297,9 +39042,9 @@
       </w:tcPr>
     </w:tblStylePr>
   </w:style>
-  <w:style w:type="table" w:customStyle="1" w:styleId="ListTable5Dark-Accent6">
-    <w:name w:val="List Table 5 Dark - Accent 6"/>
-    <w:basedOn w:val="Tablanormal"/>
+  <w:style w:type="table" w:customStyle="1" w:styleId="ListTable5Dark-Accent61">
+    <w:name w:val="List Table 5 Dark - Accent 61"/>
+    <w:basedOn w:val="TableNormal"/>
     <w:uiPriority w:val="99"/>
     <w:tblPr>
       <w:tblStyleRowBandSize w:val="1"/>
@@ -39400,9 +39145,9 @@
       </w:tcPr>
     </w:tblStylePr>
   </w:style>
-  <w:style w:type="table" w:styleId="Tabladelista6concolores">
+  <w:style w:type="table" w:styleId="ListTable6Colorful">
     <w:name w:val="List Table 6 Colorful"/>
-    <w:basedOn w:val="Tablanormal"/>
+    <w:basedOn w:val="TableNormal"/>
     <w:uiPriority w:val="99"/>
     <w:tblPr>
       <w:tblStyleRowBandSize w:val="1"/>
@@ -39473,9 +39218,9 @@
       </w:rPr>
     </w:tblStylePr>
   </w:style>
-  <w:style w:type="table" w:customStyle="1" w:styleId="ListTable6Colorful-Accent1">
-    <w:name w:val="List Table 6 Colorful - Accent 1"/>
-    <w:basedOn w:val="Tablanormal"/>
+  <w:style w:type="table" w:customStyle="1" w:styleId="ListTable6Colorful-Accent11">
+    <w:name w:val="List Table 6 Colorful - Accent 11"/>
+    <w:basedOn w:val="TableNormal"/>
     <w:uiPriority w:val="99"/>
     <w:tblPr>
       <w:tblStyleRowBandSize w:val="1"/>
@@ -39546,9 +39291,9 @@
       </w:rPr>
     </w:tblStylePr>
   </w:style>
-  <w:style w:type="table" w:customStyle="1" w:styleId="ListTable6Colorful-Accent2">
-    <w:name w:val="List Table 6 Colorful - Accent 2"/>
-    <w:basedOn w:val="Tablanormal"/>
+  <w:style w:type="table" w:customStyle="1" w:styleId="ListTable6Colorful-Accent21">
+    <w:name w:val="List Table 6 Colorful - Accent 21"/>
+    <w:basedOn w:val="TableNormal"/>
     <w:uiPriority w:val="99"/>
     <w:tblPr>
       <w:tblStyleRowBandSize w:val="1"/>
@@ -39619,9 +39364,9 @@
       </w:rPr>
     </w:tblStylePr>
   </w:style>
-  <w:style w:type="table" w:customStyle="1" w:styleId="ListTable6Colorful-Accent3">
-    <w:name w:val="List Table 6 Colorful - Accent 3"/>
-    <w:basedOn w:val="Tablanormal"/>
+  <w:style w:type="table" w:customStyle="1" w:styleId="ListTable6Colorful-Accent31">
+    <w:name w:val="List Table 6 Colorful - Accent 31"/>
+    <w:basedOn w:val="TableNormal"/>
     <w:uiPriority w:val="99"/>
     <w:tblPr>
       <w:tblStyleRowBandSize w:val="1"/>
@@ -39692,9 +39437,9 @@
       </w:rPr>
     </w:tblStylePr>
   </w:style>
-  <w:style w:type="table" w:customStyle="1" w:styleId="ListTable6Colorful-Accent4">
-    <w:name w:val="List Table 6 Colorful - Accent 4"/>
-    <w:basedOn w:val="Tablanormal"/>
+  <w:style w:type="table" w:customStyle="1" w:styleId="ListTable6Colorful-Accent41">
+    <w:name w:val="List Table 6 Colorful - Accent 41"/>
+    <w:basedOn w:val="TableNormal"/>
     <w:uiPriority w:val="99"/>
     <w:tblPr>
       <w:tblStyleRowBandSize w:val="1"/>
@@ -39765,9 +39510,9 @@
       </w:rPr>
     </w:tblStylePr>
   </w:style>
-  <w:style w:type="table" w:customStyle="1" w:styleId="ListTable6Colorful-Accent5">
-    <w:name w:val="List Table 6 Colorful - Accent 5"/>
-    <w:basedOn w:val="Tablanormal"/>
+  <w:style w:type="table" w:customStyle="1" w:styleId="ListTable6Colorful-Accent51">
+    <w:name w:val="List Table 6 Colorful - Accent 51"/>
+    <w:basedOn w:val="TableNormal"/>
     <w:uiPriority w:val="99"/>
     <w:tblPr>
       <w:tblStyleRowBandSize w:val="1"/>
@@ -39838,9 +39583,9 @@
       </w:rPr>
     </w:tblStylePr>
   </w:style>
-  <w:style w:type="table" w:customStyle="1" w:styleId="ListTable6Colorful-Accent6">
-    <w:name w:val="List Table 6 Colorful - Accent 6"/>
-    <w:basedOn w:val="Tablanormal"/>
+  <w:style w:type="table" w:customStyle="1" w:styleId="ListTable6Colorful-Accent61">
+    <w:name w:val="List Table 6 Colorful - Accent 61"/>
+    <w:basedOn w:val="TableNormal"/>
     <w:uiPriority w:val="99"/>
     <w:tblPr>
       <w:tblStyleRowBandSize w:val="1"/>
@@ -39911,9 +39656,9 @@
       </w:rPr>
     </w:tblStylePr>
   </w:style>
-  <w:style w:type="table" w:styleId="Tabladelista7concolores">
+  <w:style w:type="table" w:styleId="ListTable7Colorful">
     <w:name w:val="List Table 7 Colorful"/>
-    <w:basedOn w:val="Tablanormal"/>
+    <w:basedOn w:val="TableNormal"/>
     <w:uiPriority w:val="99"/>
     <w:tblPr>
       <w:tblStyleRowBandSize w:val="1"/>
@@ -40022,9 +39767,9 @@
       </w:rPr>
     </w:tblStylePr>
   </w:style>
-  <w:style w:type="table" w:customStyle="1" w:styleId="ListTable7Colorful-Accent1">
-    <w:name w:val="List Table 7 Colorful - Accent 1"/>
-    <w:basedOn w:val="Tablanormal"/>
+  <w:style w:type="table" w:customStyle="1" w:styleId="ListTable7Colorful-Accent11">
+    <w:name w:val="List Table 7 Colorful - Accent 11"/>
+    <w:basedOn w:val="TableNormal"/>
     <w:uiPriority w:val="99"/>
     <w:tblPr>
       <w:tblStyleRowBandSize w:val="1"/>
@@ -40133,9 +39878,9 @@
       </w:rPr>
     </w:tblStylePr>
   </w:style>
-  <w:style w:type="table" w:customStyle="1" w:styleId="ListTable7Colorful-Accent2">
-    <w:name w:val="List Table 7 Colorful - Accent 2"/>
-    <w:basedOn w:val="Tablanormal"/>
+  <w:style w:type="table" w:customStyle="1" w:styleId="ListTable7Colorful-Accent21">
+    <w:name w:val="List Table 7 Colorful - Accent 21"/>
+    <w:basedOn w:val="TableNormal"/>
     <w:uiPriority w:val="99"/>
     <w:tblPr>
       <w:tblStyleRowBandSize w:val="1"/>
@@ -40244,9 +39989,9 @@
       </w:rPr>
     </w:tblStylePr>
   </w:style>
-  <w:style w:type="table" w:customStyle="1" w:styleId="ListTable7Colorful-Accent3">
-    <w:name w:val="List Table 7 Colorful - Accent 3"/>
-    <w:basedOn w:val="Tablanormal"/>
+  <w:style w:type="table" w:customStyle="1" w:styleId="ListTable7Colorful-Accent31">
+    <w:name w:val="List Table 7 Colorful - Accent 31"/>
+    <w:basedOn w:val="TableNormal"/>
     <w:uiPriority w:val="99"/>
     <w:tblPr>
       <w:tblStyleRowBandSize w:val="1"/>
@@ -40355,9 +40100,9 @@
       </w:rPr>
     </w:tblStylePr>
   </w:style>
-  <w:style w:type="table" w:customStyle="1" w:styleId="ListTable7Colorful-Accent4">
-    <w:name w:val="List Table 7 Colorful - Accent 4"/>
-    <w:basedOn w:val="Tablanormal"/>
+  <w:style w:type="table" w:customStyle="1" w:styleId="ListTable7Colorful-Accent41">
+    <w:name w:val="List Table 7 Colorful - Accent 41"/>
+    <w:basedOn w:val="TableNormal"/>
     <w:uiPriority w:val="99"/>
     <w:tblPr>
       <w:tblStyleRowBandSize w:val="1"/>
@@ -40466,9 +40211,9 @@
       </w:rPr>
     </w:tblStylePr>
   </w:style>
-  <w:style w:type="table" w:customStyle="1" w:styleId="ListTable7Colorful-Accent5">
-    <w:name w:val="List Table 7 Colorful - Accent 5"/>
-    <w:basedOn w:val="Tablanormal"/>
+  <w:style w:type="table" w:customStyle="1" w:styleId="ListTable7Colorful-Accent51">
+    <w:name w:val="List Table 7 Colorful - Accent 51"/>
+    <w:basedOn w:val="TableNormal"/>
     <w:uiPriority w:val="99"/>
     <w:tblPr>
       <w:tblStyleRowBandSize w:val="1"/>
@@ -40577,9 +40322,9 @@
       </w:rPr>
     </w:tblStylePr>
   </w:style>
-  <w:style w:type="table" w:customStyle="1" w:styleId="ListTable7Colorful-Accent6">
-    <w:name w:val="List Table 7 Colorful - Accent 6"/>
-    <w:basedOn w:val="Tablanormal"/>
+  <w:style w:type="table" w:customStyle="1" w:styleId="ListTable7Colorful-Accent61">
+    <w:name w:val="List Table 7 Colorful - Accent 61"/>
+    <w:basedOn w:val="TableNormal"/>
     <w:uiPriority w:val="99"/>
     <w:tblPr>
       <w:tblStyleRowBandSize w:val="1"/>
@@ -40690,7 +40435,7 @@
   </w:style>
   <w:style w:type="table" w:customStyle="1" w:styleId="Lined-Accent">
     <w:name w:val="Lined - Accent"/>
-    <w:basedOn w:val="Tablanormal"/>
+    <w:basedOn w:val="TableNormal"/>
     <w:uiPriority w:val="99"/>
     <w:rPr>
       <w:color w:val="404040"/>
@@ -40786,7 +40531,7 @@
   </w:style>
   <w:style w:type="table" w:customStyle="1" w:styleId="Lined-Accent1">
     <w:name w:val="Lined - Accent 1"/>
-    <w:basedOn w:val="Tablanormal"/>
+    <w:basedOn w:val="TableNormal"/>
     <w:uiPriority w:val="99"/>
     <w:rPr>
       <w:color w:val="404040"/>
@@ -40882,7 +40627,7 @@
   </w:style>
   <w:style w:type="table" w:customStyle="1" w:styleId="Lined-Accent2">
     <w:name w:val="Lined - Accent 2"/>
-    <w:basedOn w:val="Tablanormal"/>
+    <w:basedOn w:val="TableNormal"/>
     <w:uiPriority w:val="99"/>
     <w:rPr>
       <w:color w:val="404040"/>
@@ -40978,7 +40723,7 @@
   </w:style>
   <w:style w:type="table" w:customStyle="1" w:styleId="Lined-Accent3">
     <w:name w:val="Lined - Accent 3"/>
-    <w:basedOn w:val="Tablanormal"/>
+    <w:basedOn w:val="TableNormal"/>
     <w:uiPriority w:val="99"/>
     <w:rPr>
       <w:color w:val="404040"/>
@@ -41074,7 +40819,7 @@
   </w:style>
   <w:style w:type="table" w:customStyle="1" w:styleId="Lined-Accent4">
     <w:name w:val="Lined - Accent 4"/>
-    <w:basedOn w:val="Tablanormal"/>
+    <w:basedOn w:val="TableNormal"/>
     <w:uiPriority w:val="99"/>
     <w:rPr>
       <w:color w:val="404040"/>
@@ -41170,7 +40915,7 @@
   </w:style>
   <w:style w:type="table" w:customStyle="1" w:styleId="Lined-Accent5">
     <w:name w:val="Lined - Accent 5"/>
-    <w:basedOn w:val="Tablanormal"/>
+    <w:basedOn w:val="TableNormal"/>
     <w:uiPriority w:val="99"/>
     <w:rPr>
       <w:color w:val="404040"/>
@@ -41266,7 +41011,7 @@
   </w:style>
   <w:style w:type="table" w:customStyle="1" w:styleId="Lined-Accent6">
     <w:name w:val="Lined - Accent 6"/>
-    <w:basedOn w:val="Tablanormal"/>
+    <w:basedOn w:val="TableNormal"/>
     <w:uiPriority w:val="99"/>
     <w:rPr>
       <w:color w:val="404040"/>
@@ -41362,7 +41107,7 @@
   </w:style>
   <w:style w:type="table" w:customStyle="1" w:styleId="BorderedLined-Accent">
     <w:name w:val="Bordered &amp; Lined - Accent"/>
-    <w:basedOn w:val="Tablanormal"/>
+    <w:basedOn w:val="TableNormal"/>
     <w:uiPriority w:val="99"/>
     <w:rPr>
       <w:color w:val="404040"/>
@@ -41466,7 +41211,7 @@
   </w:style>
   <w:style w:type="table" w:customStyle="1" w:styleId="BorderedLined-Accent1">
     <w:name w:val="Bordered &amp; Lined - Accent 1"/>
-    <w:basedOn w:val="Tablanormal"/>
+    <w:basedOn w:val="TableNormal"/>
     <w:uiPriority w:val="99"/>
     <w:rPr>
       <w:color w:val="404040"/>
@@ -41570,7 +41315,7 @@
   </w:style>
   <w:style w:type="table" w:customStyle="1" w:styleId="BorderedLined-Accent2">
     <w:name w:val="Bordered &amp; Lined - Accent 2"/>
-    <w:basedOn w:val="Tablanormal"/>
+    <w:basedOn w:val="TableNormal"/>
     <w:uiPriority w:val="99"/>
     <w:rPr>
       <w:color w:val="404040"/>
@@ -41674,7 +41419,7 @@
   </w:style>
   <w:style w:type="table" w:customStyle="1" w:styleId="BorderedLined-Accent3">
     <w:name w:val="Bordered &amp; Lined - Accent 3"/>
-    <w:basedOn w:val="Tablanormal"/>
+    <w:basedOn w:val="TableNormal"/>
     <w:uiPriority w:val="99"/>
     <w:rPr>
       <w:color w:val="404040"/>
@@ -41778,7 +41523,7 @@
   </w:style>
   <w:style w:type="table" w:customStyle="1" w:styleId="BorderedLined-Accent4">
     <w:name w:val="Bordered &amp; Lined - Accent 4"/>
-    <w:basedOn w:val="Tablanormal"/>
+    <w:basedOn w:val="TableNormal"/>
     <w:uiPriority w:val="99"/>
     <w:rPr>
       <w:color w:val="404040"/>
@@ -41882,7 +41627,7 @@
   </w:style>
   <w:style w:type="table" w:customStyle="1" w:styleId="BorderedLined-Accent5">
     <w:name w:val="Bordered &amp; Lined - Accent 5"/>
-    <w:basedOn w:val="Tablanormal"/>
+    <w:basedOn w:val="TableNormal"/>
     <w:uiPriority w:val="99"/>
     <w:rPr>
       <w:color w:val="404040"/>
@@ -41986,7 +41731,7 @@
   </w:style>
   <w:style w:type="table" w:customStyle="1" w:styleId="BorderedLined-Accent6">
     <w:name w:val="Bordered &amp; Lined - Accent 6"/>
-    <w:basedOn w:val="Tablanormal"/>
+    <w:basedOn w:val="TableNormal"/>
     <w:uiPriority w:val="99"/>
     <w:rPr>
       <w:color w:val="404040"/>
@@ -42090,7 +41835,7 @@
   </w:style>
   <w:style w:type="table" w:customStyle="1" w:styleId="Bordered">
     <w:name w:val="Bordered"/>
-    <w:basedOn w:val="Tablanormal"/>
+    <w:basedOn w:val="TableNormal"/>
     <w:uiPriority w:val="99"/>
     <w:tblPr>
       <w:tblStyleRowBandSize w:val="1"/>
@@ -42169,7 +41914,7 @@
   </w:style>
   <w:style w:type="table" w:customStyle="1" w:styleId="Bordered-Accent1">
     <w:name w:val="Bordered - Accent 1"/>
-    <w:basedOn w:val="Tablanormal"/>
+    <w:basedOn w:val="TableNormal"/>
     <w:uiPriority w:val="99"/>
     <w:tblPr>
       <w:tblStyleRowBandSize w:val="1"/>
@@ -42248,7 +41993,7 @@
   </w:style>
   <w:style w:type="table" w:customStyle="1" w:styleId="Bordered-Accent2">
     <w:name w:val="Bordered - Accent 2"/>
-    <w:basedOn w:val="Tablanormal"/>
+    <w:basedOn w:val="TableNormal"/>
     <w:uiPriority w:val="99"/>
     <w:tblPr>
       <w:tblStyleRowBandSize w:val="1"/>
@@ -42327,7 +42072,7 @@
   </w:style>
   <w:style w:type="table" w:customStyle="1" w:styleId="Bordered-Accent3">
     <w:name w:val="Bordered - Accent 3"/>
-    <w:basedOn w:val="Tablanormal"/>
+    <w:basedOn w:val="TableNormal"/>
     <w:uiPriority w:val="99"/>
     <w:tblPr>
       <w:tblStyleRowBandSize w:val="1"/>
@@ -42406,7 +42151,7 @@
   </w:style>
   <w:style w:type="table" w:customStyle="1" w:styleId="Bordered-Accent4">
     <w:name w:val="Bordered - Accent 4"/>
-    <w:basedOn w:val="Tablanormal"/>
+    <w:basedOn w:val="TableNormal"/>
     <w:uiPriority w:val="99"/>
     <w:tblPr>
       <w:tblStyleRowBandSize w:val="1"/>
@@ -42485,7 +42230,7 @@
   </w:style>
   <w:style w:type="table" w:customStyle="1" w:styleId="Bordered-Accent5">
     <w:name w:val="Bordered - Accent 5"/>
-    <w:basedOn w:val="Tablanormal"/>
+    <w:basedOn w:val="TableNormal"/>
     <w:uiPriority w:val="99"/>
     <w:tblPr>
       <w:tblStyleRowBandSize w:val="1"/>
@@ -42564,7 +42309,7 @@
   </w:style>
   <w:style w:type="table" w:customStyle="1" w:styleId="Bordered-Accent6">
     <w:name w:val="Bordered - Accent 6"/>
-    <w:basedOn w:val="Tablanormal"/>
+    <w:basedOn w:val="TableNormal"/>
     <w:uiPriority w:val="99"/>
     <w:tblPr>
       <w:tblStyleRowBandSize w:val="1"/>
@@ -42643,7 +42388,7 @@
   </w:style>
   <w:style w:type="character" w:customStyle="1" w:styleId="Heading1Char">
     <w:name w:val="Heading 1 Char"/>
-    <w:basedOn w:val="Fuentedeprrafopredeter"/>
+    <w:basedOn w:val="DefaultParagraphFont"/>
     <w:uiPriority w:val="9"/>
     <w:rPr>
       <w:rFonts w:ascii="Arial" w:eastAsia="Arial" w:hAnsi="Arial" w:cs="Arial"/>
@@ -42654,7 +42399,7 @@
   </w:style>
   <w:style w:type="character" w:customStyle="1" w:styleId="Heading2Char">
     <w:name w:val="Heading 2 Char"/>
-    <w:basedOn w:val="Fuentedeprrafopredeter"/>
+    <w:basedOn w:val="DefaultParagraphFont"/>
     <w:uiPriority w:val="9"/>
     <w:rPr>
       <w:rFonts w:ascii="Arial" w:eastAsia="Arial" w:hAnsi="Arial" w:cs="Arial"/>
@@ -42663,10 +42408,10 @@
       <w:szCs w:val="32"/>
     </w:rPr>
   </w:style>
-  <w:style w:type="character" w:customStyle="1" w:styleId="Ttulo3Car">
-    <w:name w:val="Título 3 Car"/>
-    <w:basedOn w:val="Fuentedeprrafopredeter"/>
-    <w:link w:val="Ttulo3"/>
+  <w:style w:type="character" w:customStyle="1" w:styleId="Heading3Char">
+    <w:name w:val="Heading 3 Char"/>
+    <w:basedOn w:val="DefaultParagraphFont"/>
+    <w:link w:val="Heading3"/>
     <w:uiPriority w:val="9"/>
     <w:rPr>
       <w:rFonts w:ascii="Arial" w:eastAsia="Arial" w:hAnsi="Arial" w:cs="Arial"/>
@@ -42675,10 +42420,10 @@
       <w:szCs w:val="28"/>
     </w:rPr>
   </w:style>
-  <w:style w:type="character" w:customStyle="1" w:styleId="Ttulo4Car">
-    <w:name w:val="Título 4 Car"/>
-    <w:basedOn w:val="Fuentedeprrafopredeter"/>
-    <w:link w:val="Ttulo4"/>
+  <w:style w:type="character" w:customStyle="1" w:styleId="Heading4Char">
+    <w:name w:val="Heading 4 Char"/>
+    <w:basedOn w:val="DefaultParagraphFont"/>
+    <w:link w:val="Heading4"/>
     <w:uiPriority w:val="9"/>
     <w:rPr>
       <w:rFonts w:ascii="Arial" w:eastAsia="Arial" w:hAnsi="Arial" w:cs="Arial"/>
@@ -42687,20 +42432,20 @@
       <w:color w:val="2F5496" w:themeColor="accent1" w:themeShade="BF"/>
     </w:rPr>
   </w:style>
-  <w:style w:type="character" w:customStyle="1" w:styleId="Ttulo5Car">
-    <w:name w:val="Título 5 Car"/>
-    <w:basedOn w:val="Fuentedeprrafopredeter"/>
-    <w:link w:val="Ttulo5"/>
+  <w:style w:type="character" w:customStyle="1" w:styleId="Heading5Char">
+    <w:name w:val="Heading 5 Char"/>
+    <w:basedOn w:val="DefaultParagraphFont"/>
+    <w:link w:val="Heading5"/>
     <w:uiPriority w:val="9"/>
     <w:rPr>
       <w:rFonts w:ascii="Arial" w:eastAsia="Arial" w:hAnsi="Arial" w:cs="Arial"/>
       <w:color w:val="2F5496" w:themeColor="accent1" w:themeShade="BF"/>
     </w:rPr>
   </w:style>
-  <w:style w:type="character" w:customStyle="1" w:styleId="Ttulo6Car">
-    <w:name w:val="Título 6 Car"/>
-    <w:basedOn w:val="Fuentedeprrafopredeter"/>
-    <w:link w:val="Ttulo6"/>
+  <w:style w:type="character" w:customStyle="1" w:styleId="Heading6Char">
+    <w:name w:val="Heading 6 Char"/>
+    <w:basedOn w:val="DefaultParagraphFont"/>
+    <w:link w:val="Heading6"/>
     <w:uiPriority w:val="9"/>
     <w:rPr>
       <w:rFonts w:ascii="Arial" w:eastAsia="Arial" w:hAnsi="Arial" w:cs="Arial"/>
@@ -42709,20 +42454,20 @@
       <w:color w:val="595959" w:themeColor="text1" w:themeTint="A6"/>
     </w:rPr>
   </w:style>
-  <w:style w:type="character" w:customStyle="1" w:styleId="Ttulo7Car">
-    <w:name w:val="Título 7 Car"/>
-    <w:basedOn w:val="Fuentedeprrafopredeter"/>
-    <w:link w:val="Ttulo7"/>
+  <w:style w:type="character" w:customStyle="1" w:styleId="Heading7Char">
+    <w:name w:val="Heading 7 Char"/>
+    <w:basedOn w:val="DefaultParagraphFont"/>
+    <w:link w:val="Heading7"/>
     <w:uiPriority w:val="9"/>
     <w:rPr>
       <w:rFonts w:ascii="Arial" w:eastAsia="Arial" w:hAnsi="Arial" w:cs="Arial"/>
       <w:color w:val="595959" w:themeColor="text1" w:themeTint="A6"/>
     </w:rPr>
   </w:style>
-  <w:style w:type="character" w:customStyle="1" w:styleId="Ttulo8Car">
-    <w:name w:val="Título 8 Car"/>
-    <w:basedOn w:val="Fuentedeprrafopredeter"/>
-    <w:link w:val="Ttulo8"/>
+  <w:style w:type="character" w:customStyle="1" w:styleId="Heading8Char">
+    <w:name w:val="Heading 8 Char"/>
+    <w:basedOn w:val="DefaultParagraphFont"/>
+    <w:link w:val="Heading8"/>
     <w:uiPriority w:val="9"/>
     <w:rPr>
       <w:rFonts w:ascii="Arial" w:eastAsia="Arial" w:hAnsi="Arial" w:cs="Arial"/>
@@ -42731,10 +42476,10 @@
       <w:color w:val="272727" w:themeColor="text1" w:themeTint="D8"/>
     </w:rPr>
   </w:style>
-  <w:style w:type="character" w:customStyle="1" w:styleId="Ttulo9Car">
-    <w:name w:val="Título 9 Car"/>
-    <w:basedOn w:val="Fuentedeprrafopredeter"/>
-    <w:link w:val="Ttulo9"/>
+  <w:style w:type="character" w:customStyle="1" w:styleId="Heading9Char">
+    <w:name w:val="Heading 9 Char"/>
+    <w:basedOn w:val="DefaultParagraphFont"/>
+    <w:link w:val="Heading9"/>
     <w:uiPriority w:val="9"/>
     <w:rPr>
       <w:rFonts w:ascii="Arial" w:eastAsia="Arial" w:hAnsi="Arial" w:cs="Arial"/>
@@ -42745,7 +42490,7 @@
   </w:style>
   <w:style w:type="character" w:customStyle="1" w:styleId="TitleChar">
     <w:name w:val="Title Char"/>
-    <w:basedOn w:val="Fuentedeprrafopredeter"/>
+    <w:basedOn w:val="DefaultParagraphFont"/>
     <w:uiPriority w:val="10"/>
     <w:rPr>
       <w:rFonts w:ascii="Arial" w:eastAsia="Arial" w:hAnsi="Arial" w:cs="Arial"/>
@@ -42754,11 +42499,11 @@
       <w:szCs w:val="56"/>
     </w:rPr>
   </w:style>
-  <w:style w:type="paragraph" w:styleId="Subttulo">
+  <w:style w:type="paragraph" w:styleId="Subtitle">
     <w:name w:val="Subtitle"/>
     <w:basedOn w:val="Normal"/>
     <w:next w:val="Normal"/>
-    <w:link w:val="SubttuloCar"/>
+    <w:link w:val="SubtitleChar"/>
     <w:uiPriority w:val="11"/>
     <w:qFormat/>
     <w:pPr>
@@ -42773,10 +42518,10 @@
       <w:szCs w:val="28"/>
     </w:rPr>
   </w:style>
-  <w:style w:type="character" w:customStyle="1" w:styleId="SubttuloCar">
-    <w:name w:val="Subtítulo Car"/>
-    <w:basedOn w:val="Fuentedeprrafopredeter"/>
-    <w:link w:val="Subttulo"/>
+  <w:style w:type="character" w:customStyle="1" w:styleId="SubtitleChar">
+    <w:name w:val="Subtitle Char"/>
+    <w:basedOn w:val="DefaultParagraphFont"/>
+    <w:link w:val="Subtitle"/>
     <w:uiPriority w:val="11"/>
     <w:rPr>
       <w:color w:val="595959" w:themeColor="text1" w:themeTint="A6"/>
@@ -42785,11 +42530,11 @@
       <w:szCs w:val="28"/>
     </w:rPr>
   </w:style>
-  <w:style w:type="paragraph" w:styleId="Cita">
+  <w:style w:type="paragraph" w:styleId="Quote">
     <w:name w:val="Quote"/>
     <w:basedOn w:val="Normal"/>
     <w:next w:val="Normal"/>
-    <w:link w:val="CitaCar"/>
+    <w:link w:val="QuoteChar"/>
     <w:uiPriority w:val="29"/>
     <w:qFormat/>
     <w:pPr>
@@ -42802,10 +42547,10 @@
       <w:color w:val="404040" w:themeColor="text1" w:themeTint="BF"/>
     </w:rPr>
   </w:style>
-  <w:style w:type="character" w:customStyle="1" w:styleId="CitaCar">
-    <w:name w:val="Cita Car"/>
-    <w:basedOn w:val="Fuentedeprrafopredeter"/>
-    <w:link w:val="Cita"/>
+  <w:style w:type="character" w:customStyle="1" w:styleId="QuoteChar">
+    <w:name w:val="Quote Char"/>
+    <w:basedOn w:val="DefaultParagraphFont"/>
+    <w:link w:val="Quote"/>
     <w:uiPriority w:val="29"/>
     <w:rPr>
       <w:i/>
@@ -42813,9 +42558,9 @@
       <w:color w:val="404040" w:themeColor="text1" w:themeTint="BF"/>
     </w:rPr>
   </w:style>
-  <w:style w:type="character" w:styleId="nfasisintenso">
+  <w:style w:type="character" w:styleId="IntenseEmphasis">
     <w:name w:val="Intense Emphasis"/>
-    <w:basedOn w:val="Fuentedeprrafopredeter"/>
+    <w:basedOn w:val="DefaultParagraphFont"/>
     <w:uiPriority w:val="21"/>
     <w:qFormat/>
     <w:rPr>
@@ -42824,11 +42569,11 @@
       <w:color w:val="2F5496" w:themeColor="accent1" w:themeShade="BF"/>
     </w:rPr>
   </w:style>
-  <w:style w:type="paragraph" w:styleId="Citadestacada">
+  <w:style w:type="paragraph" w:styleId="IntenseQuote">
     <w:name w:val="Intense Quote"/>
     <w:basedOn w:val="Normal"/>
     <w:next w:val="Normal"/>
-    <w:link w:val="CitadestacadaCar"/>
+    <w:link w:val="IntenseQuoteChar"/>
     <w:uiPriority w:val="30"/>
     <w:qFormat/>
     <w:pPr>
@@ -42846,10 +42591,10 @@
       <w:color w:val="2F5496" w:themeColor="accent1" w:themeShade="BF"/>
     </w:rPr>
   </w:style>
-  <w:style w:type="character" w:customStyle="1" w:styleId="CitadestacadaCar">
-    <w:name w:val="Cita destacada Car"/>
-    <w:basedOn w:val="Fuentedeprrafopredeter"/>
-    <w:link w:val="Citadestacada"/>
+  <w:style w:type="character" w:customStyle="1" w:styleId="IntenseQuoteChar">
+    <w:name w:val="Intense Quote Char"/>
+    <w:basedOn w:val="DefaultParagraphFont"/>
+    <w:link w:val="IntenseQuote"/>
     <w:uiPriority w:val="30"/>
     <w:rPr>
       <w:i/>
@@ -42857,9 +42602,9 @@
       <w:color w:val="2F5496" w:themeColor="accent1" w:themeShade="BF"/>
     </w:rPr>
   </w:style>
-  <w:style w:type="character" w:styleId="Referenciaintensa">
+  <w:style w:type="character" w:styleId="IntenseReference">
     <w:name w:val="Intense Reference"/>
-    <w:basedOn w:val="Fuentedeprrafopredeter"/>
+    <w:basedOn w:val="DefaultParagraphFont"/>
     <w:uiPriority w:val="32"/>
     <w:qFormat/>
     <w:rPr>
@@ -42870,15 +42615,15 @@
       <w:spacing w:val="5"/>
     </w:rPr>
   </w:style>
-  <w:style w:type="paragraph" w:styleId="Sinespaciado">
+  <w:style w:type="paragraph" w:styleId="NoSpacing">
     <w:name w:val="No Spacing"/>
     <w:basedOn w:val="Normal"/>
     <w:uiPriority w:val="1"/>
     <w:qFormat/>
   </w:style>
-  <w:style w:type="character" w:styleId="nfasissutil">
+  <w:style w:type="character" w:styleId="SubtleEmphasis">
     <w:name w:val="Subtle Emphasis"/>
-    <w:basedOn w:val="Fuentedeprrafopredeter"/>
+    <w:basedOn w:val="DefaultParagraphFont"/>
     <w:uiPriority w:val="19"/>
     <w:qFormat/>
     <w:rPr>
@@ -42887,9 +42632,9 @@
       <w:color w:val="404040" w:themeColor="text1" w:themeTint="BF"/>
     </w:rPr>
   </w:style>
-  <w:style w:type="character" w:styleId="nfasis">
+  <w:style w:type="character" w:styleId="Emphasis">
     <w:name w:val="Emphasis"/>
-    <w:basedOn w:val="Fuentedeprrafopredeter"/>
+    <w:basedOn w:val="DefaultParagraphFont"/>
     <w:uiPriority w:val="20"/>
     <w:qFormat/>
     <w:rPr>
@@ -42897,9 +42642,9 @@
       <w:iCs/>
     </w:rPr>
   </w:style>
-  <w:style w:type="character" w:styleId="Textoennegrita">
+  <w:style w:type="character" w:styleId="Strong">
     <w:name w:val="Strong"/>
-    <w:basedOn w:val="Fuentedeprrafopredeter"/>
+    <w:basedOn w:val="DefaultParagraphFont"/>
     <w:uiPriority w:val="22"/>
     <w:qFormat/>
     <w:rPr>
@@ -42907,9 +42652,9 @@
       <w:bCs/>
     </w:rPr>
   </w:style>
-  <w:style w:type="character" w:styleId="Referenciasutil">
+  <w:style w:type="character" w:styleId="SubtleReference">
     <w:name w:val="Subtle Reference"/>
-    <w:basedOn w:val="Fuentedeprrafopredeter"/>
+    <w:basedOn w:val="DefaultParagraphFont"/>
     <w:uiPriority w:val="31"/>
     <w:qFormat/>
     <w:rPr>
@@ -42917,9 +42662,9 @@
       <w:color w:val="5A5A5A" w:themeColor="text1" w:themeTint="A5"/>
     </w:rPr>
   </w:style>
-  <w:style w:type="character" w:styleId="Ttulodellibro">
+  <w:style w:type="character" w:styleId="BookTitle">
     <w:name w:val="Book Title"/>
-    <w:basedOn w:val="Fuentedeprrafopredeter"/>
+    <w:basedOn w:val="DefaultParagraphFont"/>
     <w:uiPriority w:val="33"/>
     <w:qFormat/>
     <w:rPr>
@@ -42932,15 +42677,15 @@
   </w:style>
   <w:style w:type="character" w:customStyle="1" w:styleId="HeaderChar">
     <w:name w:val="Header Char"/>
-    <w:basedOn w:val="Fuentedeprrafopredeter"/>
+    <w:basedOn w:val="DefaultParagraphFont"/>
     <w:uiPriority w:val="99"/>
   </w:style>
   <w:style w:type="character" w:customStyle="1" w:styleId="FooterChar">
     <w:name w:val="Footer Char"/>
-    <w:basedOn w:val="Fuentedeprrafopredeter"/>
+    <w:basedOn w:val="DefaultParagraphFont"/>
     <w:uiPriority w:val="99"/>
   </w:style>
-  <w:style w:type="paragraph" w:styleId="Descripcin">
+  <w:style w:type="paragraph" w:styleId="Caption">
     <w:name w:val="caption"/>
     <w:basedOn w:val="Normal"/>
     <w:next w:val="Normal"/>
@@ -42958,10 +42703,10 @@
       <w:szCs w:val="18"/>
     </w:rPr>
   </w:style>
-  <w:style w:type="paragraph" w:styleId="Textonotapie">
+  <w:style w:type="paragraph" w:styleId="FootnoteText">
     <w:name w:val="footnote text"/>
     <w:basedOn w:val="Normal"/>
-    <w:link w:val="TextonotapieCar"/>
+    <w:link w:val="FootnoteTextChar"/>
     <w:uiPriority w:val="99"/>
     <w:semiHidden/>
     <w:unhideWhenUsed/>
@@ -42970,10 +42715,10 @@
       <w:szCs w:val="20"/>
     </w:rPr>
   </w:style>
-  <w:style w:type="character" w:customStyle="1" w:styleId="TextonotapieCar">
-    <w:name w:val="Texto nota pie Car"/>
-    <w:basedOn w:val="Fuentedeprrafopredeter"/>
-    <w:link w:val="Textonotapie"/>
+  <w:style w:type="character" w:customStyle="1" w:styleId="FootnoteTextChar">
+    <w:name w:val="Footnote Text Char"/>
+    <w:basedOn w:val="DefaultParagraphFont"/>
+    <w:link w:val="FootnoteText"/>
     <w:uiPriority w:val="99"/>
     <w:semiHidden/>
     <w:rPr>
@@ -42981,9 +42726,9 @@
       <w:szCs w:val="20"/>
     </w:rPr>
   </w:style>
-  <w:style w:type="character" w:styleId="Refdenotaalpie">
+  <w:style w:type="character" w:styleId="FootnoteReference">
     <w:name w:val="footnote reference"/>
-    <w:basedOn w:val="Fuentedeprrafopredeter"/>
+    <w:basedOn w:val="DefaultParagraphFont"/>
     <w:uiPriority w:val="99"/>
     <w:semiHidden/>
     <w:unhideWhenUsed/>
@@ -42991,10 +42736,10 @@
       <w:vertAlign w:val="superscript"/>
     </w:rPr>
   </w:style>
-  <w:style w:type="paragraph" w:styleId="Textonotaalfinal">
+  <w:style w:type="paragraph" w:styleId="EndnoteText">
     <w:name w:val="endnote text"/>
     <w:basedOn w:val="Normal"/>
-    <w:link w:val="TextonotaalfinalCar"/>
+    <w:link w:val="EndnoteTextChar"/>
     <w:uiPriority w:val="99"/>
     <w:semiHidden/>
     <w:unhideWhenUsed/>
@@ -43003,10 +42748,10 @@
       <w:szCs w:val="20"/>
     </w:rPr>
   </w:style>
-  <w:style w:type="character" w:customStyle="1" w:styleId="TextonotaalfinalCar">
-    <w:name w:val="Texto nota al final Car"/>
-    <w:basedOn w:val="Fuentedeprrafopredeter"/>
-    <w:link w:val="Textonotaalfinal"/>
+  <w:style w:type="character" w:customStyle="1" w:styleId="EndnoteTextChar">
+    <w:name w:val="Endnote Text Char"/>
+    <w:basedOn w:val="DefaultParagraphFont"/>
+    <w:link w:val="EndnoteText"/>
     <w:uiPriority w:val="99"/>
     <w:semiHidden/>
     <w:rPr>
@@ -43014,9 +42759,9 @@
       <w:szCs w:val="20"/>
     </w:rPr>
   </w:style>
-  <w:style w:type="character" w:styleId="Refdenotaalfinal">
+  <w:style w:type="character" w:styleId="EndnoteReference">
     <w:name w:val="endnote reference"/>
-    <w:basedOn w:val="Fuentedeprrafopredeter"/>
+    <w:basedOn w:val="DefaultParagraphFont"/>
     <w:uiPriority w:val="99"/>
     <w:semiHidden/>
     <w:unhideWhenUsed/>
@@ -43024,9 +42769,9 @@
       <w:vertAlign w:val="superscript"/>
     </w:rPr>
   </w:style>
-  <w:style w:type="character" w:styleId="Hipervnculo">
+  <w:style w:type="character" w:styleId="Hyperlink">
     <w:name w:val="Hyperlink"/>
-    <w:basedOn w:val="Fuentedeprrafopredeter"/>
+    <w:basedOn w:val="DefaultParagraphFont"/>
     <w:uiPriority w:val="99"/>
     <w:unhideWhenUsed/>
     <w:rPr>
@@ -43034,9 +42779,9 @@
       <w:u w:val="single"/>
     </w:rPr>
   </w:style>
-  <w:style w:type="character" w:styleId="Hipervnculovisitado">
+  <w:style w:type="character" w:styleId="FollowedHyperlink">
     <w:name w:val="FollowedHyperlink"/>
-    <w:basedOn w:val="Fuentedeprrafopredeter"/>
+    <w:basedOn w:val="DefaultParagraphFont"/>
     <w:uiPriority w:val="99"/>
     <w:semiHidden/>
     <w:unhideWhenUsed/>
@@ -43045,23 +42790,23 @@
       <w:u w:val="single"/>
     </w:rPr>
   </w:style>
-  <w:style w:type="paragraph" w:styleId="TtuloTDC">
+  <w:style w:type="paragraph" w:styleId="TOCHeading">
     <w:name w:val="TOC Heading"/>
     <w:uiPriority w:val="39"/>
     <w:unhideWhenUsed/>
   </w:style>
-  <w:style w:type="paragraph" w:styleId="Tabladeilustraciones">
+  <w:style w:type="paragraph" w:styleId="TableofFigures">
     <w:name w:val="table of figures"/>
     <w:basedOn w:val="Normal"/>
     <w:next w:val="Normal"/>
     <w:uiPriority w:val="99"/>
     <w:unhideWhenUsed/>
   </w:style>
-  <w:style w:type="paragraph" w:styleId="Ttulo">
+  <w:style w:type="paragraph" w:styleId="Title">
     <w:name w:val="Title"/>
     <w:basedOn w:val="Normal"/>
     <w:next w:val="Normal"/>
-    <w:link w:val="TtuloCar"/>
+    <w:link w:val="TitleChar1"/>
     <w:uiPriority w:val="10"/>
     <w:qFormat/>
     <w:pPr>
@@ -43074,10 +42819,10 @@
       <w:szCs w:val="56"/>
     </w:rPr>
   </w:style>
-  <w:style w:type="character" w:customStyle="1" w:styleId="TtuloCar">
-    <w:name w:val="Título Car"/>
-    <w:basedOn w:val="Fuentedeprrafopredeter"/>
-    <w:link w:val="Ttulo"/>
+  <w:style w:type="character" w:customStyle="1" w:styleId="TitleChar1">
+    <w:name w:val="Title Char1"/>
+    <w:basedOn w:val="DefaultParagraphFont"/>
+    <w:link w:val="Title"/>
     <w:uiPriority w:val="10"/>
     <w:rPr>
       <w:rFonts w:asciiTheme="majorHAnsi" w:eastAsiaTheme="majorEastAsia" w:hAnsiTheme="majorHAnsi" w:cstheme="majorBidi"/>
@@ -43086,10 +42831,10 @@
       <w:szCs w:val="56"/>
     </w:rPr>
   </w:style>
-  <w:style w:type="character" w:customStyle="1" w:styleId="Ttulo1Car">
-    <w:name w:val="Título 1 Car"/>
-    <w:basedOn w:val="Fuentedeprrafopredeter"/>
-    <w:link w:val="Ttulo1"/>
+  <w:style w:type="character" w:customStyle="1" w:styleId="Heading1Char1">
+    <w:name w:val="Heading 1 Char1"/>
+    <w:basedOn w:val="DefaultParagraphFont"/>
+    <w:link w:val="Heading1"/>
     <w:uiPriority w:val="9"/>
     <w:rPr>
       <w:rFonts w:asciiTheme="majorHAnsi" w:eastAsiaTheme="majorEastAsia" w:hAnsiTheme="majorHAnsi" w:cstheme="majorBidi"/>
@@ -43098,7 +42843,7 @@
       <w:szCs w:val="32"/>
     </w:rPr>
   </w:style>
-  <w:style w:type="paragraph" w:styleId="Prrafodelista">
+  <w:style w:type="paragraph" w:styleId="ListParagraph">
     <w:name w:val="List Paragraph"/>
     <w:basedOn w:val="Normal"/>
     <w:uiPriority w:val="34"/>
@@ -43108,10 +42853,10 @@
       <w:contextualSpacing/>
     </w:pPr>
   </w:style>
-  <w:style w:type="character" w:customStyle="1" w:styleId="Ttulo2Car">
-    <w:name w:val="Título 2 Car"/>
-    <w:basedOn w:val="Fuentedeprrafopredeter"/>
-    <w:link w:val="Ttulo2"/>
+  <w:style w:type="character" w:customStyle="1" w:styleId="Heading2Char1">
+    <w:name w:val="Heading 2 Char1"/>
+    <w:basedOn w:val="DefaultParagraphFont"/>
+    <w:link w:val="Heading2"/>
     <w:uiPriority w:val="9"/>
     <w:rPr>
       <w:rFonts w:asciiTheme="majorHAnsi" w:eastAsiaTheme="majorEastAsia" w:hAnsiTheme="majorHAnsi" w:cstheme="majorBidi"/>
@@ -43120,10 +42865,10 @@
       <w:szCs w:val="26"/>
     </w:rPr>
   </w:style>
-  <w:style w:type="paragraph" w:styleId="Encabezado">
+  <w:style w:type="paragraph" w:styleId="Header">
     <w:name w:val="header"/>
     <w:basedOn w:val="Normal"/>
-    <w:link w:val="EncabezadoCar"/>
+    <w:link w:val="HeaderChar1"/>
     <w:uiPriority w:val="99"/>
     <w:unhideWhenUsed/>
     <w:pPr>
@@ -43133,16 +42878,16 @@
       </w:tabs>
     </w:pPr>
   </w:style>
-  <w:style w:type="character" w:customStyle="1" w:styleId="EncabezadoCar">
-    <w:name w:val="Encabezado Car"/>
-    <w:basedOn w:val="Fuentedeprrafopredeter"/>
-    <w:link w:val="Encabezado"/>
+  <w:style w:type="character" w:customStyle="1" w:styleId="HeaderChar1">
+    <w:name w:val="Header Char1"/>
+    <w:basedOn w:val="DefaultParagraphFont"/>
+    <w:link w:val="Header"/>
     <w:uiPriority w:val="99"/>
   </w:style>
-  <w:style w:type="paragraph" w:styleId="Piedepgina">
+  <w:style w:type="paragraph" w:styleId="Footer">
     <w:name w:val="footer"/>
     <w:basedOn w:val="Normal"/>
-    <w:link w:val="PiedepginaCar"/>
+    <w:link w:val="FooterChar1"/>
     <w:uiPriority w:val="99"/>
     <w:unhideWhenUsed/>
     <w:pPr>
@@ -43152,10 +42897,10 @@
       </w:tabs>
     </w:pPr>
   </w:style>
-  <w:style w:type="character" w:customStyle="1" w:styleId="PiedepginaCar">
-    <w:name w:val="Pie de página Car"/>
-    <w:basedOn w:val="Fuentedeprrafopredeter"/>
-    <w:link w:val="Piedepgina"/>
+  <w:style w:type="character" w:customStyle="1" w:styleId="FooterChar1">
+    <w:name w:val="Footer Char1"/>
+    <w:basedOn w:val="DefaultParagraphFont"/>
+    <w:link w:val="Footer"/>
     <w:uiPriority w:val="99"/>
   </w:style>
   <w:style w:type="paragraph" w:customStyle="1" w:styleId="Default">
@@ -43172,9 +42917,9 @@
       <w:lang w:val="es-ES_tradnl"/>
     </w:rPr>
   </w:style>
-  <w:style w:type="character" w:styleId="Mencinsinresolver">
+  <w:style w:type="character" w:styleId="UnresolvedMention">
     <w:name w:val="Unresolved Mention"/>
-    <w:basedOn w:val="Fuentedeprrafopredeter"/>
+    <w:basedOn w:val="DefaultParagraphFont"/>
     <w:uiPriority w:val="99"/>
     <w:semiHidden/>
     <w:unhideWhenUsed/>
@@ -43184,9 +42929,9 @@
       <w:shd w:val="clear" w:color="auto" w:fill="E1DFDD"/>
     </w:rPr>
   </w:style>
-  <w:style w:type="character" w:styleId="CdigoHTML">
+  <w:style w:type="character" w:styleId="HTMLCode">
     <w:name w:val="HTML Code"/>
-    <w:basedOn w:val="Fuentedeprrafopredeter"/>
+    <w:basedOn w:val="DefaultParagraphFont"/>
     <w:uiPriority w:val="99"/>
     <w:semiHidden/>
     <w:unhideWhenUsed/>
@@ -43215,13 +42960,13 @@
   </w:style>
   <w:style w:type="character" w:customStyle="1" w:styleId="apple-converted-space">
     <w:name w:val="apple-converted-space"/>
-    <w:basedOn w:val="Fuentedeprrafopredeter"/>
+    <w:basedOn w:val="DefaultParagraphFont"/>
     <w:rsid w:val="005B2FE9"/>
   </w:style>
-  <w:style w:type="paragraph" w:styleId="HTMLconformatoprevio">
+  <w:style w:type="paragraph" w:styleId="HTMLPreformatted">
     <w:name w:val="HTML Preformatted"/>
     <w:basedOn w:val="Normal"/>
-    <w:link w:val="HTMLconformatoprevioCar"/>
+    <w:link w:val="HTMLPreformattedChar"/>
     <w:uiPriority w:val="99"/>
     <w:semiHidden/>
     <w:unhideWhenUsed/>
@@ -43254,10 +42999,10 @@
       <w14:ligatures w14:val="none"/>
     </w:rPr>
   </w:style>
-  <w:style w:type="character" w:customStyle="1" w:styleId="HTMLconformatoprevioCar">
-    <w:name w:val="HTML con formato previo Car"/>
-    <w:basedOn w:val="Fuentedeprrafopredeter"/>
-    <w:link w:val="HTMLconformatoprevio"/>
+  <w:style w:type="character" w:customStyle="1" w:styleId="HTMLPreformattedChar">
+    <w:name w:val="HTML Preformatted Char"/>
+    <w:basedOn w:val="DefaultParagraphFont"/>
+    <w:link w:val="HTMLPreformatted"/>
     <w:uiPriority w:val="99"/>
     <w:semiHidden/>
     <w:rsid w:val="005B2FE9"/>
@@ -43271,7 +43016,7 @@
   </w:style>
   <w:style w:type="character" w:customStyle="1" w:styleId="token">
     <w:name w:val="token"/>
-    <w:basedOn w:val="Fuentedeprrafopredeter"/>
+    <w:basedOn w:val="DefaultParagraphFont"/>
     <w:rsid w:val="005B2FE9"/>
   </w:style>
 </w:styles>
